--- a/backend/templates/word/special_cover_a3_template.docx
+++ b/backend/templates/word/special_cover_a3_template.docx
@@ -1225,254 +1225,6 @@
           <w:tcPr>
             <w:tcW w:w="294" w:type="dxa"/>
           </w:tcPr>
-          <w:p/>
-        </w:tc>
-        <w:tc>
-          <w:tcPr>
-            <w:tcW w:w="289" w:type="dxa"/>
-          </w:tcPr>
-          <w:p/>
-        </w:tc>
-        <w:tc>
-          <w:tcPr>
-            <w:tcW w:w="288" w:type="dxa"/>
-          </w:tcPr>
-          <w:p/>
-        </w:tc>
-        <w:tc>
-          <w:tcPr>
-            <w:tcW w:w="288" w:type="dxa"/>
-          </w:tcPr>
-          <w:p/>
-        </w:tc>
-        <w:tc>
-          <w:tcPr>
-            <w:tcW w:w="288" w:type="dxa"/>
-          </w:tcPr>
-          <w:p/>
-        </w:tc>
-        <w:tc>
-          <w:tcPr>
-            <w:tcW w:w="288" w:type="dxa"/>
-          </w:tcPr>
-          <w:p/>
-        </w:tc>
-        <w:tc>
-          <w:tcPr>
-            <w:tcW w:w="281" w:type="dxa"/>
-          </w:tcPr>
-          <w:p/>
-        </w:tc>
-        <w:tc>
-          <w:tcPr>
-            <w:tcW w:w="281" w:type="dxa"/>
-          </w:tcPr>
-          <w:p/>
-        </w:tc>
-        <w:tc>
-          <w:tcPr>
-            <w:tcW w:w="288" w:type="dxa"/>
-          </w:tcPr>
-          <w:p/>
-        </w:tc>
-        <w:tc>
-          <w:tcPr>
-            <w:tcW w:w="280" w:type="dxa"/>
-          </w:tcPr>
-          <w:p/>
-        </w:tc>
-        <w:tc>
-          <w:tcPr>
-            <w:tcW w:w="282" w:type="dxa"/>
-          </w:tcPr>
-          <w:p/>
-        </w:tc>
-        <w:tc>
-          <w:tcPr>
-            <w:tcW w:w="282" w:type="dxa"/>
-          </w:tcPr>
-          <w:p/>
-        </w:tc>
-        <w:tc>
-          <w:tcPr>
-            <w:tcW w:w="283" w:type="dxa"/>
-          </w:tcPr>
-          <w:p/>
-        </w:tc>
-        <w:tc>
-          <w:tcPr>
-            <w:tcW w:w="285" w:type="dxa"/>
-          </w:tcPr>
-          <w:p/>
-        </w:tc>
-        <w:tc>
-          <w:tcPr>
-            <w:tcW w:w="285" w:type="dxa"/>
-          </w:tcPr>
-          <w:p/>
-        </w:tc>
-        <w:tc>
-          <w:tcPr>
-            <w:tcW w:w="296" w:type="dxa"/>
-          </w:tcPr>
-          <w:p/>
-        </w:tc>
-        <w:tc>
-          <w:tcPr>
-            <w:tcW w:w="285" w:type="dxa"/>
-          </w:tcPr>
-          <w:p/>
-        </w:tc>
-        <w:tc>
-          <w:tcPr>
-            <w:tcW w:w="285" w:type="dxa"/>
-          </w:tcPr>
-          <w:p/>
-        </w:tc>
-        <w:tc>
-          <w:tcPr>
-            <w:tcW w:w="285" w:type="dxa"/>
-          </w:tcPr>
-          <w:p/>
-        </w:tc>
-        <w:tc>
-          <w:tcPr>
-            <w:tcW w:w="285" w:type="dxa"/>
-            <w:tcBorders>
-              <w:left w:val="nil"/>
-            </w:tcBorders>
-          </w:tcPr>
-          <w:p/>
-        </w:tc>
-        <w:tc>
-          <w:tcPr>
-            <w:tcW w:w="285" w:type="dxa"/>
-          </w:tcPr>
-          <w:p/>
-        </w:tc>
-        <w:tc>
-          <w:tcPr>
-            <w:tcW w:w="284" w:type="dxa"/>
-          </w:tcPr>
-          <w:p/>
-        </w:tc>
-        <w:tc>
-          <w:tcPr>
-            <w:tcW w:w="284" w:type="dxa"/>
-          </w:tcPr>
-          <w:p/>
-        </w:tc>
-        <w:tc>
-          <w:tcPr>
-            <w:tcW w:w="284" w:type="dxa"/>
-          </w:tcPr>
-          <w:p/>
-        </w:tc>
-        <w:tc>
-          <w:tcPr>
-            <w:tcW w:w="283" w:type="dxa"/>
-          </w:tcPr>
-          <w:p/>
-        </w:tc>
-        <w:tc>
-          <w:tcPr>
-            <w:tcW w:w="283" w:type="dxa"/>
-          </w:tcPr>
-          <w:p/>
-        </w:tc>
-        <w:tc>
-          <w:tcPr>
-            <w:tcW w:w="283" w:type="dxa"/>
-          </w:tcPr>
-          <w:p/>
-        </w:tc>
-        <w:tc>
-          <w:tcPr>
-            <w:tcW w:w="284" w:type="dxa"/>
-          </w:tcPr>
-          <w:p/>
-        </w:tc>
-        <w:tc>
-          <w:tcPr>
-            <w:tcW w:w="284" w:type="dxa"/>
-          </w:tcPr>
-          <w:p/>
-        </w:tc>
-        <w:tc>
-          <w:tcPr>
-            <w:tcW w:w="283" w:type="dxa"/>
-          </w:tcPr>
-          <w:p/>
-        </w:tc>
-        <w:tc>
-          <w:tcPr>
-            <w:tcW w:w="283" w:type="dxa"/>
-          </w:tcPr>
-          <w:p/>
-        </w:tc>
-        <w:tc>
-          <w:tcPr>
-            <w:tcW w:w="284" w:type="dxa"/>
-            <w:tcBorders>
-              <w:top w:val="single" w:sz="18" w:space="0" w:color="auto"/>
-            </w:tcBorders>
-          </w:tcPr>
-          <w:p/>
-        </w:tc>
-        <w:tc>
-          <w:tcPr>
-            <w:tcW w:w="284" w:type="dxa"/>
-            <w:tcBorders>
-              <w:top w:val="single" w:sz="18" w:space="0" w:color="auto"/>
-            </w:tcBorders>
-          </w:tcPr>
-          <w:p/>
-        </w:tc>
-        <w:tc>
-          <w:tcPr>
-            <w:tcW w:w="284" w:type="dxa"/>
-            <w:tcBorders>
-              <w:top w:val="single" w:sz="18" w:space="0" w:color="auto"/>
-            </w:tcBorders>
-          </w:tcPr>
-          <w:p/>
-        </w:tc>
-        <w:tc>
-          <w:tcPr>
-            <w:tcW w:w="284" w:type="dxa"/>
-            <w:tcBorders>
-              <w:top w:val="single" w:sz="18" w:space="0" w:color="auto"/>
-            </w:tcBorders>
-          </w:tcPr>
-          <w:p/>
-        </w:tc>
-        <w:tc>
-          <w:tcPr>
-            <w:tcW w:w="284" w:type="dxa"/>
-            <w:tcBorders>
-              <w:top w:val="single" w:sz="18" w:space="0" w:color="auto"/>
-            </w:tcBorders>
-          </w:tcPr>
-          <w:p/>
-        </w:tc>
-        <w:tc>
-          <w:tcPr>
-            <w:tcW w:w="311" w:type="dxa"/>
-            <w:tcBorders>
-              <w:top w:val="single" w:sz="18" w:space="0" w:color="auto"/>
-            </w:tcBorders>
-          </w:tcPr>
-          <w:p/>
-        </w:tc>
-      </w:tr>
-      <w:tr>
-        <w:trPr>
-          <w:trHeight w:val="285"/>
-        </w:trPr>
-        <w:tc>
-          <w:tcPr>
-            <w:tcW w:w="294" w:type="dxa"/>
-          </w:tcPr>
           <w:p>
             <w:r>
               <w:softHyphen/>
@@ -3445,233 +3197,6 @@
         </w:tc>
         <w:tc>
           <w:tcPr>
-            <w:tcW w:w="280" w:type="dxa"/>
-          </w:tcPr>
-          <w:p/>
-        </w:tc>
-        <w:tc>
-          <w:tcPr>
-            <w:tcW w:w="282" w:type="dxa"/>
-          </w:tcPr>
-          <w:p/>
-        </w:tc>
-        <w:tc>
-          <w:tcPr>
-            <w:tcW w:w="282" w:type="dxa"/>
-          </w:tcPr>
-          <w:p/>
-        </w:tc>
-        <w:tc>
-          <w:tcPr>
-            <w:tcW w:w="283" w:type="dxa"/>
-          </w:tcPr>
-          <w:p/>
-        </w:tc>
-        <w:tc>
-          <w:tcPr>
-            <w:tcW w:w="285" w:type="dxa"/>
-          </w:tcPr>
-          <w:p/>
-        </w:tc>
-        <w:tc>
-          <w:tcPr>
-            <w:tcW w:w="285" w:type="dxa"/>
-          </w:tcPr>
-          <w:p/>
-        </w:tc>
-        <w:tc>
-          <w:tcPr>
-            <w:tcW w:w="296" w:type="dxa"/>
-          </w:tcPr>
-          <w:p/>
-        </w:tc>
-        <w:tc>
-          <w:tcPr>
-            <w:tcW w:w="285" w:type="dxa"/>
-          </w:tcPr>
-          <w:p/>
-        </w:tc>
-        <w:tc>
-          <w:tcPr>
-            <w:tcW w:w="285" w:type="dxa"/>
-          </w:tcPr>
-          <w:p/>
-        </w:tc>
-        <w:tc>
-          <w:tcPr>
-            <w:tcW w:w="285" w:type="dxa"/>
-          </w:tcPr>
-          <w:p/>
-        </w:tc>
-        <w:tc>
-          <w:tcPr>
-            <w:tcW w:w="285" w:type="dxa"/>
-          </w:tcPr>
-          <w:p/>
-        </w:tc>
-        <w:tc>
-          <w:tcPr>
-            <w:tcW w:w="285" w:type="dxa"/>
-          </w:tcPr>
-          <w:p/>
-        </w:tc>
-        <w:tc>
-          <w:tcPr>
-            <w:tcW w:w="284" w:type="dxa"/>
-          </w:tcPr>
-          <w:p/>
-        </w:tc>
-        <w:tc>
-          <w:tcPr>
-            <w:tcW w:w="284" w:type="dxa"/>
-          </w:tcPr>
-          <w:p/>
-        </w:tc>
-        <w:tc>
-          <w:tcPr>
-            <w:tcW w:w="284" w:type="dxa"/>
-          </w:tcPr>
-          <w:p/>
-        </w:tc>
-        <w:tc>
-          <w:tcPr>
-            <w:tcW w:w="283" w:type="dxa"/>
-          </w:tcPr>
-          <w:p/>
-        </w:tc>
-        <w:tc>
-          <w:tcPr>
-            <w:tcW w:w="283" w:type="dxa"/>
-          </w:tcPr>
-          <w:p/>
-        </w:tc>
-        <w:tc>
-          <w:tcPr>
-            <w:tcW w:w="283" w:type="dxa"/>
-          </w:tcPr>
-          <w:p/>
-        </w:tc>
-        <w:tc>
-          <w:tcPr>
-            <w:tcW w:w="284" w:type="dxa"/>
-          </w:tcPr>
-          <w:p/>
-        </w:tc>
-        <w:tc>
-          <w:tcPr>
-            <w:tcW w:w="284" w:type="dxa"/>
-          </w:tcPr>
-          <w:p/>
-        </w:tc>
-        <w:tc>
-          <w:tcPr>
-            <w:tcW w:w="283" w:type="dxa"/>
-          </w:tcPr>
-          <w:p/>
-        </w:tc>
-        <w:tc>
-          <w:tcPr>
-            <w:tcW w:w="283" w:type="dxa"/>
-          </w:tcPr>
-          <w:p/>
-        </w:tc>
-        <w:tc>
-          <w:tcPr>
-            <w:tcW w:w="284" w:type="dxa"/>
-          </w:tcPr>
-          <w:p/>
-        </w:tc>
-        <w:tc>
-          <w:tcPr>
-            <w:tcW w:w="284" w:type="dxa"/>
-          </w:tcPr>
-          <w:p/>
-        </w:tc>
-        <w:tc>
-          <w:tcPr>
-            <w:tcW w:w="284" w:type="dxa"/>
-          </w:tcPr>
-          <w:p/>
-        </w:tc>
-        <w:tc>
-          <w:tcPr>
-            <w:tcW w:w="284" w:type="dxa"/>
-          </w:tcPr>
-          <w:p/>
-        </w:tc>
-        <w:tc>
-          <w:tcPr>
-            <w:tcW w:w="284" w:type="dxa"/>
-          </w:tcPr>
-          <w:p/>
-        </w:tc>
-        <w:tc>
-          <w:tcPr>
-            <w:tcW w:w="311" w:type="dxa"/>
-          </w:tcPr>
-          <w:p/>
-        </w:tc>
-      </w:tr>
-      <w:tr>
-        <w:trPr>
-          <w:trHeight w:val="285"/>
-        </w:trPr>
-        <w:tc>
-          <w:tcPr>
-            <w:tcW w:w="294" w:type="dxa"/>
-          </w:tcPr>
-          <w:p/>
-        </w:tc>
-        <w:tc>
-          <w:tcPr>
-            <w:tcW w:w="289" w:type="dxa"/>
-          </w:tcPr>
-          <w:p/>
-        </w:tc>
-        <w:tc>
-          <w:tcPr>
-            <w:tcW w:w="288" w:type="dxa"/>
-          </w:tcPr>
-          <w:p/>
-        </w:tc>
-        <w:tc>
-          <w:tcPr>
-            <w:tcW w:w="288" w:type="dxa"/>
-          </w:tcPr>
-          <w:p/>
-        </w:tc>
-        <w:tc>
-          <w:tcPr>
-            <w:tcW w:w="288" w:type="dxa"/>
-          </w:tcPr>
-          <w:p/>
-        </w:tc>
-        <w:tc>
-          <w:tcPr>
-            <w:tcW w:w="288" w:type="dxa"/>
-          </w:tcPr>
-          <w:p/>
-        </w:tc>
-        <w:tc>
-          <w:tcPr>
-            <w:tcW w:w="281" w:type="dxa"/>
-          </w:tcPr>
-          <w:p/>
-        </w:tc>
-        <w:tc>
-          <w:tcPr>
-            <w:tcW w:w="281" w:type="dxa"/>
-          </w:tcPr>
-          <w:p/>
-        </w:tc>
-        <w:tc>
-          <w:tcPr>
-            <w:tcW w:w="288" w:type="dxa"/>
-          </w:tcPr>
-          <w:p/>
-        </w:tc>
-        <w:tc>
-          <w:tcPr>
             <w:tcW w:w="5403" w:type="dxa"/>
             <w:gridSpan w:val="19"/>
             <w:vMerge w:val="restart"/>
@@ -3932,233 +3457,6 @@
             <w:tcW w:w="5403" w:type="dxa"/>
             <w:gridSpan w:val="19"/>
             <w:vMerge/>
-          </w:tcPr>
-          <w:p/>
-        </w:tc>
-        <w:tc>
-          <w:tcPr>
-            <w:tcW w:w="284" w:type="dxa"/>
-          </w:tcPr>
-          <w:p/>
-        </w:tc>
-        <w:tc>
-          <w:tcPr>
-            <w:tcW w:w="283" w:type="dxa"/>
-          </w:tcPr>
-          <w:p/>
-        </w:tc>
-        <w:tc>
-          <w:tcPr>
-            <w:tcW w:w="283" w:type="dxa"/>
-          </w:tcPr>
-          <w:p/>
-        </w:tc>
-        <w:tc>
-          <w:tcPr>
-            <w:tcW w:w="284" w:type="dxa"/>
-          </w:tcPr>
-          <w:p/>
-        </w:tc>
-        <w:tc>
-          <w:tcPr>
-            <w:tcW w:w="284" w:type="dxa"/>
-          </w:tcPr>
-          <w:p/>
-        </w:tc>
-        <w:tc>
-          <w:tcPr>
-            <w:tcW w:w="284" w:type="dxa"/>
-          </w:tcPr>
-          <w:p/>
-        </w:tc>
-        <w:tc>
-          <w:tcPr>
-            <w:tcW w:w="284" w:type="dxa"/>
-          </w:tcPr>
-          <w:p/>
-        </w:tc>
-        <w:tc>
-          <w:tcPr>
-            <w:tcW w:w="284" w:type="dxa"/>
-          </w:tcPr>
-          <w:p/>
-        </w:tc>
-        <w:tc>
-          <w:tcPr>
-            <w:tcW w:w="311" w:type="dxa"/>
-          </w:tcPr>
-          <w:p/>
-        </w:tc>
-      </w:tr>
-      <w:tr>
-        <w:trPr>
-          <w:trHeight w:val="285"/>
-        </w:trPr>
-        <w:tc>
-          <w:tcPr>
-            <w:tcW w:w="294" w:type="dxa"/>
-          </w:tcPr>
-          <w:p/>
-        </w:tc>
-        <w:tc>
-          <w:tcPr>
-            <w:tcW w:w="289" w:type="dxa"/>
-          </w:tcPr>
-          <w:p/>
-        </w:tc>
-        <w:tc>
-          <w:tcPr>
-            <w:tcW w:w="288" w:type="dxa"/>
-          </w:tcPr>
-          <w:p/>
-        </w:tc>
-        <w:tc>
-          <w:tcPr>
-            <w:tcW w:w="288" w:type="dxa"/>
-          </w:tcPr>
-          <w:p/>
-        </w:tc>
-        <w:tc>
-          <w:tcPr>
-            <w:tcW w:w="288" w:type="dxa"/>
-          </w:tcPr>
-          <w:p/>
-        </w:tc>
-        <w:tc>
-          <w:tcPr>
-            <w:tcW w:w="288" w:type="dxa"/>
-          </w:tcPr>
-          <w:p/>
-        </w:tc>
-        <w:tc>
-          <w:tcPr>
-            <w:tcW w:w="281" w:type="dxa"/>
-          </w:tcPr>
-          <w:p/>
-        </w:tc>
-        <w:tc>
-          <w:tcPr>
-            <w:tcW w:w="281" w:type="dxa"/>
-          </w:tcPr>
-          <w:p/>
-        </w:tc>
-        <w:tc>
-          <w:tcPr>
-            <w:tcW w:w="288" w:type="dxa"/>
-          </w:tcPr>
-          <w:p/>
-        </w:tc>
-        <w:tc>
-          <w:tcPr>
-            <w:tcW w:w="280" w:type="dxa"/>
-          </w:tcPr>
-          <w:p/>
-        </w:tc>
-        <w:tc>
-          <w:tcPr>
-            <w:tcW w:w="282" w:type="dxa"/>
-          </w:tcPr>
-          <w:p/>
-        </w:tc>
-        <w:tc>
-          <w:tcPr>
-            <w:tcW w:w="282" w:type="dxa"/>
-          </w:tcPr>
-          <w:p/>
-        </w:tc>
-        <w:tc>
-          <w:tcPr>
-            <w:tcW w:w="283" w:type="dxa"/>
-          </w:tcPr>
-          <w:p/>
-        </w:tc>
-        <w:tc>
-          <w:tcPr>
-            <w:tcW w:w="285" w:type="dxa"/>
-          </w:tcPr>
-          <w:p/>
-        </w:tc>
-        <w:tc>
-          <w:tcPr>
-            <w:tcW w:w="285" w:type="dxa"/>
-          </w:tcPr>
-          <w:p/>
-        </w:tc>
-        <w:tc>
-          <w:tcPr>
-            <w:tcW w:w="296" w:type="dxa"/>
-          </w:tcPr>
-          <w:p/>
-        </w:tc>
-        <w:tc>
-          <w:tcPr>
-            <w:tcW w:w="285" w:type="dxa"/>
-          </w:tcPr>
-          <w:p/>
-        </w:tc>
-        <w:tc>
-          <w:tcPr>
-            <w:tcW w:w="285" w:type="dxa"/>
-          </w:tcPr>
-          <w:p/>
-        </w:tc>
-        <w:tc>
-          <w:tcPr>
-            <w:tcW w:w="285" w:type="dxa"/>
-          </w:tcPr>
-          <w:p/>
-        </w:tc>
-        <w:tc>
-          <w:tcPr>
-            <w:tcW w:w="285" w:type="dxa"/>
-          </w:tcPr>
-          <w:p/>
-        </w:tc>
-        <w:tc>
-          <w:tcPr>
-            <w:tcW w:w="285" w:type="dxa"/>
-          </w:tcPr>
-          <w:p/>
-        </w:tc>
-        <w:tc>
-          <w:tcPr>
-            <w:tcW w:w="284" w:type="dxa"/>
-          </w:tcPr>
-          <w:p/>
-        </w:tc>
-        <w:tc>
-          <w:tcPr>
-            <w:tcW w:w="284" w:type="dxa"/>
-          </w:tcPr>
-          <w:p/>
-        </w:tc>
-        <w:tc>
-          <w:tcPr>
-            <w:tcW w:w="284" w:type="dxa"/>
-          </w:tcPr>
-          <w:p/>
-        </w:tc>
-        <w:tc>
-          <w:tcPr>
-            <w:tcW w:w="283" w:type="dxa"/>
-          </w:tcPr>
-          <w:p/>
-        </w:tc>
-        <w:tc>
-          <w:tcPr>
-            <w:tcW w:w="283" w:type="dxa"/>
-          </w:tcPr>
-          <w:p/>
-        </w:tc>
-        <w:tc>
-          <w:tcPr>
-            <w:tcW w:w="283" w:type="dxa"/>
-          </w:tcPr>
-          <w:p/>
-        </w:tc>
-        <w:tc>
-          <w:tcPr>
-            <w:tcW w:w="284" w:type="dxa"/>
           </w:tcPr>
           <w:p/>
         </w:tc>

--- a/backend/templates/word/special_cover_a3_template.docx
+++ b/backend/templates/word/special_cover_a3_template.docx
@@ -62,24 +62,181 @@
         </w:trPr>
         <w:tc>
           <w:tcPr>
-            <w:tcW w:w="1735" w:type="dxa"/>
-            <w:gridSpan w:val="6"/>
+            <w:tcW w:w="2016" w:type="dxa"/>
+            <w:gridSpan w:val="7"/>
             <w:vMerge w:val="restart"/>
-            <w:vAlign w:val="center"/>
-          </w:tcPr>
+          </w:tcPr>
+          <w:p>
+            <w:r>
+              <w:rPr>
+                <w:noProof/>
+              </w:rPr>
+              <w:drawing>
+                <wp:inline distT="0" distB="0" distL="0" distR="0" wp14:anchorId="52BC0988" wp14:editId="31E41CB9">
+                  <wp:extent cx="1006359" cy="804184"/>
+                  <wp:effectExtent l="0" t="0" r="3810" b="0"/>
+                  <wp:docPr id="2" name="Рисунок 2"/>
+                  <wp:cNvGraphicFramePr>
+                    <a:graphicFrameLocks xmlns:a="http://schemas.openxmlformats.org/drawingml/2006/main" noChangeAspect="1"/>
+                  </wp:cNvGraphicFramePr>
+                  <a:graphic xmlns:a="http://schemas.openxmlformats.org/drawingml/2006/main">
+                    <a:graphicData uri="http://schemas.openxmlformats.org/drawingml/2006/picture">
+                      <pic:pic xmlns:pic="http://schemas.openxmlformats.org/drawingml/2006/picture">
+                        <pic:nvPicPr>
+                          <pic:cNvPr id="2" name="Рисунок 2"/>
+                          <pic:cNvPicPr>
+                            <a:picLocks noChangeAspect="1" noChangeArrowheads="1"/>
+                          </pic:cNvPicPr>
+                        </pic:nvPicPr>
+                        <pic:blipFill>
+                          <a:blip r:embed="rId4" cstate="print">
+                            <a:extLst>
+                              <a:ext uri="{28A0092B-C50C-407E-A947-70E740481C1C}">
+                                <a14:useLocalDpi xmlns:a14="http://schemas.microsoft.com/office/drawing/2010/main" val="0"/>
+                              </a:ext>
+                            </a:extLst>
+                          </a:blip>
+                          <a:stretch>
+                            <a:fillRect/>
+                          </a:stretch>
+                        </pic:blipFill>
+                        <pic:spPr bwMode="auto">
+                          <a:xfrm>
+                            <a:off x="0" y="0"/>
+                            <a:ext cx="1006359" cy="804184"/>
+                          </a:xfrm>
+                          <a:prstGeom prst="rect">
+                            <a:avLst/>
+                          </a:prstGeom>
+                          <a:noFill/>
+                        </pic:spPr>
+                      </pic:pic>
+                    </a:graphicData>
+                  </a:graphic>
+                </wp:inline>
+              </w:drawing>
+            </w:r>
+          </w:p>
+        </w:tc>
+        <w:tc>
+          <w:tcPr>
+            <w:tcW w:w="281" w:type="dxa"/>
+          </w:tcPr>
+          <w:p/>
+        </w:tc>
+        <w:tc>
+          <w:tcPr>
+            <w:tcW w:w="5975" w:type="dxa"/>
+            <w:gridSpan w:val="21"/>
+            <w:vMerge w:val="restart"/>
+          </w:tcPr>
+          <w:p>
+            <w:pPr>
+              <w:jc w:val="center"/>
+              <w:rPr>
+                <w:rFonts w:ascii="Times New Roman" w:hAnsi="Times New Roman" w:cs="Times New Roman"/>
+                <w:b/>
+                <w:bCs/>
+                <w:sz w:val="24"/>
+                <w:szCs w:val="24"/>
+              </w:rPr>
+            </w:pPr>
+            <w:r>
+              <w:rPr>
+                <w:rFonts w:ascii="Times New Roman" w:hAnsi="Times New Roman" w:cs="Times New Roman"/>
+                <w:b/>
+                <w:bCs/>
+                <w:sz w:val="24"/>
+                <w:szCs w:val="24"/>
+              </w:rPr>
+              <w:t>Всеармейский этап</w:t>
+            </w:r>
+          </w:p>
+          <w:p>
+            <w:pPr>
+              <w:jc w:val="center"/>
+              <w:rPr>
+                <w:rFonts w:ascii="Times New Roman" w:hAnsi="Times New Roman" w:cs="Times New Roman"/>
+                <w:b/>
+                <w:bCs/>
+                <w:sz w:val="24"/>
+                <w:szCs w:val="24"/>
+              </w:rPr>
+            </w:pPr>
+            <w:r>
+              <w:rPr>
+                <w:rFonts w:ascii="Times New Roman" w:hAnsi="Times New Roman" w:cs="Times New Roman"/>
+                <w:b/>
+                <w:bCs/>
+                <w:sz w:val="24"/>
+                <w:szCs w:val="24"/>
+              </w:rPr>
+              <w:t>Международной олимпиады курсантов</w:t>
+            </w:r>
+          </w:p>
+          <w:p>
+            <w:pPr>
+              <w:jc w:val="center"/>
+              <w:rPr>
+                <w:rFonts w:ascii="Times New Roman" w:hAnsi="Times New Roman" w:cs="Times New Roman"/>
+                <w:b/>
+                <w:bCs/>
+                <w:sz w:val="24"/>
+                <w:szCs w:val="24"/>
+              </w:rPr>
+            </w:pPr>
+            <w:r>
+              <w:rPr>
+                <w:rFonts w:ascii="Times New Roman" w:hAnsi="Times New Roman" w:cs="Times New Roman"/>
+                <w:b/>
+                <w:bCs/>
+                <w:sz w:val="24"/>
+                <w:szCs w:val="24"/>
+              </w:rPr>
+              <w:t>образовательных организаций высшего образования</w:t>
+            </w:r>
+          </w:p>
           <w:p>
             <w:pPr>
               <w:jc w:val="center"/>
             </w:pPr>
             <w:r>
               <w:rPr>
+                <w:rFonts w:ascii="Times New Roman" w:hAnsi="Times New Roman" w:cs="Times New Roman"/>
+                <w:b/>
+                <w:bCs/>
+                <w:sz w:val="24"/>
+                <w:szCs w:val="24"/>
+              </w:rPr>
+              <w:t>по математике</w:t>
+            </w:r>
+          </w:p>
+        </w:tc>
+        <w:tc>
+          <w:tcPr>
+            <w:tcW w:w="283" w:type="dxa"/>
+          </w:tcPr>
+          <w:p/>
+        </w:tc>
+        <w:tc>
+          <w:tcPr>
+            <w:tcW w:w="2014" w:type="dxa"/>
+            <w:gridSpan w:val="7"/>
+            <w:vMerge w:val="restart"/>
+          </w:tcPr>
+          <w:p>
+            <w:pPr>
+              <w:jc w:val="right"/>
+            </w:pPr>
+            <w:r>
+              <w:rPr>
                 <w:noProof/>
               </w:rPr>
               <w:drawing>
-                <wp:inline distT="0" distB="0" distL="0" distR="0" wp14:anchorId="52BC0988" wp14:editId="7E92EC1A">
-                  <wp:extent cx="961672" cy="895350"/>
-                  <wp:effectExtent l="0" t="0" r="0" b="0"/>
-                  <wp:docPr id="2" name="Рисунок 2"/>
+                <wp:inline distT="0" distB="0" distL="0" distR="0" wp14:anchorId="77A4D51F" wp14:editId="7BEBCE6E">
+                  <wp:extent cx="905604" cy="843148"/>
+                  <wp:effectExtent l="0" t="0" r="8890" b="0"/>
+                  <wp:docPr id="4" name="Рисунок 4"/>
                   <wp:cNvGraphicFramePr>
                     <a:graphicFrameLocks xmlns:a="http://schemas.openxmlformats.org/drawingml/2006/main" noChangeAspect="1"/>
                   </wp:cNvGraphicFramePr>
@@ -93,7 +250,7 @@
                           </pic:cNvPicPr>
                         </pic:nvPicPr>
                         <pic:blipFill>
-                          <a:blip r:embed="rId4" cstate="print">
+                          <a:blip r:embed="rId5" cstate="print">
                             <a:extLst>
                               <a:ext uri="{28A0092B-C50C-407E-A947-70E740481C1C}">
                                 <a14:useLocalDpi xmlns:a14="http://schemas.microsoft.com/office/drawing/2010/main" val="0"/>
@@ -108,7 +265,7 @@
                         <pic:spPr bwMode="auto">
                           <a:xfrm>
                             <a:off x="0" y="0"/>
-                            <a:ext cx="978036" cy="910585"/>
+                            <a:ext cx="924057" cy="860328"/>
                           </a:xfrm>
                           <a:prstGeom prst="rect">
                             <a:avLst/>
@@ -123,184 +280,6 @@
             </w:r>
           </w:p>
         </w:tc>
-        <w:tc>
-          <w:tcPr>
-            <w:tcW w:w="281" w:type="dxa"/>
-          </w:tcPr>
-          <w:p/>
-        </w:tc>
-        <w:tc>
-          <w:tcPr>
-            <w:tcW w:w="281" w:type="dxa"/>
-          </w:tcPr>
-          <w:p/>
-        </w:tc>
-        <w:tc>
-          <w:tcPr>
-            <w:tcW w:w="288" w:type="dxa"/>
-          </w:tcPr>
-          <w:p/>
-        </w:tc>
-        <w:tc>
-          <w:tcPr>
-            <w:tcW w:w="280" w:type="dxa"/>
-          </w:tcPr>
-          <w:p/>
-        </w:tc>
-        <w:tc>
-          <w:tcPr>
-            <w:tcW w:w="282" w:type="dxa"/>
-          </w:tcPr>
-          <w:p/>
-        </w:tc>
-        <w:tc>
-          <w:tcPr>
-            <w:tcW w:w="282" w:type="dxa"/>
-          </w:tcPr>
-          <w:p/>
-        </w:tc>
-        <w:tc>
-          <w:tcPr>
-            <w:tcW w:w="283" w:type="dxa"/>
-          </w:tcPr>
-          <w:p/>
-        </w:tc>
-        <w:tc>
-          <w:tcPr>
-            <w:tcW w:w="285" w:type="dxa"/>
-          </w:tcPr>
-          <w:p/>
-        </w:tc>
-        <w:tc>
-          <w:tcPr>
-            <w:tcW w:w="285" w:type="dxa"/>
-          </w:tcPr>
-          <w:p/>
-        </w:tc>
-        <w:tc>
-          <w:tcPr>
-            <w:tcW w:w="296" w:type="dxa"/>
-          </w:tcPr>
-          <w:p/>
-        </w:tc>
-        <w:tc>
-          <w:tcPr>
-            <w:tcW w:w="285" w:type="dxa"/>
-          </w:tcPr>
-          <w:p/>
-        </w:tc>
-        <w:tc>
-          <w:tcPr>
-            <w:tcW w:w="285" w:type="dxa"/>
-          </w:tcPr>
-          <w:p/>
-        </w:tc>
-        <w:tc>
-          <w:tcPr>
-            <w:tcW w:w="285" w:type="dxa"/>
-          </w:tcPr>
-          <w:p/>
-        </w:tc>
-        <w:tc>
-          <w:tcPr>
-            <w:tcW w:w="285" w:type="dxa"/>
-            <w:tcBorders>
-              <w:left w:val="nil"/>
-            </w:tcBorders>
-          </w:tcPr>
-          <w:p/>
-        </w:tc>
-        <w:tc>
-          <w:tcPr>
-            <w:tcW w:w="285" w:type="dxa"/>
-          </w:tcPr>
-          <w:p/>
-        </w:tc>
-        <w:tc>
-          <w:tcPr>
-            <w:tcW w:w="284" w:type="dxa"/>
-          </w:tcPr>
-          <w:p/>
-        </w:tc>
-        <w:tc>
-          <w:tcPr>
-            <w:tcW w:w="284" w:type="dxa"/>
-          </w:tcPr>
-          <w:p/>
-        </w:tc>
-        <w:tc>
-          <w:tcPr>
-            <w:tcW w:w="284" w:type="dxa"/>
-          </w:tcPr>
-          <w:p/>
-        </w:tc>
-        <w:tc>
-          <w:tcPr>
-            <w:tcW w:w="283" w:type="dxa"/>
-          </w:tcPr>
-          <w:p/>
-        </w:tc>
-        <w:tc>
-          <w:tcPr>
-            <w:tcW w:w="283" w:type="dxa"/>
-          </w:tcPr>
-          <w:p/>
-        </w:tc>
-        <w:tc>
-          <w:tcPr>
-            <w:tcW w:w="283" w:type="dxa"/>
-          </w:tcPr>
-          <w:p/>
-        </w:tc>
-        <w:tc>
-          <w:tcPr>
-            <w:tcW w:w="284" w:type="dxa"/>
-          </w:tcPr>
-          <w:p/>
-        </w:tc>
-        <w:tc>
-          <w:tcPr>
-            <w:tcW w:w="284" w:type="dxa"/>
-          </w:tcPr>
-          <w:p/>
-        </w:tc>
-        <w:tc>
-          <w:tcPr>
-            <w:tcW w:w="283" w:type="dxa"/>
-          </w:tcPr>
-          <w:p/>
-        </w:tc>
-        <w:tc>
-          <w:tcPr>
-            <w:tcW w:w="283" w:type="dxa"/>
-            <w:tcBorders>
-              <w:right w:val="single" w:sz="18" w:space="0" w:color="auto"/>
-            </w:tcBorders>
-          </w:tcPr>
-          <w:p/>
-        </w:tc>
-        <w:tc>
-          <w:tcPr>
-            <w:tcW w:w="1731" w:type="dxa"/>
-            <w:gridSpan w:val="6"/>
-            <w:vMerge w:val="restart"/>
-            <w:tcBorders>
-              <w:top w:val="single" w:sz="18" w:space="0" w:color="auto"/>
-              <w:left w:val="single" w:sz="18" w:space="0" w:color="auto"/>
-              <w:bottom w:val="single" w:sz="4" w:space="0" w:color="auto"/>
-              <w:right w:val="single" w:sz="18" w:space="0" w:color="auto"/>
-            </w:tcBorders>
-            <w:vAlign w:val="center"/>
-          </w:tcPr>
-          <w:p>
-            <w:pPr>
-              <w:jc w:val="center"/>
-            </w:pPr>
-            <w:r>
-              <w:t>{{QR_IMAGE}}</w:t>
-            </w:r>
-          </w:p>
-        </w:tc>
       </w:tr>
       <w:tr>
         <w:trPr>
@@ -308,8 +287,8 @@
         </w:trPr>
         <w:tc>
           <w:tcPr>
-            <w:tcW w:w="1735" w:type="dxa"/>
-            <w:gridSpan w:val="6"/>
+            <w:tcW w:w="2016" w:type="dxa"/>
+            <w:gridSpan w:val="7"/>
             <w:vMerge/>
           </w:tcPr>
           <w:p/>
@@ -322,165 +301,23 @@
         </w:tc>
         <w:tc>
           <w:tcPr>
-            <w:tcW w:w="281" w:type="dxa"/>
-          </w:tcPr>
-          <w:p/>
-        </w:tc>
-        <w:tc>
-          <w:tcPr>
-            <w:tcW w:w="288" w:type="dxa"/>
-          </w:tcPr>
-          <w:p/>
-        </w:tc>
-        <w:tc>
-          <w:tcPr>
-            <w:tcW w:w="280" w:type="dxa"/>
-          </w:tcPr>
-          <w:p/>
-        </w:tc>
-        <w:tc>
-          <w:tcPr>
-            <w:tcW w:w="282" w:type="dxa"/>
-          </w:tcPr>
-          <w:p/>
-        </w:tc>
-        <w:tc>
-          <w:tcPr>
-            <w:tcW w:w="282" w:type="dxa"/>
-          </w:tcPr>
-          <w:p/>
-        </w:tc>
-        <w:tc>
-          <w:tcPr>
-            <w:tcW w:w="283" w:type="dxa"/>
-          </w:tcPr>
-          <w:p/>
-        </w:tc>
-        <w:tc>
-          <w:tcPr>
-            <w:tcW w:w="285" w:type="dxa"/>
-          </w:tcPr>
-          <w:p/>
-        </w:tc>
-        <w:tc>
-          <w:tcPr>
-            <w:tcW w:w="285" w:type="dxa"/>
-          </w:tcPr>
-          <w:p/>
-        </w:tc>
-        <w:tc>
-          <w:tcPr>
-            <w:tcW w:w="296" w:type="dxa"/>
-          </w:tcPr>
-          <w:p/>
-        </w:tc>
-        <w:tc>
-          <w:tcPr>
-            <w:tcW w:w="285" w:type="dxa"/>
-          </w:tcPr>
-          <w:p/>
-        </w:tc>
-        <w:tc>
-          <w:tcPr>
-            <w:tcW w:w="285" w:type="dxa"/>
-          </w:tcPr>
-          <w:p/>
-        </w:tc>
-        <w:tc>
-          <w:tcPr>
-            <w:tcW w:w="285" w:type="dxa"/>
-          </w:tcPr>
-          <w:p/>
-        </w:tc>
-        <w:tc>
-          <w:tcPr>
-            <w:tcW w:w="285" w:type="dxa"/>
-            <w:tcBorders>
-              <w:left w:val="nil"/>
-            </w:tcBorders>
-          </w:tcPr>
-          <w:p/>
-        </w:tc>
-        <w:tc>
-          <w:tcPr>
-            <w:tcW w:w="285" w:type="dxa"/>
-          </w:tcPr>
-          <w:p/>
-        </w:tc>
-        <w:tc>
-          <w:tcPr>
-            <w:tcW w:w="284" w:type="dxa"/>
-          </w:tcPr>
-          <w:p/>
-        </w:tc>
-        <w:tc>
-          <w:tcPr>
-            <w:tcW w:w="284" w:type="dxa"/>
-          </w:tcPr>
-          <w:p/>
-        </w:tc>
-        <w:tc>
-          <w:tcPr>
-            <w:tcW w:w="284" w:type="dxa"/>
-          </w:tcPr>
-          <w:p/>
-        </w:tc>
-        <w:tc>
-          <w:tcPr>
-            <w:tcW w:w="283" w:type="dxa"/>
-          </w:tcPr>
-          <w:p/>
-        </w:tc>
-        <w:tc>
-          <w:tcPr>
-            <w:tcW w:w="283" w:type="dxa"/>
-          </w:tcPr>
-          <w:p/>
-        </w:tc>
-        <w:tc>
-          <w:tcPr>
-            <w:tcW w:w="283" w:type="dxa"/>
-          </w:tcPr>
-          <w:p/>
-        </w:tc>
-        <w:tc>
-          <w:tcPr>
-            <w:tcW w:w="284" w:type="dxa"/>
-          </w:tcPr>
-          <w:p/>
-        </w:tc>
-        <w:tc>
-          <w:tcPr>
-            <w:tcW w:w="284" w:type="dxa"/>
-          </w:tcPr>
-          <w:p/>
-        </w:tc>
-        <w:tc>
-          <w:tcPr>
-            <w:tcW w:w="283" w:type="dxa"/>
-          </w:tcPr>
-          <w:p/>
-        </w:tc>
-        <w:tc>
-          <w:tcPr>
-            <w:tcW w:w="283" w:type="dxa"/>
-            <w:tcBorders>
-              <w:right w:val="single" w:sz="18" w:space="0" w:color="auto"/>
-            </w:tcBorders>
-          </w:tcPr>
-          <w:p/>
-        </w:tc>
-        <w:tc>
-          <w:tcPr>
-            <w:tcW w:w="1731" w:type="dxa"/>
-            <w:gridSpan w:val="6"/>
+            <w:tcW w:w="5975" w:type="dxa"/>
+            <w:gridSpan w:val="21"/>
             <w:vMerge/>
-            <w:tcBorders>
-              <w:top w:val="single" w:sz="4" w:space="0" w:color="auto"/>
-              <w:left w:val="single" w:sz="18" w:space="0" w:color="auto"/>
-              <w:bottom w:val="single" w:sz="4" w:space="0" w:color="auto"/>
-              <w:right w:val="single" w:sz="18" w:space="0" w:color="auto"/>
-            </w:tcBorders>
+          </w:tcPr>
+          <w:p/>
+        </w:tc>
+        <w:tc>
+          <w:tcPr>
+            <w:tcW w:w="283" w:type="dxa"/>
+          </w:tcPr>
+          <w:p/>
+        </w:tc>
+        <w:tc>
+          <w:tcPr>
+            <w:tcW w:w="2014" w:type="dxa"/>
+            <w:gridSpan w:val="7"/>
+            <w:vMerge/>
           </w:tcPr>
           <w:p/>
         </w:tc>
@@ -491,8 +328,8 @@
         </w:trPr>
         <w:tc>
           <w:tcPr>
-            <w:tcW w:w="1735" w:type="dxa"/>
-            <w:gridSpan w:val="6"/>
+            <w:tcW w:w="2016" w:type="dxa"/>
+            <w:gridSpan w:val="7"/>
             <w:vMerge/>
           </w:tcPr>
           <w:p/>
@@ -505,165 +342,23 @@
         </w:tc>
         <w:tc>
           <w:tcPr>
-            <w:tcW w:w="281" w:type="dxa"/>
-          </w:tcPr>
-          <w:p/>
-        </w:tc>
-        <w:tc>
-          <w:tcPr>
-            <w:tcW w:w="288" w:type="dxa"/>
-          </w:tcPr>
-          <w:p/>
-        </w:tc>
-        <w:tc>
-          <w:tcPr>
-            <w:tcW w:w="280" w:type="dxa"/>
-          </w:tcPr>
-          <w:p/>
-        </w:tc>
-        <w:tc>
-          <w:tcPr>
-            <w:tcW w:w="282" w:type="dxa"/>
-          </w:tcPr>
-          <w:p/>
-        </w:tc>
-        <w:tc>
-          <w:tcPr>
-            <w:tcW w:w="282" w:type="dxa"/>
-          </w:tcPr>
-          <w:p/>
-        </w:tc>
-        <w:tc>
-          <w:tcPr>
-            <w:tcW w:w="283" w:type="dxa"/>
-          </w:tcPr>
-          <w:p/>
-        </w:tc>
-        <w:tc>
-          <w:tcPr>
-            <w:tcW w:w="285" w:type="dxa"/>
-          </w:tcPr>
-          <w:p/>
-        </w:tc>
-        <w:tc>
-          <w:tcPr>
-            <w:tcW w:w="285" w:type="dxa"/>
-          </w:tcPr>
-          <w:p/>
-        </w:tc>
-        <w:tc>
-          <w:tcPr>
-            <w:tcW w:w="296" w:type="dxa"/>
-          </w:tcPr>
-          <w:p/>
-        </w:tc>
-        <w:tc>
-          <w:tcPr>
-            <w:tcW w:w="285" w:type="dxa"/>
-          </w:tcPr>
-          <w:p/>
-        </w:tc>
-        <w:tc>
-          <w:tcPr>
-            <w:tcW w:w="285" w:type="dxa"/>
-          </w:tcPr>
-          <w:p/>
-        </w:tc>
-        <w:tc>
-          <w:tcPr>
-            <w:tcW w:w="285" w:type="dxa"/>
-          </w:tcPr>
-          <w:p/>
-        </w:tc>
-        <w:tc>
-          <w:tcPr>
-            <w:tcW w:w="285" w:type="dxa"/>
-            <w:tcBorders>
-              <w:left w:val="nil"/>
-            </w:tcBorders>
-          </w:tcPr>
-          <w:p/>
-        </w:tc>
-        <w:tc>
-          <w:tcPr>
-            <w:tcW w:w="285" w:type="dxa"/>
-          </w:tcPr>
-          <w:p/>
-        </w:tc>
-        <w:tc>
-          <w:tcPr>
-            <w:tcW w:w="284" w:type="dxa"/>
-          </w:tcPr>
-          <w:p/>
-        </w:tc>
-        <w:tc>
-          <w:tcPr>
-            <w:tcW w:w="284" w:type="dxa"/>
-          </w:tcPr>
-          <w:p/>
-        </w:tc>
-        <w:tc>
-          <w:tcPr>
-            <w:tcW w:w="284" w:type="dxa"/>
-          </w:tcPr>
-          <w:p/>
-        </w:tc>
-        <w:tc>
-          <w:tcPr>
-            <w:tcW w:w="283" w:type="dxa"/>
-          </w:tcPr>
-          <w:p/>
-        </w:tc>
-        <w:tc>
-          <w:tcPr>
-            <w:tcW w:w="283" w:type="dxa"/>
-          </w:tcPr>
-          <w:p/>
-        </w:tc>
-        <w:tc>
-          <w:tcPr>
-            <w:tcW w:w="283" w:type="dxa"/>
-          </w:tcPr>
-          <w:p/>
-        </w:tc>
-        <w:tc>
-          <w:tcPr>
-            <w:tcW w:w="284" w:type="dxa"/>
-          </w:tcPr>
-          <w:p/>
-        </w:tc>
-        <w:tc>
-          <w:tcPr>
-            <w:tcW w:w="284" w:type="dxa"/>
-          </w:tcPr>
-          <w:p/>
-        </w:tc>
-        <w:tc>
-          <w:tcPr>
-            <w:tcW w:w="283" w:type="dxa"/>
-          </w:tcPr>
-          <w:p/>
-        </w:tc>
-        <w:tc>
-          <w:tcPr>
-            <w:tcW w:w="283" w:type="dxa"/>
-            <w:tcBorders>
-              <w:right w:val="single" w:sz="18" w:space="0" w:color="auto"/>
-            </w:tcBorders>
-          </w:tcPr>
-          <w:p/>
-        </w:tc>
-        <w:tc>
-          <w:tcPr>
-            <w:tcW w:w="1731" w:type="dxa"/>
-            <w:gridSpan w:val="6"/>
+            <w:tcW w:w="5975" w:type="dxa"/>
+            <w:gridSpan w:val="21"/>
             <w:vMerge/>
-            <w:tcBorders>
-              <w:top w:val="single" w:sz="4" w:space="0" w:color="auto"/>
-              <w:left w:val="single" w:sz="18" w:space="0" w:color="auto"/>
-              <w:bottom w:val="single" w:sz="4" w:space="0" w:color="auto"/>
-              <w:right w:val="single" w:sz="18" w:space="0" w:color="auto"/>
-            </w:tcBorders>
+          </w:tcPr>
+          <w:p/>
+        </w:tc>
+        <w:tc>
+          <w:tcPr>
+            <w:tcW w:w="283" w:type="dxa"/>
+          </w:tcPr>
+          <w:p/>
+        </w:tc>
+        <w:tc>
+          <w:tcPr>
+            <w:tcW w:w="2014" w:type="dxa"/>
+            <w:gridSpan w:val="7"/>
+            <w:vMerge/>
           </w:tcPr>
           <w:p/>
         </w:tc>
@@ -674,8 +369,8 @@
         </w:trPr>
         <w:tc>
           <w:tcPr>
-            <w:tcW w:w="1735" w:type="dxa"/>
-            <w:gridSpan w:val="6"/>
+            <w:tcW w:w="2016" w:type="dxa"/>
+            <w:gridSpan w:val="7"/>
             <w:vMerge/>
           </w:tcPr>
           <w:p/>
@@ -688,165 +383,23 @@
         </w:tc>
         <w:tc>
           <w:tcPr>
-            <w:tcW w:w="281" w:type="dxa"/>
-          </w:tcPr>
-          <w:p/>
-        </w:tc>
-        <w:tc>
-          <w:tcPr>
-            <w:tcW w:w="288" w:type="dxa"/>
-          </w:tcPr>
-          <w:p/>
-        </w:tc>
-        <w:tc>
-          <w:tcPr>
-            <w:tcW w:w="280" w:type="dxa"/>
-          </w:tcPr>
-          <w:p/>
-        </w:tc>
-        <w:tc>
-          <w:tcPr>
-            <w:tcW w:w="282" w:type="dxa"/>
-          </w:tcPr>
-          <w:p/>
-        </w:tc>
-        <w:tc>
-          <w:tcPr>
-            <w:tcW w:w="282" w:type="dxa"/>
-          </w:tcPr>
-          <w:p/>
-        </w:tc>
-        <w:tc>
-          <w:tcPr>
-            <w:tcW w:w="283" w:type="dxa"/>
-          </w:tcPr>
-          <w:p/>
-        </w:tc>
-        <w:tc>
-          <w:tcPr>
-            <w:tcW w:w="285" w:type="dxa"/>
-          </w:tcPr>
-          <w:p/>
-        </w:tc>
-        <w:tc>
-          <w:tcPr>
-            <w:tcW w:w="285" w:type="dxa"/>
-          </w:tcPr>
-          <w:p/>
-        </w:tc>
-        <w:tc>
-          <w:tcPr>
-            <w:tcW w:w="296" w:type="dxa"/>
-          </w:tcPr>
-          <w:p/>
-        </w:tc>
-        <w:tc>
-          <w:tcPr>
-            <w:tcW w:w="285" w:type="dxa"/>
-          </w:tcPr>
-          <w:p/>
-        </w:tc>
-        <w:tc>
-          <w:tcPr>
-            <w:tcW w:w="285" w:type="dxa"/>
-          </w:tcPr>
-          <w:p/>
-        </w:tc>
-        <w:tc>
-          <w:tcPr>
-            <w:tcW w:w="285" w:type="dxa"/>
-          </w:tcPr>
-          <w:p/>
-        </w:tc>
-        <w:tc>
-          <w:tcPr>
-            <w:tcW w:w="285" w:type="dxa"/>
-            <w:tcBorders>
-              <w:left w:val="nil"/>
-            </w:tcBorders>
-          </w:tcPr>
-          <w:p/>
-        </w:tc>
-        <w:tc>
-          <w:tcPr>
-            <w:tcW w:w="285" w:type="dxa"/>
-          </w:tcPr>
-          <w:p/>
-        </w:tc>
-        <w:tc>
-          <w:tcPr>
-            <w:tcW w:w="284" w:type="dxa"/>
-          </w:tcPr>
-          <w:p/>
-        </w:tc>
-        <w:tc>
-          <w:tcPr>
-            <w:tcW w:w="284" w:type="dxa"/>
-          </w:tcPr>
-          <w:p/>
-        </w:tc>
-        <w:tc>
-          <w:tcPr>
-            <w:tcW w:w="284" w:type="dxa"/>
-          </w:tcPr>
-          <w:p/>
-        </w:tc>
-        <w:tc>
-          <w:tcPr>
-            <w:tcW w:w="283" w:type="dxa"/>
-          </w:tcPr>
-          <w:p/>
-        </w:tc>
-        <w:tc>
-          <w:tcPr>
-            <w:tcW w:w="283" w:type="dxa"/>
-          </w:tcPr>
-          <w:p/>
-        </w:tc>
-        <w:tc>
-          <w:tcPr>
-            <w:tcW w:w="283" w:type="dxa"/>
-          </w:tcPr>
-          <w:p/>
-        </w:tc>
-        <w:tc>
-          <w:tcPr>
-            <w:tcW w:w="284" w:type="dxa"/>
-          </w:tcPr>
-          <w:p/>
-        </w:tc>
-        <w:tc>
-          <w:tcPr>
-            <w:tcW w:w="284" w:type="dxa"/>
-          </w:tcPr>
-          <w:p/>
-        </w:tc>
-        <w:tc>
-          <w:tcPr>
-            <w:tcW w:w="283" w:type="dxa"/>
-          </w:tcPr>
-          <w:p/>
-        </w:tc>
-        <w:tc>
-          <w:tcPr>
-            <w:tcW w:w="283" w:type="dxa"/>
-            <w:tcBorders>
-              <w:right w:val="single" w:sz="18" w:space="0" w:color="auto"/>
-            </w:tcBorders>
-          </w:tcPr>
-          <w:p/>
-        </w:tc>
-        <w:tc>
-          <w:tcPr>
-            <w:tcW w:w="1731" w:type="dxa"/>
-            <w:gridSpan w:val="6"/>
+            <w:tcW w:w="5975" w:type="dxa"/>
+            <w:gridSpan w:val="21"/>
             <w:vMerge/>
-            <w:tcBorders>
-              <w:top w:val="single" w:sz="4" w:space="0" w:color="auto"/>
-              <w:left w:val="single" w:sz="18" w:space="0" w:color="auto"/>
-              <w:bottom w:val="single" w:sz="4" w:space="0" w:color="auto"/>
-              <w:right w:val="single" w:sz="18" w:space="0" w:color="auto"/>
-            </w:tcBorders>
+          </w:tcPr>
+          <w:p/>
+        </w:tc>
+        <w:tc>
+          <w:tcPr>
+            <w:tcW w:w="283" w:type="dxa"/>
+          </w:tcPr>
+          <w:p/>
+        </w:tc>
+        <w:tc>
+          <w:tcPr>
+            <w:tcW w:w="2014" w:type="dxa"/>
+            <w:gridSpan w:val="7"/>
+            <w:vMerge/>
           </w:tcPr>
           <w:p/>
         </w:tc>
@@ -857,8 +410,8 @@
         </w:trPr>
         <w:tc>
           <w:tcPr>
-            <w:tcW w:w="1735" w:type="dxa"/>
-            <w:gridSpan w:val="6"/>
+            <w:tcW w:w="2016" w:type="dxa"/>
+            <w:gridSpan w:val="7"/>
             <w:vMerge/>
           </w:tcPr>
           <w:p/>
@@ -871,165 +424,23 @@
         </w:tc>
         <w:tc>
           <w:tcPr>
-            <w:tcW w:w="281" w:type="dxa"/>
-          </w:tcPr>
-          <w:p/>
-        </w:tc>
-        <w:tc>
-          <w:tcPr>
-            <w:tcW w:w="288" w:type="dxa"/>
-          </w:tcPr>
-          <w:p/>
-        </w:tc>
-        <w:tc>
-          <w:tcPr>
-            <w:tcW w:w="280" w:type="dxa"/>
-          </w:tcPr>
-          <w:p/>
-        </w:tc>
-        <w:tc>
-          <w:tcPr>
-            <w:tcW w:w="282" w:type="dxa"/>
-          </w:tcPr>
-          <w:p/>
-        </w:tc>
-        <w:tc>
-          <w:tcPr>
-            <w:tcW w:w="282" w:type="dxa"/>
-          </w:tcPr>
-          <w:p/>
-        </w:tc>
-        <w:tc>
-          <w:tcPr>
-            <w:tcW w:w="283" w:type="dxa"/>
-          </w:tcPr>
-          <w:p/>
-        </w:tc>
-        <w:tc>
-          <w:tcPr>
-            <w:tcW w:w="285" w:type="dxa"/>
-          </w:tcPr>
-          <w:p/>
-        </w:tc>
-        <w:tc>
-          <w:tcPr>
-            <w:tcW w:w="285" w:type="dxa"/>
-          </w:tcPr>
-          <w:p/>
-        </w:tc>
-        <w:tc>
-          <w:tcPr>
-            <w:tcW w:w="296" w:type="dxa"/>
-          </w:tcPr>
-          <w:p/>
-        </w:tc>
-        <w:tc>
-          <w:tcPr>
-            <w:tcW w:w="285" w:type="dxa"/>
-          </w:tcPr>
-          <w:p/>
-        </w:tc>
-        <w:tc>
-          <w:tcPr>
-            <w:tcW w:w="285" w:type="dxa"/>
-          </w:tcPr>
-          <w:p/>
-        </w:tc>
-        <w:tc>
-          <w:tcPr>
-            <w:tcW w:w="285" w:type="dxa"/>
-          </w:tcPr>
-          <w:p/>
-        </w:tc>
-        <w:tc>
-          <w:tcPr>
-            <w:tcW w:w="285" w:type="dxa"/>
-            <w:tcBorders>
-              <w:left w:val="nil"/>
-            </w:tcBorders>
-          </w:tcPr>
-          <w:p/>
-        </w:tc>
-        <w:tc>
-          <w:tcPr>
-            <w:tcW w:w="285" w:type="dxa"/>
-          </w:tcPr>
-          <w:p/>
-        </w:tc>
-        <w:tc>
-          <w:tcPr>
-            <w:tcW w:w="284" w:type="dxa"/>
-          </w:tcPr>
-          <w:p/>
-        </w:tc>
-        <w:tc>
-          <w:tcPr>
-            <w:tcW w:w="284" w:type="dxa"/>
-          </w:tcPr>
-          <w:p/>
-        </w:tc>
-        <w:tc>
-          <w:tcPr>
-            <w:tcW w:w="284" w:type="dxa"/>
-          </w:tcPr>
-          <w:p/>
-        </w:tc>
-        <w:tc>
-          <w:tcPr>
-            <w:tcW w:w="283" w:type="dxa"/>
-          </w:tcPr>
-          <w:p/>
-        </w:tc>
-        <w:tc>
-          <w:tcPr>
-            <w:tcW w:w="283" w:type="dxa"/>
-          </w:tcPr>
-          <w:p/>
-        </w:tc>
-        <w:tc>
-          <w:tcPr>
-            <w:tcW w:w="283" w:type="dxa"/>
-          </w:tcPr>
-          <w:p/>
-        </w:tc>
-        <w:tc>
-          <w:tcPr>
-            <w:tcW w:w="284" w:type="dxa"/>
-          </w:tcPr>
-          <w:p/>
-        </w:tc>
-        <w:tc>
-          <w:tcPr>
-            <w:tcW w:w="284" w:type="dxa"/>
-          </w:tcPr>
-          <w:p/>
-        </w:tc>
-        <w:tc>
-          <w:tcPr>
-            <w:tcW w:w="283" w:type="dxa"/>
-          </w:tcPr>
-          <w:p/>
-        </w:tc>
-        <w:tc>
-          <w:tcPr>
-            <w:tcW w:w="283" w:type="dxa"/>
-            <w:tcBorders>
-              <w:right w:val="single" w:sz="18" w:space="0" w:color="auto"/>
-            </w:tcBorders>
-          </w:tcPr>
-          <w:p/>
-        </w:tc>
-        <w:tc>
-          <w:tcPr>
-            <w:tcW w:w="1731" w:type="dxa"/>
-            <w:gridSpan w:val="6"/>
+            <w:tcW w:w="5975" w:type="dxa"/>
+            <w:gridSpan w:val="21"/>
             <w:vMerge/>
-            <w:tcBorders>
-              <w:top w:val="single" w:sz="4" w:space="0" w:color="auto"/>
-              <w:left w:val="single" w:sz="18" w:space="0" w:color="auto"/>
-              <w:bottom w:val="single" w:sz="4" w:space="0" w:color="auto"/>
-              <w:right w:val="single" w:sz="18" w:space="0" w:color="auto"/>
-            </w:tcBorders>
+          </w:tcPr>
+          <w:p/>
+        </w:tc>
+        <w:tc>
+          <w:tcPr>
+            <w:tcW w:w="283" w:type="dxa"/>
+          </w:tcPr>
+          <w:p/>
+        </w:tc>
+        <w:tc>
+          <w:tcPr>
+            <w:tcW w:w="2014" w:type="dxa"/>
+            <w:gridSpan w:val="7"/>
+            <w:vMerge/>
           </w:tcPr>
           <w:p/>
         </w:tc>
@@ -1040,8 +451,8 @@
         </w:trPr>
         <w:tc>
           <w:tcPr>
-            <w:tcW w:w="1735" w:type="dxa"/>
-            <w:gridSpan w:val="6"/>
+            <w:tcW w:w="2016" w:type="dxa"/>
+            <w:gridSpan w:val="7"/>
             <w:vMerge/>
           </w:tcPr>
           <w:p/>
@@ -1054,12 +465,6 @@
         </w:tc>
         <w:tc>
           <w:tcPr>
-            <w:tcW w:w="281" w:type="dxa"/>
-          </w:tcPr>
-          <w:p/>
-        </w:tc>
-        <w:tc>
-          <w:tcPr>
             <w:tcW w:w="288" w:type="dxa"/>
           </w:tcPr>
           <w:p/>
@@ -1127,92 +532,74 @@
         <w:tc>
           <w:tcPr>
             <w:tcW w:w="285" w:type="dxa"/>
-            <w:tcBorders>
-              <w:left w:val="nil"/>
-            </w:tcBorders>
-          </w:tcPr>
-          <w:p/>
-        </w:tc>
-        <w:tc>
-          <w:tcPr>
-            <w:tcW w:w="285" w:type="dxa"/>
-          </w:tcPr>
-          <w:p/>
-        </w:tc>
-        <w:tc>
-          <w:tcPr>
-            <w:tcW w:w="284" w:type="dxa"/>
-          </w:tcPr>
-          <w:p/>
-        </w:tc>
-        <w:tc>
-          <w:tcPr>
-            <w:tcW w:w="284" w:type="dxa"/>
-          </w:tcPr>
-          <w:p/>
-        </w:tc>
-        <w:tc>
-          <w:tcPr>
-            <w:tcW w:w="284" w:type="dxa"/>
-          </w:tcPr>
-          <w:p/>
-        </w:tc>
-        <w:tc>
-          <w:tcPr>
-            <w:tcW w:w="283" w:type="dxa"/>
-          </w:tcPr>
-          <w:p/>
-        </w:tc>
-        <w:tc>
-          <w:tcPr>
-            <w:tcW w:w="283" w:type="dxa"/>
-          </w:tcPr>
-          <w:p/>
-        </w:tc>
-        <w:tc>
-          <w:tcPr>
-            <w:tcW w:w="283" w:type="dxa"/>
-          </w:tcPr>
-          <w:p/>
-        </w:tc>
-        <w:tc>
-          <w:tcPr>
-            <w:tcW w:w="284" w:type="dxa"/>
-          </w:tcPr>
-          <w:p/>
-        </w:tc>
-        <w:tc>
-          <w:tcPr>
-            <w:tcW w:w="284" w:type="dxa"/>
-          </w:tcPr>
-          <w:p/>
-        </w:tc>
-        <w:tc>
-          <w:tcPr>
-            <w:tcW w:w="283" w:type="dxa"/>
-          </w:tcPr>
-          <w:p/>
-        </w:tc>
-        <w:tc>
-          <w:tcPr>
-            <w:tcW w:w="283" w:type="dxa"/>
-            <w:tcBorders>
-              <w:right w:val="single" w:sz="18" w:space="0" w:color="auto"/>
-            </w:tcBorders>
-          </w:tcPr>
-          <w:p/>
-        </w:tc>
-        <w:tc>
-          <w:tcPr>
-            <w:tcW w:w="1731" w:type="dxa"/>
-            <w:gridSpan w:val="6"/>
+          </w:tcPr>
+          <w:p/>
+        </w:tc>
+        <w:tc>
+          <w:tcPr>
+            <w:tcW w:w="285" w:type="dxa"/>
+          </w:tcPr>
+          <w:p/>
+        </w:tc>
+        <w:tc>
+          <w:tcPr>
+            <w:tcW w:w="284" w:type="dxa"/>
+          </w:tcPr>
+          <w:p/>
+        </w:tc>
+        <w:tc>
+          <w:tcPr>
+            <w:tcW w:w="284" w:type="dxa"/>
+          </w:tcPr>
+          <w:p/>
+        </w:tc>
+        <w:tc>
+          <w:tcPr>
+            <w:tcW w:w="284" w:type="dxa"/>
+          </w:tcPr>
+          <w:p/>
+        </w:tc>
+        <w:tc>
+          <w:tcPr>
+            <w:tcW w:w="283" w:type="dxa"/>
+          </w:tcPr>
+          <w:p/>
+        </w:tc>
+        <w:tc>
+          <w:tcPr>
+            <w:tcW w:w="283" w:type="dxa"/>
+          </w:tcPr>
+          <w:p/>
+        </w:tc>
+        <w:tc>
+          <w:tcPr>
+            <w:tcW w:w="283" w:type="dxa"/>
+          </w:tcPr>
+          <w:p/>
+        </w:tc>
+        <w:tc>
+          <w:tcPr>
+            <w:tcW w:w="284" w:type="dxa"/>
+          </w:tcPr>
+          <w:p/>
+        </w:tc>
+        <w:tc>
+          <w:tcPr>
+            <w:tcW w:w="284" w:type="dxa"/>
+          </w:tcPr>
+          <w:p/>
+        </w:tc>
+        <w:tc>
+          <w:tcPr>
+            <w:tcW w:w="283" w:type="dxa"/>
+          </w:tcPr>
+          <w:p/>
+        </w:tc>
+        <w:tc>
+          <w:tcPr>
+            <w:tcW w:w="2014" w:type="dxa"/>
+            <w:gridSpan w:val="7"/>
             <w:vMerge/>
-            <w:tcBorders>
-              <w:top w:val="single" w:sz="4" w:space="0" w:color="auto"/>
-              <w:left w:val="single" w:sz="18" w:space="0" w:color="auto"/>
-              <w:bottom w:val="single" w:sz="4" w:space="0" w:color="auto"/>
-              <w:right w:val="single" w:sz="18" w:space="0" w:color="auto"/>
-            </w:tcBorders>
           </w:tcPr>
           <w:p/>
         </w:tc>
@@ -1223,41 +610,8 @@
         </w:trPr>
         <w:tc>
           <w:tcPr>
-            <w:tcW w:w="294" w:type="dxa"/>
-          </w:tcPr>
-          <w:p>
-            <w:r>
-              <w:softHyphen/>
-            </w:r>
-          </w:p>
-        </w:tc>
-        <w:tc>
-          <w:tcPr>
-            <w:tcW w:w="289" w:type="dxa"/>
-          </w:tcPr>
-          <w:p/>
-        </w:tc>
-        <w:tc>
-          <w:tcPr>
-            <w:tcW w:w="288" w:type="dxa"/>
-          </w:tcPr>
-          <w:p/>
-        </w:tc>
-        <w:tc>
-          <w:tcPr>
-            <w:tcW w:w="288" w:type="dxa"/>
-          </w:tcPr>
-          <w:p/>
-        </w:tc>
-        <w:tc>
-          <w:tcPr>
-            <w:tcW w:w="288" w:type="dxa"/>
-          </w:tcPr>
-          <w:p/>
-        </w:tc>
-        <w:tc>
-          <w:tcPr>
-            <w:tcW w:w="288" w:type="dxa"/>
+            <w:tcW w:w="2016" w:type="dxa"/>
+            <w:gridSpan w:val="7"/>
           </w:tcPr>
           <w:p/>
         </w:tc>
@@ -1269,12 +623,6 @@
         </w:tc>
         <w:tc>
           <w:tcPr>
-            <w:tcW w:w="281" w:type="dxa"/>
-          </w:tcPr>
-          <w:p/>
-        </w:tc>
-        <w:tc>
-          <w:tcPr>
             <w:tcW w:w="288" w:type="dxa"/>
           </w:tcPr>
           <w:p/>
@@ -1305,144 +653,110 @@
         </w:tc>
         <w:tc>
           <w:tcPr>
-            <w:tcW w:w="3143" w:type="dxa"/>
-            <w:gridSpan w:val="11"/>
-            <w:vMerge w:val="restart"/>
-            <w:vAlign w:val="center"/>
-          </w:tcPr>
-          <w:p>
-            <w:pPr>
-              <w:jc w:val="center"/>
-            </w:pPr>
-            <w:r>
-              <w:rPr>
-                <w:noProof/>
-              </w:rPr>
-              <w:drawing>
-                <wp:inline distT="0" distB="0" distL="0" distR="0" wp14:anchorId="245F0173" wp14:editId="0E4DD1A4">
-                  <wp:extent cx="1784224" cy="1520469"/>
-                  <wp:effectExtent l="0" t="0" r="6985" b="3810"/>
-                  <wp:docPr id="1" name="Рисунок 1"/>
-                  <wp:cNvGraphicFramePr>
-                    <a:graphicFrameLocks xmlns:a="http://schemas.openxmlformats.org/drawingml/2006/main" noChangeAspect="1"/>
-                  </wp:cNvGraphicFramePr>
-                  <a:graphic xmlns:a="http://schemas.openxmlformats.org/drawingml/2006/main">
-                    <a:graphicData uri="http://schemas.openxmlformats.org/drawingml/2006/picture">
-                      <pic:pic xmlns:pic="http://schemas.openxmlformats.org/drawingml/2006/picture">
-                        <pic:nvPicPr>
-                          <pic:cNvPr id="1" name="Рисунок 1"/>
-                          <pic:cNvPicPr>
-                            <a:picLocks noChangeAspect="1" noChangeArrowheads="1"/>
-                          </pic:cNvPicPr>
-                        </pic:nvPicPr>
-                        <pic:blipFill>
-                          <a:blip r:embed="rId5">
-                            <a:extLst>
-                              <a:ext uri="{28A0092B-C50C-407E-A947-70E740481C1C}">
-                                <a14:useLocalDpi xmlns:a14="http://schemas.microsoft.com/office/drawing/2010/main" val="0"/>
-                              </a:ext>
-                            </a:extLst>
-                          </a:blip>
-                          <a:stretch>
-                            <a:fillRect/>
-                          </a:stretch>
-                        </pic:blipFill>
-                        <pic:spPr bwMode="auto">
-                          <a:xfrm>
-                            <a:off x="0" y="0"/>
-                            <a:ext cx="1784224" cy="1520469"/>
-                          </a:xfrm>
-                          <a:prstGeom prst="rect">
-                            <a:avLst/>
-                          </a:prstGeom>
-                          <a:noFill/>
-                          <a:ln>
-                            <a:noFill/>
-                          </a:ln>
-                        </pic:spPr>
-                      </pic:pic>
-                    </a:graphicData>
-                  </a:graphic>
-                </wp:inline>
-              </w:drawing>
-            </w:r>
-          </w:p>
-        </w:tc>
-        <w:tc>
-          <w:tcPr>
-            <w:tcW w:w="283" w:type="dxa"/>
-          </w:tcPr>
-          <w:p/>
-        </w:tc>
-        <w:tc>
-          <w:tcPr>
-            <w:tcW w:w="283" w:type="dxa"/>
-          </w:tcPr>
-          <w:p/>
-        </w:tc>
-        <w:tc>
-          <w:tcPr>
-            <w:tcW w:w="283" w:type="dxa"/>
-          </w:tcPr>
-          <w:p/>
-        </w:tc>
-        <w:tc>
-          <w:tcPr>
-            <w:tcW w:w="284" w:type="dxa"/>
-          </w:tcPr>
-          <w:p/>
-        </w:tc>
-        <w:tc>
-          <w:tcPr>
-            <w:tcW w:w="284" w:type="dxa"/>
-          </w:tcPr>
-          <w:p/>
-        </w:tc>
-        <w:tc>
-          <w:tcPr>
-            <w:tcW w:w="283" w:type="dxa"/>
-          </w:tcPr>
-          <w:p/>
-        </w:tc>
-        <w:tc>
-          <w:tcPr>
-            <w:tcW w:w="283" w:type="dxa"/>
-          </w:tcPr>
-          <w:p/>
-        </w:tc>
-        <w:tc>
-          <w:tcPr>
-            <w:tcW w:w="284" w:type="dxa"/>
-          </w:tcPr>
-          <w:p/>
-        </w:tc>
-        <w:tc>
-          <w:tcPr>
-            <w:tcW w:w="284" w:type="dxa"/>
-          </w:tcPr>
-          <w:p/>
-        </w:tc>
-        <w:tc>
-          <w:tcPr>
-            <w:tcW w:w="284" w:type="dxa"/>
-          </w:tcPr>
-          <w:p/>
-        </w:tc>
-        <w:tc>
-          <w:tcPr>
-            <w:tcW w:w="284" w:type="dxa"/>
-          </w:tcPr>
-          <w:p/>
-        </w:tc>
-        <w:tc>
-          <w:tcPr>
-            <w:tcW w:w="284" w:type="dxa"/>
-          </w:tcPr>
-          <w:p/>
-        </w:tc>
-        <w:tc>
-          <w:tcPr>
-            <w:tcW w:w="311" w:type="dxa"/>
+            <w:tcW w:w="285" w:type="dxa"/>
+          </w:tcPr>
+          <w:p/>
+        </w:tc>
+        <w:tc>
+          <w:tcPr>
+            <w:tcW w:w="285" w:type="dxa"/>
+          </w:tcPr>
+          <w:p/>
+        </w:tc>
+        <w:tc>
+          <w:tcPr>
+            <w:tcW w:w="296" w:type="dxa"/>
+          </w:tcPr>
+          <w:p/>
+        </w:tc>
+        <w:tc>
+          <w:tcPr>
+            <w:tcW w:w="285" w:type="dxa"/>
+          </w:tcPr>
+          <w:p/>
+        </w:tc>
+        <w:tc>
+          <w:tcPr>
+            <w:tcW w:w="285" w:type="dxa"/>
+          </w:tcPr>
+          <w:p/>
+        </w:tc>
+        <w:tc>
+          <w:tcPr>
+            <w:tcW w:w="285" w:type="dxa"/>
+          </w:tcPr>
+          <w:p/>
+        </w:tc>
+        <w:tc>
+          <w:tcPr>
+            <w:tcW w:w="285" w:type="dxa"/>
+          </w:tcPr>
+          <w:p/>
+        </w:tc>
+        <w:tc>
+          <w:tcPr>
+            <w:tcW w:w="285" w:type="dxa"/>
+          </w:tcPr>
+          <w:p/>
+        </w:tc>
+        <w:tc>
+          <w:tcPr>
+            <w:tcW w:w="284" w:type="dxa"/>
+          </w:tcPr>
+          <w:p/>
+        </w:tc>
+        <w:tc>
+          <w:tcPr>
+            <w:tcW w:w="284" w:type="dxa"/>
+          </w:tcPr>
+          <w:p/>
+        </w:tc>
+        <w:tc>
+          <w:tcPr>
+            <w:tcW w:w="284" w:type="dxa"/>
+          </w:tcPr>
+          <w:p/>
+        </w:tc>
+        <w:tc>
+          <w:tcPr>
+            <w:tcW w:w="283" w:type="dxa"/>
+          </w:tcPr>
+          <w:p/>
+        </w:tc>
+        <w:tc>
+          <w:tcPr>
+            <w:tcW w:w="283" w:type="dxa"/>
+          </w:tcPr>
+          <w:p/>
+        </w:tc>
+        <w:tc>
+          <w:tcPr>
+            <w:tcW w:w="283" w:type="dxa"/>
+          </w:tcPr>
+          <w:p/>
+        </w:tc>
+        <w:tc>
+          <w:tcPr>
+            <w:tcW w:w="284" w:type="dxa"/>
+          </w:tcPr>
+          <w:p/>
+        </w:tc>
+        <w:tc>
+          <w:tcPr>
+            <w:tcW w:w="284" w:type="dxa"/>
+          </w:tcPr>
+          <w:p/>
+        </w:tc>
+        <w:tc>
+          <w:tcPr>
+            <w:tcW w:w="283" w:type="dxa"/>
+          </w:tcPr>
+          <w:p/>
+        </w:tc>
+        <w:tc>
+          <w:tcPr>
+            <w:tcW w:w="2014" w:type="dxa"/>
+            <w:gridSpan w:val="7"/>
           </w:tcPr>
           <w:p/>
         </w:tc>
@@ -1453,37 +767,8 @@
         </w:trPr>
         <w:tc>
           <w:tcPr>
-            <w:tcW w:w="294" w:type="dxa"/>
-          </w:tcPr>
-          <w:p/>
-        </w:tc>
-        <w:tc>
-          <w:tcPr>
-            <w:tcW w:w="289" w:type="dxa"/>
-          </w:tcPr>
-          <w:p/>
-        </w:tc>
-        <w:tc>
-          <w:tcPr>
-            <w:tcW w:w="288" w:type="dxa"/>
-          </w:tcPr>
-          <w:p/>
-        </w:tc>
-        <w:tc>
-          <w:tcPr>
-            <w:tcW w:w="288" w:type="dxa"/>
-          </w:tcPr>
-          <w:p/>
-        </w:tc>
-        <w:tc>
-          <w:tcPr>
-            <w:tcW w:w="288" w:type="dxa"/>
-          </w:tcPr>
-          <w:p/>
-        </w:tc>
-        <w:tc>
-          <w:tcPr>
-            <w:tcW w:w="288" w:type="dxa"/>
+            <w:tcW w:w="2016" w:type="dxa"/>
+            <w:gridSpan w:val="7"/>
           </w:tcPr>
           <w:p/>
         </w:tc>
@@ -1495,12 +780,6 @@
         </w:tc>
         <w:tc>
           <w:tcPr>
-            <w:tcW w:w="281" w:type="dxa"/>
-          </w:tcPr>
-          <w:p/>
-        </w:tc>
-        <w:tc>
-          <w:tcPr>
             <w:tcW w:w="288" w:type="dxa"/>
           </w:tcPr>
           <w:p/>
@@ -1531,87 +810,110 @@
         </w:tc>
         <w:tc>
           <w:tcPr>
-            <w:tcW w:w="3143" w:type="dxa"/>
-            <w:gridSpan w:val="11"/>
-            <w:vMerge/>
-          </w:tcPr>
-          <w:p/>
-        </w:tc>
-        <w:tc>
-          <w:tcPr>
-            <w:tcW w:w="283" w:type="dxa"/>
-          </w:tcPr>
-          <w:p/>
-        </w:tc>
-        <w:tc>
-          <w:tcPr>
-            <w:tcW w:w="283" w:type="dxa"/>
-          </w:tcPr>
-          <w:p/>
-        </w:tc>
-        <w:tc>
-          <w:tcPr>
-            <w:tcW w:w="283" w:type="dxa"/>
-          </w:tcPr>
-          <w:p/>
-        </w:tc>
-        <w:tc>
-          <w:tcPr>
-            <w:tcW w:w="284" w:type="dxa"/>
-          </w:tcPr>
-          <w:p/>
-        </w:tc>
-        <w:tc>
-          <w:tcPr>
-            <w:tcW w:w="284" w:type="dxa"/>
-          </w:tcPr>
-          <w:p/>
-        </w:tc>
-        <w:tc>
-          <w:tcPr>
-            <w:tcW w:w="283" w:type="dxa"/>
-          </w:tcPr>
-          <w:p/>
-        </w:tc>
-        <w:tc>
-          <w:tcPr>
-            <w:tcW w:w="283" w:type="dxa"/>
-          </w:tcPr>
-          <w:p/>
-        </w:tc>
-        <w:tc>
-          <w:tcPr>
-            <w:tcW w:w="284" w:type="dxa"/>
-          </w:tcPr>
-          <w:p/>
-        </w:tc>
-        <w:tc>
-          <w:tcPr>
-            <w:tcW w:w="284" w:type="dxa"/>
-          </w:tcPr>
-          <w:p/>
-        </w:tc>
-        <w:tc>
-          <w:tcPr>
-            <w:tcW w:w="284" w:type="dxa"/>
-          </w:tcPr>
-          <w:p/>
-        </w:tc>
-        <w:tc>
-          <w:tcPr>
-            <w:tcW w:w="284" w:type="dxa"/>
-          </w:tcPr>
-          <w:p/>
-        </w:tc>
-        <w:tc>
-          <w:tcPr>
-            <w:tcW w:w="284" w:type="dxa"/>
-          </w:tcPr>
-          <w:p/>
-        </w:tc>
-        <w:tc>
-          <w:tcPr>
-            <w:tcW w:w="311" w:type="dxa"/>
+            <w:tcW w:w="285" w:type="dxa"/>
+          </w:tcPr>
+          <w:p/>
+        </w:tc>
+        <w:tc>
+          <w:tcPr>
+            <w:tcW w:w="285" w:type="dxa"/>
+          </w:tcPr>
+          <w:p/>
+        </w:tc>
+        <w:tc>
+          <w:tcPr>
+            <w:tcW w:w="296" w:type="dxa"/>
+          </w:tcPr>
+          <w:p/>
+        </w:tc>
+        <w:tc>
+          <w:tcPr>
+            <w:tcW w:w="285" w:type="dxa"/>
+          </w:tcPr>
+          <w:p/>
+        </w:tc>
+        <w:tc>
+          <w:tcPr>
+            <w:tcW w:w="285" w:type="dxa"/>
+          </w:tcPr>
+          <w:p/>
+        </w:tc>
+        <w:tc>
+          <w:tcPr>
+            <w:tcW w:w="285" w:type="dxa"/>
+          </w:tcPr>
+          <w:p/>
+        </w:tc>
+        <w:tc>
+          <w:tcPr>
+            <w:tcW w:w="285" w:type="dxa"/>
+          </w:tcPr>
+          <w:p/>
+        </w:tc>
+        <w:tc>
+          <w:tcPr>
+            <w:tcW w:w="285" w:type="dxa"/>
+          </w:tcPr>
+          <w:p/>
+        </w:tc>
+        <w:tc>
+          <w:tcPr>
+            <w:tcW w:w="284" w:type="dxa"/>
+          </w:tcPr>
+          <w:p/>
+        </w:tc>
+        <w:tc>
+          <w:tcPr>
+            <w:tcW w:w="284" w:type="dxa"/>
+          </w:tcPr>
+          <w:p/>
+        </w:tc>
+        <w:tc>
+          <w:tcPr>
+            <w:tcW w:w="284" w:type="dxa"/>
+          </w:tcPr>
+          <w:p/>
+        </w:tc>
+        <w:tc>
+          <w:tcPr>
+            <w:tcW w:w="283" w:type="dxa"/>
+          </w:tcPr>
+          <w:p/>
+        </w:tc>
+        <w:tc>
+          <w:tcPr>
+            <w:tcW w:w="283" w:type="dxa"/>
+          </w:tcPr>
+          <w:p/>
+        </w:tc>
+        <w:tc>
+          <w:tcPr>
+            <w:tcW w:w="283" w:type="dxa"/>
+          </w:tcPr>
+          <w:p/>
+        </w:tc>
+        <w:tc>
+          <w:tcPr>
+            <w:tcW w:w="284" w:type="dxa"/>
+          </w:tcPr>
+          <w:p/>
+        </w:tc>
+        <w:tc>
+          <w:tcPr>
+            <w:tcW w:w="284" w:type="dxa"/>
+          </w:tcPr>
+          <w:p/>
+        </w:tc>
+        <w:tc>
+          <w:tcPr>
+            <w:tcW w:w="283" w:type="dxa"/>
+          </w:tcPr>
+          <w:p/>
+        </w:tc>
+        <w:tc>
+          <w:tcPr>
+            <w:tcW w:w="2014" w:type="dxa"/>
+            <w:gridSpan w:val="7"/>
           </w:tcPr>
           <w:p/>
         </w:tc>
@@ -1622,37 +924,8 @@
         </w:trPr>
         <w:tc>
           <w:tcPr>
-            <w:tcW w:w="294" w:type="dxa"/>
-          </w:tcPr>
-          <w:p/>
-        </w:tc>
-        <w:tc>
-          <w:tcPr>
-            <w:tcW w:w="289" w:type="dxa"/>
-          </w:tcPr>
-          <w:p/>
-        </w:tc>
-        <w:tc>
-          <w:tcPr>
-            <w:tcW w:w="288" w:type="dxa"/>
-          </w:tcPr>
-          <w:p/>
-        </w:tc>
-        <w:tc>
-          <w:tcPr>
-            <w:tcW w:w="288" w:type="dxa"/>
-          </w:tcPr>
-          <w:p/>
-        </w:tc>
-        <w:tc>
-          <w:tcPr>
-            <w:tcW w:w="288" w:type="dxa"/>
-          </w:tcPr>
-          <w:p/>
-        </w:tc>
-        <w:tc>
-          <w:tcPr>
-            <w:tcW w:w="288" w:type="dxa"/>
+            <w:tcW w:w="2016" w:type="dxa"/>
+            <w:gridSpan w:val="7"/>
           </w:tcPr>
           <w:p/>
         </w:tc>
@@ -1664,12 +937,6 @@
         </w:tc>
         <w:tc>
           <w:tcPr>
-            <w:tcW w:w="281" w:type="dxa"/>
-          </w:tcPr>
-          <w:p/>
-        </w:tc>
-        <w:tc>
-          <w:tcPr>
             <w:tcW w:w="288" w:type="dxa"/>
           </w:tcPr>
           <w:p/>
@@ -1700,87 +967,110 @@
         </w:tc>
         <w:tc>
           <w:tcPr>
-            <w:tcW w:w="3143" w:type="dxa"/>
-            <w:gridSpan w:val="11"/>
-            <w:vMerge/>
-          </w:tcPr>
-          <w:p/>
-        </w:tc>
-        <w:tc>
-          <w:tcPr>
-            <w:tcW w:w="283" w:type="dxa"/>
-          </w:tcPr>
-          <w:p/>
-        </w:tc>
-        <w:tc>
-          <w:tcPr>
-            <w:tcW w:w="283" w:type="dxa"/>
-          </w:tcPr>
-          <w:p/>
-        </w:tc>
-        <w:tc>
-          <w:tcPr>
-            <w:tcW w:w="283" w:type="dxa"/>
-          </w:tcPr>
-          <w:p/>
-        </w:tc>
-        <w:tc>
-          <w:tcPr>
-            <w:tcW w:w="284" w:type="dxa"/>
-          </w:tcPr>
-          <w:p/>
-        </w:tc>
-        <w:tc>
-          <w:tcPr>
-            <w:tcW w:w="284" w:type="dxa"/>
-          </w:tcPr>
-          <w:p/>
-        </w:tc>
-        <w:tc>
-          <w:tcPr>
-            <w:tcW w:w="283" w:type="dxa"/>
-          </w:tcPr>
-          <w:p/>
-        </w:tc>
-        <w:tc>
-          <w:tcPr>
-            <w:tcW w:w="283" w:type="dxa"/>
-          </w:tcPr>
-          <w:p/>
-        </w:tc>
-        <w:tc>
-          <w:tcPr>
-            <w:tcW w:w="284" w:type="dxa"/>
-          </w:tcPr>
-          <w:p/>
-        </w:tc>
-        <w:tc>
-          <w:tcPr>
-            <w:tcW w:w="284" w:type="dxa"/>
-          </w:tcPr>
-          <w:p/>
-        </w:tc>
-        <w:tc>
-          <w:tcPr>
-            <w:tcW w:w="284" w:type="dxa"/>
-          </w:tcPr>
-          <w:p/>
-        </w:tc>
-        <w:tc>
-          <w:tcPr>
-            <w:tcW w:w="284" w:type="dxa"/>
-          </w:tcPr>
-          <w:p/>
-        </w:tc>
-        <w:tc>
-          <w:tcPr>
-            <w:tcW w:w="284" w:type="dxa"/>
-          </w:tcPr>
-          <w:p/>
-        </w:tc>
-        <w:tc>
-          <w:tcPr>
-            <w:tcW w:w="311" w:type="dxa"/>
+            <w:tcW w:w="285" w:type="dxa"/>
+          </w:tcPr>
+          <w:p/>
+        </w:tc>
+        <w:tc>
+          <w:tcPr>
+            <w:tcW w:w="285" w:type="dxa"/>
+          </w:tcPr>
+          <w:p/>
+        </w:tc>
+        <w:tc>
+          <w:tcPr>
+            <w:tcW w:w="296" w:type="dxa"/>
+          </w:tcPr>
+          <w:p/>
+        </w:tc>
+        <w:tc>
+          <w:tcPr>
+            <w:tcW w:w="285" w:type="dxa"/>
+          </w:tcPr>
+          <w:p/>
+        </w:tc>
+        <w:tc>
+          <w:tcPr>
+            <w:tcW w:w="285" w:type="dxa"/>
+          </w:tcPr>
+          <w:p/>
+        </w:tc>
+        <w:tc>
+          <w:tcPr>
+            <w:tcW w:w="285" w:type="dxa"/>
+          </w:tcPr>
+          <w:p/>
+        </w:tc>
+        <w:tc>
+          <w:tcPr>
+            <w:tcW w:w="285" w:type="dxa"/>
+          </w:tcPr>
+          <w:p/>
+        </w:tc>
+        <w:tc>
+          <w:tcPr>
+            <w:tcW w:w="285" w:type="dxa"/>
+          </w:tcPr>
+          <w:p/>
+        </w:tc>
+        <w:tc>
+          <w:tcPr>
+            <w:tcW w:w="284" w:type="dxa"/>
+          </w:tcPr>
+          <w:p/>
+        </w:tc>
+        <w:tc>
+          <w:tcPr>
+            <w:tcW w:w="284" w:type="dxa"/>
+          </w:tcPr>
+          <w:p/>
+        </w:tc>
+        <w:tc>
+          <w:tcPr>
+            <w:tcW w:w="284" w:type="dxa"/>
+          </w:tcPr>
+          <w:p/>
+        </w:tc>
+        <w:tc>
+          <w:tcPr>
+            <w:tcW w:w="283" w:type="dxa"/>
+          </w:tcPr>
+          <w:p/>
+        </w:tc>
+        <w:tc>
+          <w:tcPr>
+            <w:tcW w:w="283" w:type="dxa"/>
+          </w:tcPr>
+          <w:p/>
+        </w:tc>
+        <w:tc>
+          <w:tcPr>
+            <w:tcW w:w="283" w:type="dxa"/>
+          </w:tcPr>
+          <w:p/>
+        </w:tc>
+        <w:tc>
+          <w:tcPr>
+            <w:tcW w:w="284" w:type="dxa"/>
+          </w:tcPr>
+          <w:p/>
+        </w:tc>
+        <w:tc>
+          <w:tcPr>
+            <w:tcW w:w="284" w:type="dxa"/>
+          </w:tcPr>
+          <w:p/>
+        </w:tc>
+        <w:tc>
+          <w:tcPr>
+            <w:tcW w:w="283" w:type="dxa"/>
+          </w:tcPr>
+          <w:p/>
+        </w:tc>
+        <w:tc>
+          <w:tcPr>
+            <w:tcW w:w="2014" w:type="dxa"/>
+            <w:gridSpan w:val="7"/>
           </w:tcPr>
           <w:p/>
         </w:tc>
@@ -1791,37 +1081,8 @@
         </w:trPr>
         <w:tc>
           <w:tcPr>
-            <w:tcW w:w="294" w:type="dxa"/>
-          </w:tcPr>
-          <w:p/>
-        </w:tc>
-        <w:tc>
-          <w:tcPr>
-            <w:tcW w:w="289" w:type="dxa"/>
-          </w:tcPr>
-          <w:p/>
-        </w:tc>
-        <w:tc>
-          <w:tcPr>
-            <w:tcW w:w="288" w:type="dxa"/>
-          </w:tcPr>
-          <w:p/>
-        </w:tc>
-        <w:tc>
-          <w:tcPr>
-            <w:tcW w:w="288" w:type="dxa"/>
-          </w:tcPr>
-          <w:p/>
-        </w:tc>
-        <w:tc>
-          <w:tcPr>
-            <w:tcW w:w="288" w:type="dxa"/>
-          </w:tcPr>
-          <w:p/>
-        </w:tc>
-        <w:tc>
-          <w:tcPr>
-            <w:tcW w:w="288" w:type="dxa"/>
+            <w:tcW w:w="2016" w:type="dxa"/>
+            <w:gridSpan w:val="7"/>
           </w:tcPr>
           <w:p/>
         </w:tc>
@@ -1833,12 +1094,6 @@
         </w:tc>
         <w:tc>
           <w:tcPr>
-            <w:tcW w:w="281" w:type="dxa"/>
-          </w:tcPr>
-          <w:p/>
-        </w:tc>
-        <w:tc>
-          <w:tcPr>
             <w:tcW w:w="288" w:type="dxa"/>
           </w:tcPr>
           <w:p/>
@@ -1869,87 +1124,110 @@
         </w:tc>
         <w:tc>
           <w:tcPr>
-            <w:tcW w:w="3143" w:type="dxa"/>
-            <w:gridSpan w:val="11"/>
-            <w:vMerge/>
-          </w:tcPr>
-          <w:p/>
-        </w:tc>
-        <w:tc>
-          <w:tcPr>
-            <w:tcW w:w="283" w:type="dxa"/>
-          </w:tcPr>
-          <w:p/>
-        </w:tc>
-        <w:tc>
-          <w:tcPr>
-            <w:tcW w:w="283" w:type="dxa"/>
-          </w:tcPr>
-          <w:p/>
-        </w:tc>
-        <w:tc>
-          <w:tcPr>
-            <w:tcW w:w="283" w:type="dxa"/>
-          </w:tcPr>
-          <w:p/>
-        </w:tc>
-        <w:tc>
-          <w:tcPr>
-            <w:tcW w:w="284" w:type="dxa"/>
-          </w:tcPr>
-          <w:p/>
-        </w:tc>
-        <w:tc>
-          <w:tcPr>
-            <w:tcW w:w="284" w:type="dxa"/>
-          </w:tcPr>
-          <w:p/>
-        </w:tc>
-        <w:tc>
-          <w:tcPr>
-            <w:tcW w:w="283" w:type="dxa"/>
-          </w:tcPr>
-          <w:p/>
-        </w:tc>
-        <w:tc>
-          <w:tcPr>
-            <w:tcW w:w="283" w:type="dxa"/>
-          </w:tcPr>
-          <w:p/>
-        </w:tc>
-        <w:tc>
-          <w:tcPr>
-            <w:tcW w:w="284" w:type="dxa"/>
-          </w:tcPr>
-          <w:p/>
-        </w:tc>
-        <w:tc>
-          <w:tcPr>
-            <w:tcW w:w="284" w:type="dxa"/>
-          </w:tcPr>
-          <w:p/>
-        </w:tc>
-        <w:tc>
-          <w:tcPr>
-            <w:tcW w:w="284" w:type="dxa"/>
-          </w:tcPr>
-          <w:p/>
-        </w:tc>
-        <w:tc>
-          <w:tcPr>
-            <w:tcW w:w="284" w:type="dxa"/>
-          </w:tcPr>
-          <w:p/>
-        </w:tc>
-        <w:tc>
-          <w:tcPr>
-            <w:tcW w:w="284" w:type="dxa"/>
-          </w:tcPr>
-          <w:p/>
-        </w:tc>
-        <w:tc>
-          <w:tcPr>
-            <w:tcW w:w="311" w:type="dxa"/>
+            <w:tcW w:w="285" w:type="dxa"/>
+          </w:tcPr>
+          <w:p/>
+        </w:tc>
+        <w:tc>
+          <w:tcPr>
+            <w:tcW w:w="285" w:type="dxa"/>
+          </w:tcPr>
+          <w:p/>
+        </w:tc>
+        <w:tc>
+          <w:tcPr>
+            <w:tcW w:w="296" w:type="dxa"/>
+          </w:tcPr>
+          <w:p/>
+        </w:tc>
+        <w:tc>
+          <w:tcPr>
+            <w:tcW w:w="285" w:type="dxa"/>
+          </w:tcPr>
+          <w:p/>
+        </w:tc>
+        <w:tc>
+          <w:tcPr>
+            <w:tcW w:w="285" w:type="dxa"/>
+          </w:tcPr>
+          <w:p/>
+        </w:tc>
+        <w:tc>
+          <w:tcPr>
+            <w:tcW w:w="285" w:type="dxa"/>
+          </w:tcPr>
+          <w:p/>
+        </w:tc>
+        <w:tc>
+          <w:tcPr>
+            <w:tcW w:w="285" w:type="dxa"/>
+          </w:tcPr>
+          <w:p/>
+        </w:tc>
+        <w:tc>
+          <w:tcPr>
+            <w:tcW w:w="285" w:type="dxa"/>
+          </w:tcPr>
+          <w:p/>
+        </w:tc>
+        <w:tc>
+          <w:tcPr>
+            <w:tcW w:w="284" w:type="dxa"/>
+          </w:tcPr>
+          <w:p/>
+        </w:tc>
+        <w:tc>
+          <w:tcPr>
+            <w:tcW w:w="284" w:type="dxa"/>
+          </w:tcPr>
+          <w:p/>
+        </w:tc>
+        <w:tc>
+          <w:tcPr>
+            <w:tcW w:w="284" w:type="dxa"/>
+          </w:tcPr>
+          <w:p/>
+        </w:tc>
+        <w:tc>
+          <w:tcPr>
+            <w:tcW w:w="283" w:type="dxa"/>
+          </w:tcPr>
+          <w:p/>
+        </w:tc>
+        <w:tc>
+          <w:tcPr>
+            <w:tcW w:w="283" w:type="dxa"/>
+          </w:tcPr>
+          <w:p/>
+        </w:tc>
+        <w:tc>
+          <w:tcPr>
+            <w:tcW w:w="283" w:type="dxa"/>
+          </w:tcPr>
+          <w:p/>
+        </w:tc>
+        <w:tc>
+          <w:tcPr>
+            <w:tcW w:w="284" w:type="dxa"/>
+          </w:tcPr>
+          <w:p/>
+        </w:tc>
+        <w:tc>
+          <w:tcPr>
+            <w:tcW w:w="284" w:type="dxa"/>
+          </w:tcPr>
+          <w:p/>
+        </w:tc>
+        <w:tc>
+          <w:tcPr>
+            <w:tcW w:w="283" w:type="dxa"/>
+          </w:tcPr>
+          <w:p/>
+        </w:tc>
+        <w:tc>
+          <w:tcPr>
+            <w:tcW w:w="2014" w:type="dxa"/>
+            <w:gridSpan w:val="7"/>
           </w:tcPr>
           <w:p/>
         </w:tc>
@@ -1960,37 +1238,8 @@
         </w:trPr>
         <w:tc>
           <w:tcPr>
-            <w:tcW w:w="294" w:type="dxa"/>
-          </w:tcPr>
-          <w:p/>
-        </w:tc>
-        <w:tc>
-          <w:tcPr>
-            <w:tcW w:w="289" w:type="dxa"/>
-          </w:tcPr>
-          <w:p/>
-        </w:tc>
-        <w:tc>
-          <w:tcPr>
-            <w:tcW w:w="288" w:type="dxa"/>
-          </w:tcPr>
-          <w:p/>
-        </w:tc>
-        <w:tc>
-          <w:tcPr>
-            <w:tcW w:w="288" w:type="dxa"/>
-          </w:tcPr>
-          <w:p/>
-        </w:tc>
-        <w:tc>
-          <w:tcPr>
-            <w:tcW w:w="288" w:type="dxa"/>
-          </w:tcPr>
-          <w:p/>
-        </w:tc>
-        <w:tc>
-          <w:tcPr>
-            <w:tcW w:w="288" w:type="dxa"/>
+            <w:tcW w:w="2016" w:type="dxa"/>
+            <w:gridSpan w:val="7"/>
           </w:tcPr>
           <w:p/>
         </w:tc>
@@ -2002,12 +1251,6 @@
         </w:tc>
         <w:tc>
           <w:tcPr>
-            <w:tcW w:w="281" w:type="dxa"/>
-          </w:tcPr>
-          <w:p/>
-        </w:tc>
-        <w:tc>
-          <w:tcPr>
             <w:tcW w:w="288" w:type="dxa"/>
           </w:tcPr>
           <w:p/>
@@ -2038,87 +1281,110 @@
         </w:tc>
         <w:tc>
           <w:tcPr>
-            <w:tcW w:w="3143" w:type="dxa"/>
-            <w:gridSpan w:val="11"/>
-            <w:vMerge/>
-          </w:tcPr>
-          <w:p/>
-        </w:tc>
-        <w:tc>
-          <w:tcPr>
-            <w:tcW w:w="283" w:type="dxa"/>
-          </w:tcPr>
-          <w:p/>
-        </w:tc>
-        <w:tc>
-          <w:tcPr>
-            <w:tcW w:w="283" w:type="dxa"/>
-          </w:tcPr>
-          <w:p/>
-        </w:tc>
-        <w:tc>
-          <w:tcPr>
-            <w:tcW w:w="283" w:type="dxa"/>
-          </w:tcPr>
-          <w:p/>
-        </w:tc>
-        <w:tc>
-          <w:tcPr>
-            <w:tcW w:w="284" w:type="dxa"/>
-          </w:tcPr>
-          <w:p/>
-        </w:tc>
-        <w:tc>
-          <w:tcPr>
-            <w:tcW w:w="284" w:type="dxa"/>
-          </w:tcPr>
-          <w:p/>
-        </w:tc>
-        <w:tc>
-          <w:tcPr>
-            <w:tcW w:w="283" w:type="dxa"/>
-          </w:tcPr>
-          <w:p/>
-        </w:tc>
-        <w:tc>
-          <w:tcPr>
-            <w:tcW w:w="283" w:type="dxa"/>
-          </w:tcPr>
-          <w:p/>
-        </w:tc>
-        <w:tc>
-          <w:tcPr>
-            <w:tcW w:w="284" w:type="dxa"/>
-          </w:tcPr>
-          <w:p/>
-        </w:tc>
-        <w:tc>
-          <w:tcPr>
-            <w:tcW w:w="284" w:type="dxa"/>
-          </w:tcPr>
-          <w:p/>
-        </w:tc>
-        <w:tc>
-          <w:tcPr>
-            <w:tcW w:w="284" w:type="dxa"/>
-          </w:tcPr>
-          <w:p/>
-        </w:tc>
-        <w:tc>
-          <w:tcPr>
-            <w:tcW w:w="284" w:type="dxa"/>
-          </w:tcPr>
-          <w:p/>
-        </w:tc>
-        <w:tc>
-          <w:tcPr>
-            <w:tcW w:w="284" w:type="dxa"/>
-          </w:tcPr>
-          <w:p/>
-        </w:tc>
-        <w:tc>
-          <w:tcPr>
-            <w:tcW w:w="311" w:type="dxa"/>
+            <w:tcW w:w="285" w:type="dxa"/>
+          </w:tcPr>
+          <w:p/>
+        </w:tc>
+        <w:tc>
+          <w:tcPr>
+            <w:tcW w:w="285" w:type="dxa"/>
+          </w:tcPr>
+          <w:p/>
+        </w:tc>
+        <w:tc>
+          <w:tcPr>
+            <w:tcW w:w="296" w:type="dxa"/>
+          </w:tcPr>
+          <w:p/>
+        </w:tc>
+        <w:tc>
+          <w:tcPr>
+            <w:tcW w:w="285" w:type="dxa"/>
+          </w:tcPr>
+          <w:p/>
+        </w:tc>
+        <w:tc>
+          <w:tcPr>
+            <w:tcW w:w="285" w:type="dxa"/>
+          </w:tcPr>
+          <w:p/>
+        </w:tc>
+        <w:tc>
+          <w:tcPr>
+            <w:tcW w:w="285" w:type="dxa"/>
+          </w:tcPr>
+          <w:p/>
+        </w:tc>
+        <w:tc>
+          <w:tcPr>
+            <w:tcW w:w="285" w:type="dxa"/>
+          </w:tcPr>
+          <w:p/>
+        </w:tc>
+        <w:tc>
+          <w:tcPr>
+            <w:tcW w:w="285" w:type="dxa"/>
+          </w:tcPr>
+          <w:p/>
+        </w:tc>
+        <w:tc>
+          <w:tcPr>
+            <w:tcW w:w="284" w:type="dxa"/>
+          </w:tcPr>
+          <w:p/>
+        </w:tc>
+        <w:tc>
+          <w:tcPr>
+            <w:tcW w:w="284" w:type="dxa"/>
+          </w:tcPr>
+          <w:p/>
+        </w:tc>
+        <w:tc>
+          <w:tcPr>
+            <w:tcW w:w="284" w:type="dxa"/>
+          </w:tcPr>
+          <w:p/>
+        </w:tc>
+        <w:tc>
+          <w:tcPr>
+            <w:tcW w:w="283" w:type="dxa"/>
+          </w:tcPr>
+          <w:p/>
+        </w:tc>
+        <w:tc>
+          <w:tcPr>
+            <w:tcW w:w="283" w:type="dxa"/>
+          </w:tcPr>
+          <w:p/>
+        </w:tc>
+        <w:tc>
+          <w:tcPr>
+            <w:tcW w:w="283" w:type="dxa"/>
+          </w:tcPr>
+          <w:p/>
+        </w:tc>
+        <w:tc>
+          <w:tcPr>
+            <w:tcW w:w="284" w:type="dxa"/>
+          </w:tcPr>
+          <w:p/>
+        </w:tc>
+        <w:tc>
+          <w:tcPr>
+            <w:tcW w:w="284" w:type="dxa"/>
+          </w:tcPr>
+          <w:p/>
+        </w:tc>
+        <w:tc>
+          <w:tcPr>
+            <w:tcW w:w="283" w:type="dxa"/>
+          </w:tcPr>
+          <w:p/>
+        </w:tc>
+        <w:tc>
+          <w:tcPr>
+            <w:tcW w:w="2014" w:type="dxa"/>
+            <w:gridSpan w:val="7"/>
           </w:tcPr>
           <w:p/>
         </w:tc>
@@ -2129,37 +1395,8 @@
         </w:trPr>
         <w:tc>
           <w:tcPr>
-            <w:tcW w:w="294" w:type="dxa"/>
-          </w:tcPr>
-          <w:p/>
-        </w:tc>
-        <w:tc>
-          <w:tcPr>
-            <w:tcW w:w="289" w:type="dxa"/>
-          </w:tcPr>
-          <w:p/>
-        </w:tc>
-        <w:tc>
-          <w:tcPr>
-            <w:tcW w:w="288" w:type="dxa"/>
-          </w:tcPr>
-          <w:p/>
-        </w:tc>
-        <w:tc>
-          <w:tcPr>
-            <w:tcW w:w="288" w:type="dxa"/>
-          </w:tcPr>
-          <w:p/>
-        </w:tc>
-        <w:tc>
-          <w:tcPr>
-            <w:tcW w:w="288" w:type="dxa"/>
-          </w:tcPr>
-          <w:p/>
-        </w:tc>
-        <w:tc>
-          <w:tcPr>
-            <w:tcW w:w="288" w:type="dxa"/>
+            <w:tcW w:w="2016" w:type="dxa"/>
+            <w:gridSpan w:val="7"/>
           </w:tcPr>
           <w:p/>
         </w:tc>
@@ -2171,12 +1408,6 @@
         </w:tc>
         <w:tc>
           <w:tcPr>
-            <w:tcW w:w="281" w:type="dxa"/>
-          </w:tcPr>
-          <w:p/>
-        </w:tc>
-        <w:tc>
-          <w:tcPr>
             <w:tcW w:w="288" w:type="dxa"/>
           </w:tcPr>
           <w:p/>
@@ -2207,87 +1438,110 @@
         </w:tc>
         <w:tc>
           <w:tcPr>
-            <w:tcW w:w="3143" w:type="dxa"/>
-            <w:gridSpan w:val="11"/>
-            <w:vMerge/>
-          </w:tcPr>
-          <w:p/>
-        </w:tc>
-        <w:tc>
-          <w:tcPr>
-            <w:tcW w:w="283" w:type="dxa"/>
-          </w:tcPr>
-          <w:p/>
-        </w:tc>
-        <w:tc>
-          <w:tcPr>
-            <w:tcW w:w="283" w:type="dxa"/>
-          </w:tcPr>
-          <w:p/>
-        </w:tc>
-        <w:tc>
-          <w:tcPr>
-            <w:tcW w:w="283" w:type="dxa"/>
-          </w:tcPr>
-          <w:p/>
-        </w:tc>
-        <w:tc>
-          <w:tcPr>
-            <w:tcW w:w="284" w:type="dxa"/>
-          </w:tcPr>
-          <w:p/>
-        </w:tc>
-        <w:tc>
-          <w:tcPr>
-            <w:tcW w:w="284" w:type="dxa"/>
-          </w:tcPr>
-          <w:p/>
-        </w:tc>
-        <w:tc>
-          <w:tcPr>
-            <w:tcW w:w="283" w:type="dxa"/>
-          </w:tcPr>
-          <w:p/>
-        </w:tc>
-        <w:tc>
-          <w:tcPr>
-            <w:tcW w:w="283" w:type="dxa"/>
-          </w:tcPr>
-          <w:p/>
-        </w:tc>
-        <w:tc>
-          <w:tcPr>
-            <w:tcW w:w="284" w:type="dxa"/>
-          </w:tcPr>
-          <w:p/>
-        </w:tc>
-        <w:tc>
-          <w:tcPr>
-            <w:tcW w:w="284" w:type="dxa"/>
-          </w:tcPr>
-          <w:p/>
-        </w:tc>
-        <w:tc>
-          <w:tcPr>
-            <w:tcW w:w="284" w:type="dxa"/>
-          </w:tcPr>
-          <w:p/>
-        </w:tc>
-        <w:tc>
-          <w:tcPr>
-            <w:tcW w:w="284" w:type="dxa"/>
-          </w:tcPr>
-          <w:p/>
-        </w:tc>
-        <w:tc>
-          <w:tcPr>
-            <w:tcW w:w="284" w:type="dxa"/>
-          </w:tcPr>
-          <w:p/>
-        </w:tc>
-        <w:tc>
-          <w:tcPr>
-            <w:tcW w:w="311" w:type="dxa"/>
+            <w:tcW w:w="285" w:type="dxa"/>
+          </w:tcPr>
+          <w:p/>
+        </w:tc>
+        <w:tc>
+          <w:tcPr>
+            <w:tcW w:w="285" w:type="dxa"/>
+          </w:tcPr>
+          <w:p/>
+        </w:tc>
+        <w:tc>
+          <w:tcPr>
+            <w:tcW w:w="296" w:type="dxa"/>
+          </w:tcPr>
+          <w:p/>
+        </w:tc>
+        <w:tc>
+          <w:tcPr>
+            <w:tcW w:w="285" w:type="dxa"/>
+          </w:tcPr>
+          <w:p/>
+        </w:tc>
+        <w:tc>
+          <w:tcPr>
+            <w:tcW w:w="285" w:type="dxa"/>
+          </w:tcPr>
+          <w:p/>
+        </w:tc>
+        <w:tc>
+          <w:tcPr>
+            <w:tcW w:w="285" w:type="dxa"/>
+          </w:tcPr>
+          <w:p/>
+        </w:tc>
+        <w:tc>
+          <w:tcPr>
+            <w:tcW w:w="285" w:type="dxa"/>
+          </w:tcPr>
+          <w:p/>
+        </w:tc>
+        <w:tc>
+          <w:tcPr>
+            <w:tcW w:w="285" w:type="dxa"/>
+          </w:tcPr>
+          <w:p/>
+        </w:tc>
+        <w:tc>
+          <w:tcPr>
+            <w:tcW w:w="284" w:type="dxa"/>
+          </w:tcPr>
+          <w:p/>
+        </w:tc>
+        <w:tc>
+          <w:tcPr>
+            <w:tcW w:w="284" w:type="dxa"/>
+          </w:tcPr>
+          <w:p/>
+        </w:tc>
+        <w:tc>
+          <w:tcPr>
+            <w:tcW w:w="284" w:type="dxa"/>
+          </w:tcPr>
+          <w:p/>
+        </w:tc>
+        <w:tc>
+          <w:tcPr>
+            <w:tcW w:w="283" w:type="dxa"/>
+          </w:tcPr>
+          <w:p/>
+        </w:tc>
+        <w:tc>
+          <w:tcPr>
+            <w:tcW w:w="283" w:type="dxa"/>
+          </w:tcPr>
+          <w:p/>
+        </w:tc>
+        <w:tc>
+          <w:tcPr>
+            <w:tcW w:w="283" w:type="dxa"/>
+          </w:tcPr>
+          <w:p/>
+        </w:tc>
+        <w:tc>
+          <w:tcPr>
+            <w:tcW w:w="284" w:type="dxa"/>
+          </w:tcPr>
+          <w:p/>
+        </w:tc>
+        <w:tc>
+          <w:tcPr>
+            <w:tcW w:w="284" w:type="dxa"/>
+          </w:tcPr>
+          <w:p/>
+        </w:tc>
+        <w:tc>
+          <w:tcPr>
+            <w:tcW w:w="283" w:type="dxa"/>
+          </w:tcPr>
+          <w:p/>
+        </w:tc>
+        <w:tc>
+          <w:tcPr>
+            <w:tcW w:w="2014" w:type="dxa"/>
+            <w:gridSpan w:val="7"/>
           </w:tcPr>
           <w:p/>
         </w:tc>
@@ -2298,37 +1552,8 @@
         </w:trPr>
         <w:tc>
           <w:tcPr>
-            <w:tcW w:w="294" w:type="dxa"/>
-          </w:tcPr>
-          <w:p/>
-        </w:tc>
-        <w:tc>
-          <w:tcPr>
-            <w:tcW w:w="289" w:type="dxa"/>
-          </w:tcPr>
-          <w:p/>
-        </w:tc>
-        <w:tc>
-          <w:tcPr>
-            <w:tcW w:w="288" w:type="dxa"/>
-          </w:tcPr>
-          <w:p/>
-        </w:tc>
-        <w:tc>
-          <w:tcPr>
-            <w:tcW w:w="288" w:type="dxa"/>
-          </w:tcPr>
-          <w:p/>
-        </w:tc>
-        <w:tc>
-          <w:tcPr>
-            <w:tcW w:w="288" w:type="dxa"/>
-          </w:tcPr>
-          <w:p/>
-        </w:tc>
-        <w:tc>
-          <w:tcPr>
-            <w:tcW w:w="288" w:type="dxa"/>
+            <w:tcW w:w="2016" w:type="dxa"/>
+            <w:gridSpan w:val="7"/>
           </w:tcPr>
           <w:p/>
         </w:tc>
@@ -2340,12 +1565,6 @@
         </w:tc>
         <w:tc>
           <w:tcPr>
-            <w:tcW w:w="281" w:type="dxa"/>
-          </w:tcPr>
-          <w:p/>
-        </w:tc>
-        <w:tc>
-          <w:tcPr>
             <w:tcW w:w="288" w:type="dxa"/>
           </w:tcPr>
           <w:p/>
@@ -2376,87 +1595,110 @@
         </w:tc>
         <w:tc>
           <w:tcPr>
-            <w:tcW w:w="3143" w:type="dxa"/>
-            <w:gridSpan w:val="11"/>
-            <w:vMerge/>
-          </w:tcPr>
-          <w:p/>
-        </w:tc>
-        <w:tc>
-          <w:tcPr>
-            <w:tcW w:w="283" w:type="dxa"/>
-          </w:tcPr>
-          <w:p/>
-        </w:tc>
-        <w:tc>
-          <w:tcPr>
-            <w:tcW w:w="283" w:type="dxa"/>
-          </w:tcPr>
-          <w:p/>
-        </w:tc>
-        <w:tc>
-          <w:tcPr>
-            <w:tcW w:w="283" w:type="dxa"/>
-          </w:tcPr>
-          <w:p/>
-        </w:tc>
-        <w:tc>
-          <w:tcPr>
-            <w:tcW w:w="284" w:type="dxa"/>
-          </w:tcPr>
-          <w:p/>
-        </w:tc>
-        <w:tc>
-          <w:tcPr>
-            <w:tcW w:w="284" w:type="dxa"/>
-          </w:tcPr>
-          <w:p/>
-        </w:tc>
-        <w:tc>
-          <w:tcPr>
-            <w:tcW w:w="283" w:type="dxa"/>
-          </w:tcPr>
-          <w:p/>
-        </w:tc>
-        <w:tc>
-          <w:tcPr>
-            <w:tcW w:w="283" w:type="dxa"/>
-          </w:tcPr>
-          <w:p/>
-        </w:tc>
-        <w:tc>
-          <w:tcPr>
-            <w:tcW w:w="284" w:type="dxa"/>
-          </w:tcPr>
-          <w:p/>
-        </w:tc>
-        <w:tc>
-          <w:tcPr>
-            <w:tcW w:w="284" w:type="dxa"/>
-          </w:tcPr>
-          <w:p/>
-        </w:tc>
-        <w:tc>
-          <w:tcPr>
-            <w:tcW w:w="284" w:type="dxa"/>
-          </w:tcPr>
-          <w:p/>
-        </w:tc>
-        <w:tc>
-          <w:tcPr>
-            <w:tcW w:w="284" w:type="dxa"/>
-          </w:tcPr>
-          <w:p/>
-        </w:tc>
-        <w:tc>
-          <w:tcPr>
-            <w:tcW w:w="284" w:type="dxa"/>
-          </w:tcPr>
-          <w:p/>
-        </w:tc>
-        <w:tc>
-          <w:tcPr>
-            <w:tcW w:w="311" w:type="dxa"/>
+            <w:tcW w:w="285" w:type="dxa"/>
+          </w:tcPr>
+          <w:p/>
+        </w:tc>
+        <w:tc>
+          <w:tcPr>
+            <w:tcW w:w="285" w:type="dxa"/>
+          </w:tcPr>
+          <w:p/>
+        </w:tc>
+        <w:tc>
+          <w:tcPr>
+            <w:tcW w:w="296" w:type="dxa"/>
+          </w:tcPr>
+          <w:p/>
+        </w:tc>
+        <w:tc>
+          <w:tcPr>
+            <w:tcW w:w="285" w:type="dxa"/>
+          </w:tcPr>
+          <w:p/>
+        </w:tc>
+        <w:tc>
+          <w:tcPr>
+            <w:tcW w:w="285" w:type="dxa"/>
+          </w:tcPr>
+          <w:p/>
+        </w:tc>
+        <w:tc>
+          <w:tcPr>
+            <w:tcW w:w="285" w:type="dxa"/>
+          </w:tcPr>
+          <w:p/>
+        </w:tc>
+        <w:tc>
+          <w:tcPr>
+            <w:tcW w:w="285" w:type="dxa"/>
+          </w:tcPr>
+          <w:p/>
+        </w:tc>
+        <w:tc>
+          <w:tcPr>
+            <w:tcW w:w="285" w:type="dxa"/>
+          </w:tcPr>
+          <w:p/>
+        </w:tc>
+        <w:tc>
+          <w:tcPr>
+            <w:tcW w:w="284" w:type="dxa"/>
+          </w:tcPr>
+          <w:p/>
+        </w:tc>
+        <w:tc>
+          <w:tcPr>
+            <w:tcW w:w="284" w:type="dxa"/>
+          </w:tcPr>
+          <w:p/>
+        </w:tc>
+        <w:tc>
+          <w:tcPr>
+            <w:tcW w:w="284" w:type="dxa"/>
+          </w:tcPr>
+          <w:p/>
+        </w:tc>
+        <w:tc>
+          <w:tcPr>
+            <w:tcW w:w="283" w:type="dxa"/>
+          </w:tcPr>
+          <w:p/>
+        </w:tc>
+        <w:tc>
+          <w:tcPr>
+            <w:tcW w:w="283" w:type="dxa"/>
+          </w:tcPr>
+          <w:p/>
+        </w:tc>
+        <w:tc>
+          <w:tcPr>
+            <w:tcW w:w="283" w:type="dxa"/>
+          </w:tcPr>
+          <w:p/>
+        </w:tc>
+        <w:tc>
+          <w:tcPr>
+            <w:tcW w:w="284" w:type="dxa"/>
+          </w:tcPr>
+          <w:p/>
+        </w:tc>
+        <w:tc>
+          <w:tcPr>
+            <w:tcW w:w="284" w:type="dxa"/>
+          </w:tcPr>
+          <w:p/>
+        </w:tc>
+        <w:tc>
+          <w:tcPr>
+            <w:tcW w:w="283" w:type="dxa"/>
+          </w:tcPr>
+          <w:p/>
+        </w:tc>
+        <w:tc>
+          <w:tcPr>
+            <w:tcW w:w="2014" w:type="dxa"/>
+            <w:gridSpan w:val="7"/>
           </w:tcPr>
           <w:p/>
         </w:tc>
@@ -2467,37 +1709,8 @@
         </w:trPr>
         <w:tc>
           <w:tcPr>
-            <w:tcW w:w="294" w:type="dxa"/>
-          </w:tcPr>
-          <w:p/>
-        </w:tc>
-        <w:tc>
-          <w:tcPr>
-            <w:tcW w:w="289" w:type="dxa"/>
-          </w:tcPr>
-          <w:p/>
-        </w:tc>
-        <w:tc>
-          <w:tcPr>
-            <w:tcW w:w="288" w:type="dxa"/>
-          </w:tcPr>
-          <w:p/>
-        </w:tc>
-        <w:tc>
-          <w:tcPr>
-            <w:tcW w:w="288" w:type="dxa"/>
-          </w:tcPr>
-          <w:p/>
-        </w:tc>
-        <w:tc>
-          <w:tcPr>
-            <w:tcW w:w="288" w:type="dxa"/>
-          </w:tcPr>
-          <w:p/>
-        </w:tc>
-        <w:tc>
-          <w:tcPr>
-            <w:tcW w:w="288" w:type="dxa"/>
+            <w:tcW w:w="2016" w:type="dxa"/>
+            <w:gridSpan w:val="7"/>
           </w:tcPr>
           <w:p/>
         </w:tc>
@@ -2509,12 +1722,6 @@
         </w:tc>
         <w:tc>
           <w:tcPr>
-            <w:tcW w:w="281" w:type="dxa"/>
-          </w:tcPr>
-          <w:p/>
-        </w:tc>
-        <w:tc>
-          <w:tcPr>
             <w:tcW w:w="288" w:type="dxa"/>
           </w:tcPr>
           <w:p/>
@@ -2545,87 +1752,110 @@
         </w:tc>
         <w:tc>
           <w:tcPr>
-            <w:tcW w:w="3143" w:type="dxa"/>
-            <w:gridSpan w:val="11"/>
-            <w:vMerge/>
-          </w:tcPr>
-          <w:p/>
-        </w:tc>
-        <w:tc>
-          <w:tcPr>
-            <w:tcW w:w="283" w:type="dxa"/>
-          </w:tcPr>
-          <w:p/>
-        </w:tc>
-        <w:tc>
-          <w:tcPr>
-            <w:tcW w:w="283" w:type="dxa"/>
-          </w:tcPr>
-          <w:p/>
-        </w:tc>
-        <w:tc>
-          <w:tcPr>
-            <w:tcW w:w="283" w:type="dxa"/>
-          </w:tcPr>
-          <w:p/>
-        </w:tc>
-        <w:tc>
-          <w:tcPr>
-            <w:tcW w:w="284" w:type="dxa"/>
-          </w:tcPr>
-          <w:p/>
-        </w:tc>
-        <w:tc>
-          <w:tcPr>
-            <w:tcW w:w="284" w:type="dxa"/>
-          </w:tcPr>
-          <w:p/>
-        </w:tc>
-        <w:tc>
-          <w:tcPr>
-            <w:tcW w:w="283" w:type="dxa"/>
-          </w:tcPr>
-          <w:p/>
-        </w:tc>
-        <w:tc>
-          <w:tcPr>
-            <w:tcW w:w="283" w:type="dxa"/>
-          </w:tcPr>
-          <w:p/>
-        </w:tc>
-        <w:tc>
-          <w:tcPr>
-            <w:tcW w:w="284" w:type="dxa"/>
-          </w:tcPr>
-          <w:p/>
-        </w:tc>
-        <w:tc>
-          <w:tcPr>
-            <w:tcW w:w="284" w:type="dxa"/>
-          </w:tcPr>
-          <w:p/>
-        </w:tc>
-        <w:tc>
-          <w:tcPr>
-            <w:tcW w:w="284" w:type="dxa"/>
-          </w:tcPr>
-          <w:p/>
-        </w:tc>
-        <w:tc>
-          <w:tcPr>
-            <w:tcW w:w="284" w:type="dxa"/>
-          </w:tcPr>
-          <w:p/>
-        </w:tc>
-        <w:tc>
-          <w:tcPr>
-            <w:tcW w:w="284" w:type="dxa"/>
-          </w:tcPr>
-          <w:p/>
-        </w:tc>
-        <w:tc>
-          <w:tcPr>
-            <w:tcW w:w="311" w:type="dxa"/>
+            <w:tcW w:w="285" w:type="dxa"/>
+          </w:tcPr>
+          <w:p/>
+        </w:tc>
+        <w:tc>
+          <w:tcPr>
+            <w:tcW w:w="285" w:type="dxa"/>
+          </w:tcPr>
+          <w:p/>
+        </w:tc>
+        <w:tc>
+          <w:tcPr>
+            <w:tcW w:w="296" w:type="dxa"/>
+          </w:tcPr>
+          <w:p/>
+        </w:tc>
+        <w:tc>
+          <w:tcPr>
+            <w:tcW w:w="285" w:type="dxa"/>
+          </w:tcPr>
+          <w:p/>
+        </w:tc>
+        <w:tc>
+          <w:tcPr>
+            <w:tcW w:w="285" w:type="dxa"/>
+          </w:tcPr>
+          <w:p/>
+        </w:tc>
+        <w:tc>
+          <w:tcPr>
+            <w:tcW w:w="285" w:type="dxa"/>
+          </w:tcPr>
+          <w:p/>
+        </w:tc>
+        <w:tc>
+          <w:tcPr>
+            <w:tcW w:w="285" w:type="dxa"/>
+          </w:tcPr>
+          <w:p/>
+        </w:tc>
+        <w:tc>
+          <w:tcPr>
+            <w:tcW w:w="285" w:type="dxa"/>
+          </w:tcPr>
+          <w:p/>
+        </w:tc>
+        <w:tc>
+          <w:tcPr>
+            <w:tcW w:w="284" w:type="dxa"/>
+          </w:tcPr>
+          <w:p/>
+        </w:tc>
+        <w:tc>
+          <w:tcPr>
+            <w:tcW w:w="284" w:type="dxa"/>
+          </w:tcPr>
+          <w:p/>
+        </w:tc>
+        <w:tc>
+          <w:tcPr>
+            <w:tcW w:w="284" w:type="dxa"/>
+          </w:tcPr>
+          <w:p/>
+        </w:tc>
+        <w:tc>
+          <w:tcPr>
+            <w:tcW w:w="283" w:type="dxa"/>
+          </w:tcPr>
+          <w:p/>
+        </w:tc>
+        <w:tc>
+          <w:tcPr>
+            <w:tcW w:w="283" w:type="dxa"/>
+          </w:tcPr>
+          <w:p/>
+        </w:tc>
+        <w:tc>
+          <w:tcPr>
+            <w:tcW w:w="283" w:type="dxa"/>
+          </w:tcPr>
+          <w:p/>
+        </w:tc>
+        <w:tc>
+          <w:tcPr>
+            <w:tcW w:w="284" w:type="dxa"/>
+          </w:tcPr>
+          <w:p/>
+        </w:tc>
+        <w:tc>
+          <w:tcPr>
+            <w:tcW w:w="284" w:type="dxa"/>
+          </w:tcPr>
+          <w:p/>
+        </w:tc>
+        <w:tc>
+          <w:tcPr>
+            <w:tcW w:w="283" w:type="dxa"/>
+          </w:tcPr>
+          <w:p/>
+        </w:tc>
+        <w:tc>
+          <w:tcPr>
+            <w:tcW w:w="2014" w:type="dxa"/>
+            <w:gridSpan w:val="7"/>
           </w:tcPr>
           <w:p/>
         </w:tc>
@@ -2636,37 +1866,8 @@
         </w:trPr>
         <w:tc>
           <w:tcPr>
-            <w:tcW w:w="294" w:type="dxa"/>
-          </w:tcPr>
-          <w:p/>
-        </w:tc>
-        <w:tc>
-          <w:tcPr>
-            <w:tcW w:w="289" w:type="dxa"/>
-          </w:tcPr>
-          <w:p/>
-        </w:tc>
-        <w:tc>
-          <w:tcPr>
-            <w:tcW w:w="288" w:type="dxa"/>
-          </w:tcPr>
-          <w:p/>
-        </w:tc>
-        <w:tc>
-          <w:tcPr>
-            <w:tcW w:w="288" w:type="dxa"/>
-          </w:tcPr>
-          <w:p/>
-        </w:tc>
-        <w:tc>
-          <w:tcPr>
-            <w:tcW w:w="288" w:type="dxa"/>
-          </w:tcPr>
-          <w:p/>
-        </w:tc>
-        <w:tc>
-          <w:tcPr>
-            <w:tcW w:w="288" w:type="dxa"/>
+            <w:tcW w:w="2016" w:type="dxa"/>
+            <w:gridSpan w:val="7"/>
           </w:tcPr>
           <w:p/>
         </w:tc>
@@ -2678,12 +1879,6 @@
         </w:tc>
         <w:tc>
           <w:tcPr>
-            <w:tcW w:w="281" w:type="dxa"/>
-          </w:tcPr>
-          <w:p/>
-        </w:tc>
-        <w:tc>
-          <w:tcPr>
             <w:tcW w:w="288" w:type="dxa"/>
           </w:tcPr>
           <w:p/>
@@ -2714,425 +1909,110 @@
         </w:tc>
         <w:tc>
           <w:tcPr>
-            <w:tcW w:w="3143" w:type="dxa"/>
-            <w:gridSpan w:val="11"/>
-            <w:vMerge/>
-          </w:tcPr>
-          <w:p/>
-        </w:tc>
-        <w:tc>
-          <w:tcPr>
-            <w:tcW w:w="283" w:type="dxa"/>
-          </w:tcPr>
-          <w:p/>
-        </w:tc>
-        <w:tc>
-          <w:tcPr>
-            <w:tcW w:w="283" w:type="dxa"/>
-          </w:tcPr>
-          <w:p/>
-        </w:tc>
-        <w:tc>
-          <w:tcPr>
-            <w:tcW w:w="283" w:type="dxa"/>
-          </w:tcPr>
-          <w:p/>
-        </w:tc>
-        <w:tc>
-          <w:tcPr>
-            <w:tcW w:w="284" w:type="dxa"/>
-          </w:tcPr>
-          <w:p/>
-        </w:tc>
-        <w:tc>
-          <w:tcPr>
-            <w:tcW w:w="284" w:type="dxa"/>
-          </w:tcPr>
-          <w:p/>
-        </w:tc>
-        <w:tc>
-          <w:tcPr>
-            <w:tcW w:w="283" w:type="dxa"/>
-          </w:tcPr>
-          <w:p/>
-        </w:tc>
-        <w:tc>
-          <w:tcPr>
-            <w:tcW w:w="283" w:type="dxa"/>
-          </w:tcPr>
-          <w:p/>
-        </w:tc>
-        <w:tc>
-          <w:tcPr>
-            <w:tcW w:w="284" w:type="dxa"/>
-          </w:tcPr>
-          <w:p/>
-        </w:tc>
-        <w:tc>
-          <w:tcPr>
-            <w:tcW w:w="284" w:type="dxa"/>
-          </w:tcPr>
-          <w:p/>
-        </w:tc>
-        <w:tc>
-          <w:tcPr>
-            <w:tcW w:w="284" w:type="dxa"/>
-          </w:tcPr>
-          <w:p/>
-        </w:tc>
-        <w:tc>
-          <w:tcPr>
-            <w:tcW w:w="284" w:type="dxa"/>
-          </w:tcPr>
-          <w:p/>
-        </w:tc>
-        <w:tc>
-          <w:tcPr>
-            <w:tcW w:w="284" w:type="dxa"/>
-          </w:tcPr>
-          <w:p/>
-        </w:tc>
-        <w:tc>
-          <w:tcPr>
-            <w:tcW w:w="311" w:type="dxa"/>
-          </w:tcPr>
-          <w:p/>
-        </w:tc>
-      </w:tr>
-      <w:tr>
-        <w:trPr>
-          <w:trHeight w:val="285"/>
-        </w:trPr>
-        <w:tc>
-          <w:tcPr>
-            <w:tcW w:w="294" w:type="dxa"/>
-          </w:tcPr>
-          <w:p/>
-        </w:tc>
-        <w:tc>
-          <w:tcPr>
-            <w:tcW w:w="289" w:type="dxa"/>
-          </w:tcPr>
-          <w:p/>
-        </w:tc>
-        <w:tc>
-          <w:tcPr>
-            <w:tcW w:w="288" w:type="dxa"/>
-          </w:tcPr>
-          <w:p/>
-        </w:tc>
-        <w:tc>
-          <w:tcPr>
-            <w:tcW w:w="288" w:type="dxa"/>
-          </w:tcPr>
-          <w:p/>
-        </w:tc>
-        <w:tc>
-          <w:tcPr>
-            <w:tcW w:w="288" w:type="dxa"/>
-          </w:tcPr>
-          <w:p/>
-        </w:tc>
-        <w:tc>
-          <w:tcPr>
-            <w:tcW w:w="288" w:type="dxa"/>
-          </w:tcPr>
-          <w:p/>
-        </w:tc>
-        <w:tc>
-          <w:tcPr>
-            <w:tcW w:w="281" w:type="dxa"/>
-          </w:tcPr>
-          <w:p/>
-        </w:tc>
-        <w:tc>
-          <w:tcPr>
-            <w:tcW w:w="281" w:type="dxa"/>
-          </w:tcPr>
-          <w:p/>
-        </w:tc>
-        <w:tc>
-          <w:tcPr>
-            <w:tcW w:w="288" w:type="dxa"/>
-          </w:tcPr>
-          <w:p/>
-        </w:tc>
-        <w:tc>
-          <w:tcPr>
-            <w:tcW w:w="280" w:type="dxa"/>
-          </w:tcPr>
-          <w:p/>
-        </w:tc>
-        <w:tc>
-          <w:tcPr>
-            <w:tcW w:w="282" w:type="dxa"/>
-          </w:tcPr>
-          <w:p/>
-        </w:tc>
-        <w:tc>
-          <w:tcPr>
-            <w:tcW w:w="282" w:type="dxa"/>
-          </w:tcPr>
-          <w:p/>
-        </w:tc>
-        <w:tc>
-          <w:tcPr>
-            <w:tcW w:w="283" w:type="dxa"/>
-          </w:tcPr>
-          <w:p/>
-        </w:tc>
-        <w:tc>
-          <w:tcPr>
-            <w:tcW w:w="3143" w:type="dxa"/>
-            <w:gridSpan w:val="11"/>
-            <w:vMerge/>
-          </w:tcPr>
-          <w:p/>
-        </w:tc>
-        <w:tc>
-          <w:tcPr>
-            <w:tcW w:w="283" w:type="dxa"/>
-          </w:tcPr>
-          <w:p/>
-        </w:tc>
-        <w:tc>
-          <w:tcPr>
-            <w:tcW w:w="283" w:type="dxa"/>
-          </w:tcPr>
-          <w:p/>
-        </w:tc>
-        <w:tc>
-          <w:tcPr>
-            <w:tcW w:w="283" w:type="dxa"/>
-          </w:tcPr>
-          <w:p/>
-        </w:tc>
-        <w:tc>
-          <w:tcPr>
-            <w:tcW w:w="284" w:type="dxa"/>
-          </w:tcPr>
-          <w:p/>
-        </w:tc>
-        <w:tc>
-          <w:tcPr>
-            <w:tcW w:w="284" w:type="dxa"/>
-          </w:tcPr>
-          <w:p/>
-        </w:tc>
-        <w:tc>
-          <w:tcPr>
-            <w:tcW w:w="283" w:type="dxa"/>
-          </w:tcPr>
-          <w:p/>
-        </w:tc>
-        <w:tc>
-          <w:tcPr>
-            <w:tcW w:w="283" w:type="dxa"/>
-          </w:tcPr>
-          <w:p/>
-        </w:tc>
-        <w:tc>
-          <w:tcPr>
-            <w:tcW w:w="284" w:type="dxa"/>
-          </w:tcPr>
-          <w:p/>
-        </w:tc>
-        <w:tc>
-          <w:tcPr>
-            <w:tcW w:w="284" w:type="dxa"/>
-          </w:tcPr>
-          <w:p/>
-        </w:tc>
-        <w:tc>
-          <w:tcPr>
-            <w:tcW w:w="284" w:type="dxa"/>
-          </w:tcPr>
-          <w:p/>
-        </w:tc>
-        <w:tc>
-          <w:tcPr>
-            <w:tcW w:w="284" w:type="dxa"/>
-          </w:tcPr>
-          <w:p/>
-        </w:tc>
-        <w:tc>
-          <w:tcPr>
-            <w:tcW w:w="284" w:type="dxa"/>
-          </w:tcPr>
-          <w:p/>
-        </w:tc>
-        <w:tc>
-          <w:tcPr>
-            <w:tcW w:w="311" w:type="dxa"/>
-          </w:tcPr>
-          <w:p/>
-        </w:tc>
-      </w:tr>
-      <w:tr>
-        <w:trPr>
-          <w:trHeight w:val="285"/>
-        </w:trPr>
-        <w:tc>
-          <w:tcPr>
-            <w:tcW w:w="294" w:type="dxa"/>
-          </w:tcPr>
-          <w:p/>
-        </w:tc>
-        <w:tc>
-          <w:tcPr>
-            <w:tcW w:w="289" w:type="dxa"/>
-          </w:tcPr>
-          <w:p/>
-        </w:tc>
-        <w:tc>
-          <w:tcPr>
-            <w:tcW w:w="288" w:type="dxa"/>
-          </w:tcPr>
-          <w:p/>
-        </w:tc>
-        <w:tc>
-          <w:tcPr>
-            <w:tcW w:w="288" w:type="dxa"/>
-          </w:tcPr>
-          <w:p/>
-        </w:tc>
-        <w:tc>
-          <w:tcPr>
-            <w:tcW w:w="288" w:type="dxa"/>
-          </w:tcPr>
-          <w:p/>
-        </w:tc>
-        <w:tc>
-          <w:tcPr>
-            <w:tcW w:w="288" w:type="dxa"/>
-          </w:tcPr>
-          <w:p/>
-        </w:tc>
-        <w:tc>
-          <w:tcPr>
-            <w:tcW w:w="281" w:type="dxa"/>
-          </w:tcPr>
-          <w:p/>
-        </w:tc>
-        <w:tc>
-          <w:tcPr>
-            <w:tcW w:w="281" w:type="dxa"/>
-          </w:tcPr>
-          <w:p/>
-        </w:tc>
-        <w:tc>
-          <w:tcPr>
-            <w:tcW w:w="288" w:type="dxa"/>
-          </w:tcPr>
-          <w:p/>
-        </w:tc>
-        <w:tc>
-          <w:tcPr>
-            <w:tcW w:w="280" w:type="dxa"/>
-          </w:tcPr>
-          <w:p/>
-        </w:tc>
-        <w:tc>
-          <w:tcPr>
-            <w:tcW w:w="282" w:type="dxa"/>
-          </w:tcPr>
-          <w:p/>
-        </w:tc>
-        <w:tc>
-          <w:tcPr>
-            <w:tcW w:w="282" w:type="dxa"/>
-          </w:tcPr>
-          <w:p/>
-        </w:tc>
-        <w:tc>
-          <w:tcPr>
-            <w:tcW w:w="283" w:type="dxa"/>
-          </w:tcPr>
-          <w:p/>
-        </w:tc>
-        <w:tc>
-          <w:tcPr>
-            <w:tcW w:w="3143" w:type="dxa"/>
-            <w:gridSpan w:val="11"/>
-            <w:vMerge/>
-          </w:tcPr>
-          <w:p/>
-        </w:tc>
-        <w:tc>
-          <w:tcPr>
-            <w:tcW w:w="283" w:type="dxa"/>
-          </w:tcPr>
-          <w:p/>
-        </w:tc>
-        <w:tc>
-          <w:tcPr>
-            <w:tcW w:w="283" w:type="dxa"/>
-          </w:tcPr>
-          <w:p/>
-        </w:tc>
-        <w:tc>
-          <w:tcPr>
-            <w:tcW w:w="283" w:type="dxa"/>
-          </w:tcPr>
-          <w:p/>
-        </w:tc>
-        <w:tc>
-          <w:tcPr>
-            <w:tcW w:w="284" w:type="dxa"/>
-          </w:tcPr>
-          <w:p/>
-        </w:tc>
-        <w:tc>
-          <w:tcPr>
-            <w:tcW w:w="284" w:type="dxa"/>
-          </w:tcPr>
-          <w:p/>
-        </w:tc>
-        <w:tc>
-          <w:tcPr>
-            <w:tcW w:w="283" w:type="dxa"/>
-          </w:tcPr>
-          <w:p/>
-        </w:tc>
-        <w:tc>
-          <w:tcPr>
-            <w:tcW w:w="283" w:type="dxa"/>
-          </w:tcPr>
-          <w:p/>
-        </w:tc>
-        <w:tc>
-          <w:tcPr>
-            <w:tcW w:w="284" w:type="dxa"/>
-          </w:tcPr>
-          <w:p/>
-        </w:tc>
-        <w:tc>
-          <w:tcPr>
-            <w:tcW w:w="284" w:type="dxa"/>
-          </w:tcPr>
-          <w:p/>
-        </w:tc>
-        <w:tc>
-          <w:tcPr>
-            <w:tcW w:w="284" w:type="dxa"/>
-          </w:tcPr>
-          <w:p/>
-        </w:tc>
-        <w:tc>
-          <w:tcPr>
-            <w:tcW w:w="284" w:type="dxa"/>
-          </w:tcPr>
-          <w:p/>
-        </w:tc>
-        <w:tc>
-          <w:tcPr>
-            <w:tcW w:w="284" w:type="dxa"/>
-          </w:tcPr>
-          <w:p/>
-        </w:tc>
-        <w:tc>
-          <w:tcPr>
-            <w:tcW w:w="311" w:type="dxa"/>
+            <w:tcW w:w="285" w:type="dxa"/>
+          </w:tcPr>
+          <w:p/>
+        </w:tc>
+        <w:tc>
+          <w:tcPr>
+            <w:tcW w:w="285" w:type="dxa"/>
+          </w:tcPr>
+          <w:p/>
+        </w:tc>
+        <w:tc>
+          <w:tcPr>
+            <w:tcW w:w="296" w:type="dxa"/>
+          </w:tcPr>
+          <w:p/>
+        </w:tc>
+        <w:tc>
+          <w:tcPr>
+            <w:tcW w:w="285" w:type="dxa"/>
+          </w:tcPr>
+          <w:p/>
+        </w:tc>
+        <w:tc>
+          <w:tcPr>
+            <w:tcW w:w="285" w:type="dxa"/>
+          </w:tcPr>
+          <w:p/>
+        </w:tc>
+        <w:tc>
+          <w:tcPr>
+            <w:tcW w:w="285" w:type="dxa"/>
+          </w:tcPr>
+          <w:p/>
+        </w:tc>
+        <w:tc>
+          <w:tcPr>
+            <w:tcW w:w="285" w:type="dxa"/>
+          </w:tcPr>
+          <w:p/>
+        </w:tc>
+        <w:tc>
+          <w:tcPr>
+            <w:tcW w:w="285" w:type="dxa"/>
+          </w:tcPr>
+          <w:p/>
+        </w:tc>
+        <w:tc>
+          <w:tcPr>
+            <w:tcW w:w="284" w:type="dxa"/>
+          </w:tcPr>
+          <w:p/>
+        </w:tc>
+        <w:tc>
+          <w:tcPr>
+            <w:tcW w:w="284" w:type="dxa"/>
+          </w:tcPr>
+          <w:p/>
+        </w:tc>
+        <w:tc>
+          <w:tcPr>
+            <w:tcW w:w="284" w:type="dxa"/>
+          </w:tcPr>
+          <w:p/>
+        </w:tc>
+        <w:tc>
+          <w:tcPr>
+            <w:tcW w:w="283" w:type="dxa"/>
+          </w:tcPr>
+          <w:p/>
+        </w:tc>
+        <w:tc>
+          <w:tcPr>
+            <w:tcW w:w="283" w:type="dxa"/>
+          </w:tcPr>
+          <w:p/>
+        </w:tc>
+        <w:tc>
+          <w:tcPr>
+            <w:tcW w:w="283" w:type="dxa"/>
+          </w:tcPr>
+          <w:p/>
+        </w:tc>
+        <w:tc>
+          <w:tcPr>
+            <w:tcW w:w="284" w:type="dxa"/>
+          </w:tcPr>
+          <w:p/>
+        </w:tc>
+        <w:tc>
+          <w:tcPr>
+            <w:tcW w:w="284" w:type="dxa"/>
+          </w:tcPr>
+          <w:p/>
+        </w:tc>
+        <w:tc>
+          <w:tcPr>
+            <w:tcW w:w="283" w:type="dxa"/>
+          </w:tcPr>
+          <w:p/>
+        </w:tc>
+        <w:tc>
+          <w:tcPr>
+            <w:tcW w:w="2014" w:type="dxa"/>
+            <w:gridSpan w:val="7"/>
           </w:tcPr>
           <w:p/>
         </w:tc>
@@ -3572,9 +2452,6 @@
             <w:tcW w:w="5975" w:type="dxa"/>
             <w:gridSpan w:val="21"/>
             <w:vMerge w:val="restart"/>
-            <w:tcBorders>
-              <w:bottom w:val="single" w:sz="12" w:space="0" w:color="auto"/>
-            </w:tcBorders>
           </w:tcPr>
           <w:p/>
         </w:tc>
@@ -3685,7 +2562,7 @@
             <w:gridSpan w:val="21"/>
             <w:vMerge/>
             <w:tcBorders>
-              <w:bottom w:val="single" w:sz="12" w:space="0" w:color="auto"/>
+              <w:bottom w:val="single" w:sz="6" w:space="0" w:color="auto"/>
             </w:tcBorders>
           </w:tcPr>
           <w:p/>
@@ -3796,7 +2673,7 @@
             <w:tcW w:w="5975" w:type="dxa"/>
             <w:gridSpan w:val="21"/>
             <w:tcBorders>
-              <w:top w:val="single" w:sz="12" w:space="0" w:color="auto"/>
+              <w:top w:val="single" w:sz="6" w:space="0" w:color="auto"/>
             </w:tcBorders>
             <w:vAlign w:val="center"/>
           </w:tcPr>
@@ -4039,7 +2916,7 @@
             <w:gridSpan w:val="21"/>
             <w:vMerge/>
             <w:tcBorders>
-              <w:bottom w:val="single" w:sz="12" w:space="0" w:color="auto"/>
+              <w:bottom w:val="single" w:sz="6" w:space="0" w:color="auto"/>
             </w:tcBorders>
           </w:tcPr>
           <w:p/>
@@ -4150,7 +3027,7 @@
             <w:tcW w:w="5975" w:type="dxa"/>
             <w:gridSpan w:val="21"/>
             <w:tcBorders>
-              <w:top w:val="single" w:sz="12" w:space="0" w:color="auto"/>
+              <w:top w:val="single" w:sz="6" w:space="0" w:color="auto"/>
             </w:tcBorders>
           </w:tcPr>
           <w:p>
@@ -4388,7 +3265,7 @@
             <w:vMerge/>
             <w:tcBorders>
               <w:left w:val="nil"/>
-              <w:bottom w:val="single" w:sz="4" w:space="0" w:color="auto"/>
+              <w:bottom w:val="single" w:sz="6" w:space="0" w:color="auto"/>
             </w:tcBorders>
           </w:tcPr>
           <w:p/>
@@ -4493,7 +3370,7 @@
             <w:tcW w:w="6258" w:type="dxa"/>
             <w:gridSpan w:val="22"/>
             <w:tcBorders>
-              <w:top w:val="single" w:sz="4" w:space="0" w:color="auto"/>
+              <w:top w:val="single" w:sz="6" w:space="0" w:color="auto"/>
               <w:left w:val="nil"/>
             </w:tcBorders>
             <w:vAlign w:val="center"/>
@@ -4592,116 +3469,79 @@
             <w:tcW w:w="288" w:type="dxa"/>
             <w:tcBorders>
               <w:left w:val="nil"/>
-              <w:bottom w:val="single" w:sz="4" w:space="0" w:color="auto"/>
-            </w:tcBorders>
-          </w:tcPr>
-          <w:p/>
-        </w:tc>
-        <w:tc>
-          <w:tcPr>
-            <w:tcW w:w="288" w:type="dxa"/>
-            <w:tcBorders>
-              <w:bottom w:val="single" w:sz="4" w:space="0" w:color="auto"/>
-            </w:tcBorders>
+            </w:tcBorders>
+          </w:tcPr>
+          <w:p/>
+        </w:tc>
+        <w:tc>
+          <w:tcPr>
+            <w:tcW w:w="288" w:type="dxa"/>
           </w:tcPr>
           <w:p/>
         </w:tc>
         <w:tc>
           <w:tcPr>
             <w:tcW w:w="281" w:type="dxa"/>
-            <w:tcBorders>
-              <w:bottom w:val="single" w:sz="4" w:space="0" w:color="auto"/>
-            </w:tcBorders>
           </w:tcPr>
           <w:p/>
         </w:tc>
         <w:tc>
           <w:tcPr>
             <w:tcW w:w="281" w:type="dxa"/>
-            <w:tcBorders>
-              <w:bottom w:val="single" w:sz="4" w:space="0" w:color="auto"/>
-            </w:tcBorders>
-          </w:tcPr>
-          <w:p/>
-        </w:tc>
-        <w:tc>
-          <w:tcPr>
-            <w:tcW w:w="288" w:type="dxa"/>
-            <w:tcBorders>
-              <w:bottom w:val="single" w:sz="4" w:space="0" w:color="auto"/>
-            </w:tcBorders>
+          </w:tcPr>
+          <w:p/>
+        </w:tc>
+        <w:tc>
+          <w:tcPr>
+            <w:tcW w:w="288" w:type="dxa"/>
           </w:tcPr>
           <w:p/>
         </w:tc>
         <w:tc>
           <w:tcPr>
             <w:tcW w:w="280" w:type="dxa"/>
-            <w:tcBorders>
-              <w:bottom w:val="single" w:sz="4" w:space="0" w:color="auto"/>
-            </w:tcBorders>
           </w:tcPr>
           <w:p/>
         </w:tc>
         <w:tc>
           <w:tcPr>
             <w:tcW w:w="282" w:type="dxa"/>
-            <w:tcBorders>
-              <w:bottom w:val="single" w:sz="4" w:space="0" w:color="auto"/>
-            </w:tcBorders>
           </w:tcPr>
           <w:p/>
         </w:tc>
         <w:tc>
           <w:tcPr>
             <w:tcW w:w="282" w:type="dxa"/>
-            <w:tcBorders>
-              <w:bottom w:val="single" w:sz="4" w:space="0" w:color="auto"/>
-            </w:tcBorders>
-          </w:tcPr>
-          <w:p/>
-        </w:tc>
-        <w:tc>
-          <w:tcPr>
-            <w:tcW w:w="283" w:type="dxa"/>
-            <w:tcBorders>
-              <w:bottom w:val="single" w:sz="4" w:space="0" w:color="auto"/>
-            </w:tcBorders>
-          </w:tcPr>
-          <w:p/>
-        </w:tc>
-        <w:tc>
-          <w:tcPr>
-            <w:tcW w:w="285" w:type="dxa"/>
-            <w:tcBorders>
-              <w:bottom w:val="single" w:sz="4" w:space="0" w:color="auto"/>
-            </w:tcBorders>
-          </w:tcPr>
-          <w:p/>
-        </w:tc>
-        <w:tc>
-          <w:tcPr>
-            <w:tcW w:w="285" w:type="dxa"/>
-            <w:tcBorders>
-              <w:bottom w:val="single" w:sz="4" w:space="0" w:color="auto"/>
-            </w:tcBorders>
+          </w:tcPr>
+          <w:p/>
+        </w:tc>
+        <w:tc>
+          <w:tcPr>
+            <w:tcW w:w="283" w:type="dxa"/>
+          </w:tcPr>
+          <w:p/>
+        </w:tc>
+        <w:tc>
+          <w:tcPr>
+            <w:tcW w:w="285" w:type="dxa"/>
+          </w:tcPr>
+          <w:p/>
+        </w:tc>
+        <w:tc>
+          <w:tcPr>
+            <w:tcW w:w="285" w:type="dxa"/>
           </w:tcPr>
           <w:p/>
         </w:tc>
         <w:tc>
           <w:tcPr>
             <w:tcW w:w="296" w:type="dxa"/>
-            <w:tcBorders>
-              <w:bottom w:val="single" w:sz="4" w:space="0" w:color="auto"/>
-            </w:tcBorders>
-          </w:tcPr>
-          <w:p/>
-        </w:tc>
-        <w:tc>
-          <w:tcPr>
-            <w:tcW w:w="285" w:type="dxa"/>
-            <w:tcBorders>
-              <w:bottom w:val="single" w:sz="4" w:space="0" w:color="auto"/>
-            </w:tcBorders>
+          </w:tcPr>
+          <w:p/>
+        </w:tc>
+        <w:tc>
+          <w:tcPr>
+            <w:tcW w:w="285" w:type="dxa"/>
           </w:tcPr>
           <w:p/>
         </w:tc>
@@ -4851,55 +3691,90 @@
         <w:tc>
           <w:tcPr>
             <w:tcW w:w="288" w:type="dxa"/>
-            <w:tcBorders>
-              <w:right w:val="single" w:sz="4" w:space="0" w:color="auto"/>
-            </w:tcBorders>
-          </w:tcPr>
-          <w:p/>
-        </w:tc>
-        <w:tc>
-          <w:tcPr>
-            <w:tcW w:w="1426" w:type="dxa"/>
-            <w:gridSpan w:val="5"/>
-            <w:vMerge w:val="restart"/>
-            <w:tcBorders>
-              <w:top w:val="single" w:sz="4" w:space="0" w:color="auto"/>
-              <w:left w:val="single" w:sz="4" w:space="0" w:color="auto"/>
-              <w:bottom w:val="single" w:sz="4" w:space="0" w:color="auto"/>
-              <w:right w:val="single" w:sz="4" w:space="0" w:color="auto"/>
-            </w:tcBorders>
-          </w:tcPr>
-          <w:p>
-            <w:r>
-              <w:rPr>
-                <w:rFonts w:ascii="Times New Roman" w:hAnsi="Times New Roman" w:cs="Times New Roman"/>
-                <w:sz w:val="24"/>
-                <w:szCs w:val="24"/>
-              </w:rPr>
-              <w:t>Время начала:</w:t>
-            </w:r>
-          </w:p>
-        </w:tc>
-        <w:tc>
-          <w:tcPr>
-            <w:tcW w:w="2278" w:type="dxa"/>
-            <w:gridSpan w:val="8"/>
-            <w:vMerge w:val="restart"/>
-            <w:tcBorders>
-              <w:top w:val="single" w:sz="4" w:space="0" w:color="auto"/>
-              <w:left w:val="single" w:sz="4" w:space="0" w:color="auto"/>
-              <w:bottom w:val="single" w:sz="4" w:space="0" w:color="auto"/>
-              <w:right w:val="single" w:sz="4" w:space="0" w:color="auto"/>
-            </w:tcBorders>
-          </w:tcPr>
-          <w:p/>
-        </w:tc>
-        <w:tc>
-          <w:tcPr>
-            <w:tcW w:w="285" w:type="dxa"/>
-            <w:tcBorders>
-              <w:left w:val="single" w:sz="4" w:space="0" w:color="auto"/>
-            </w:tcBorders>
+          </w:tcPr>
+          <w:p/>
+        </w:tc>
+        <w:tc>
+          <w:tcPr>
+            <w:tcW w:w="288" w:type="dxa"/>
+          </w:tcPr>
+          <w:p/>
+        </w:tc>
+        <w:tc>
+          <w:tcPr>
+            <w:tcW w:w="288" w:type="dxa"/>
+          </w:tcPr>
+          <w:p/>
+        </w:tc>
+        <w:tc>
+          <w:tcPr>
+            <w:tcW w:w="281" w:type="dxa"/>
+          </w:tcPr>
+          <w:p/>
+        </w:tc>
+        <w:tc>
+          <w:tcPr>
+            <w:tcW w:w="281" w:type="dxa"/>
+          </w:tcPr>
+          <w:p/>
+        </w:tc>
+        <w:tc>
+          <w:tcPr>
+            <w:tcW w:w="288" w:type="dxa"/>
+          </w:tcPr>
+          <w:p/>
+        </w:tc>
+        <w:tc>
+          <w:tcPr>
+            <w:tcW w:w="280" w:type="dxa"/>
+          </w:tcPr>
+          <w:p/>
+        </w:tc>
+        <w:tc>
+          <w:tcPr>
+            <w:tcW w:w="282" w:type="dxa"/>
+          </w:tcPr>
+          <w:p/>
+        </w:tc>
+        <w:tc>
+          <w:tcPr>
+            <w:tcW w:w="282" w:type="dxa"/>
+          </w:tcPr>
+          <w:p/>
+        </w:tc>
+        <w:tc>
+          <w:tcPr>
+            <w:tcW w:w="283" w:type="dxa"/>
+          </w:tcPr>
+          <w:p/>
+        </w:tc>
+        <w:tc>
+          <w:tcPr>
+            <w:tcW w:w="285" w:type="dxa"/>
+          </w:tcPr>
+          <w:p/>
+        </w:tc>
+        <w:tc>
+          <w:tcPr>
+            <w:tcW w:w="285" w:type="dxa"/>
+          </w:tcPr>
+          <w:p/>
+        </w:tc>
+        <w:tc>
+          <w:tcPr>
+            <w:tcW w:w="296" w:type="dxa"/>
+          </w:tcPr>
+          <w:p/>
+        </w:tc>
+        <w:tc>
+          <w:tcPr>
+            <w:tcW w:w="285" w:type="dxa"/>
+          </w:tcPr>
+          <w:p/>
+        </w:tc>
+        <w:tc>
+          <w:tcPr>
+            <w:tcW w:w="285" w:type="dxa"/>
           </w:tcPr>
           <w:p/>
         </w:tc>
@@ -5037,52 +3912,138 @@
         <w:tc>
           <w:tcPr>
             <w:tcW w:w="288" w:type="dxa"/>
-          </w:tcPr>
-          <w:p/>
-        </w:tc>
-        <w:tc>
-          <w:tcPr>
-            <w:tcW w:w="288" w:type="dxa"/>
-            <w:tcBorders>
-              <w:right w:val="single" w:sz="4" w:space="0" w:color="auto"/>
-            </w:tcBorders>
-          </w:tcPr>
-          <w:p/>
-        </w:tc>
-        <w:tc>
-          <w:tcPr>
-            <w:tcW w:w="1426" w:type="dxa"/>
-            <w:gridSpan w:val="5"/>
-            <w:vMerge/>
-            <w:tcBorders>
-              <w:top w:val="single" w:sz="4" w:space="0" w:color="auto"/>
-              <w:left w:val="single" w:sz="4" w:space="0" w:color="auto"/>
-              <w:bottom w:val="single" w:sz="4" w:space="0" w:color="auto"/>
-              <w:right w:val="single" w:sz="4" w:space="0" w:color="auto"/>
-            </w:tcBorders>
-          </w:tcPr>
-          <w:p/>
-        </w:tc>
-        <w:tc>
-          <w:tcPr>
-            <w:tcW w:w="2278" w:type="dxa"/>
-            <w:gridSpan w:val="8"/>
-            <w:vMerge/>
-            <w:tcBorders>
-              <w:top w:val="single" w:sz="4" w:space="0" w:color="auto"/>
-              <w:left w:val="single" w:sz="4" w:space="0" w:color="auto"/>
-              <w:bottom w:val="single" w:sz="4" w:space="0" w:color="auto"/>
-              <w:right w:val="single" w:sz="4" w:space="0" w:color="auto"/>
-            </w:tcBorders>
-          </w:tcPr>
-          <w:p/>
-        </w:tc>
-        <w:tc>
-          <w:tcPr>
-            <w:tcW w:w="285" w:type="dxa"/>
-            <w:tcBorders>
-              <w:left w:val="single" w:sz="4" w:space="0" w:color="auto"/>
-            </w:tcBorders>
+            <w:tcBorders>
+              <w:bottom w:val="single" w:sz="2" w:space="0" w:color="auto"/>
+            </w:tcBorders>
+          </w:tcPr>
+          <w:p/>
+        </w:tc>
+        <w:tc>
+          <w:tcPr>
+            <w:tcW w:w="288" w:type="dxa"/>
+            <w:tcBorders>
+              <w:bottom w:val="single" w:sz="2" w:space="0" w:color="auto"/>
+            </w:tcBorders>
+          </w:tcPr>
+          <w:p/>
+        </w:tc>
+        <w:tc>
+          <w:tcPr>
+            <w:tcW w:w="288" w:type="dxa"/>
+            <w:tcBorders>
+              <w:bottom w:val="single" w:sz="2" w:space="0" w:color="auto"/>
+            </w:tcBorders>
+          </w:tcPr>
+          <w:p/>
+        </w:tc>
+        <w:tc>
+          <w:tcPr>
+            <w:tcW w:w="288" w:type="dxa"/>
+            <w:tcBorders>
+              <w:bottom w:val="single" w:sz="2" w:space="0" w:color="auto"/>
+            </w:tcBorders>
+          </w:tcPr>
+          <w:p/>
+        </w:tc>
+        <w:tc>
+          <w:tcPr>
+            <w:tcW w:w="281" w:type="dxa"/>
+            <w:tcBorders>
+              <w:bottom w:val="single" w:sz="2" w:space="0" w:color="auto"/>
+            </w:tcBorders>
+          </w:tcPr>
+          <w:p/>
+        </w:tc>
+        <w:tc>
+          <w:tcPr>
+            <w:tcW w:w="281" w:type="dxa"/>
+            <w:tcBorders>
+              <w:bottom w:val="single" w:sz="2" w:space="0" w:color="auto"/>
+            </w:tcBorders>
+          </w:tcPr>
+          <w:p/>
+        </w:tc>
+        <w:tc>
+          <w:tcPr>
+            <w:tcW w:w="288" w:type="dxa"/>
+            <w:tcBorders>
+              <w:bottom w:val="single" w:sz="2" w:space="0" w:color="auto"/>
+            </w:tcBorders>
+          </w:tcPr>
+          <w:p/>
+        </w:tc>
+        <w:tc>
+          <w:tcPr>
+            <w:tcW w:w="280" w:type="dxa"/>
+            <w:tcBorders>
+              <w:bottom w:val="single" w:sz="2" w:space="0" w:color="auto"/>
+            </w:tcBorders>
+          </w:tcPr>
+          <w:p/>
+        </w:tc>
+        <w:tc>
+          <w:tcPr>
+            <w:tcW w:w="282" w:type="dxa"/>
+            <w:tcBorders>
+              <w:bottom w:val="single" w:sz="2" w:space="0" w:color="auto"/>
+            </w:tcBorders>
+          </w:tcPr>
+          <w:p/>
+        </w:tc>
+        <w:tc>
+          <w:tcPr>
+            <w:tcW w:w="282" w:type="dxa"/>
+            <w:tcBorders>
+              <w:bottom w:val="single" w:sz="2" w:space="0" w:color="auto"/>
+            </w:tcBorders>
+          </w:tcPr>
+          <w:p/>
+        </w:tc>
+        <w:tc>
+          <w:tcPr>
+            <w:tcW w:w="283" w:type="dxa"/>
+            <w:tcBorders>
+              <w:bottom w:val="single" w:sz="2" w:space="0" w:color="auto"/>
+            </w:tcBorders>
+          </w:tcPr>
+          <w:p/>
+        </w:tc>
+        <w:tc>
+          <w:tcPr>
+            <w:tcW w:w="285" w:type="dxa"/>
+            <w:tcBorders>
+              <w:bottom w:val="single" w:sz="2" w:space="0" w:color="auto"/>
+            </w:tcBorders>
+          </w:tcPr>
+          <w:p/>
+        </w:tc>
+        <w:tc>
+          <w:tcPr>
+            <w:tcW w:w="285" w:type="dxa"/>
+            <w:tcBorders>
+              <w:bottom w:val="single" w:sz="2" w:space="0" w:color="auto"/>
+            </w:tcBorders>
+          </w:tcPr>
+          <w:p/>
+        </w:tc>
+        <w:tc>
+          <w:tcPr>
+            <w:tcW w:w="296" w:type="dxa"/>
+            <w:tcBorders>
+              <w:bottom w:val="single" w:sz="2" w:space="0" w:color="auto"/>
+            </w:tcBorders>
+          </w:tcPr>
+          <w:p/>
+        </w:tc>
+        <w:tc>
+          <w:tcPr>
+            <w:tcW w:w="285" w:type="dxa"/>
+          </w:tcPr>
+          <w:p/>
+        </w:tc>
+        <w:tc>
+          <w:tcPr>
+            <w:tcW w:w="285" w:type="dxa"/>
           </w:tcPr>
           <w:p/>
         </w:tc>
@@ -5214,67 +4175,57 @@
         <w:tc>
           <w:tcPr>
             <w:tcW w:w="289" w:type="dxa"/>
-          </w:tcPr>
-          <w:p/>
-        </w:tc>
-        <w:tc>
-          <w:tcPr>
-            <w:tcW w:w="288" w:type="dxa"/>
-          </w:tcPr>
-          <w:p/>
-        </w:tc>
-        <w:tc>
-          <w:tcPr>
-            <w:tcW w:w="288" w:type="dxa"/>
-            <w:tcBorders>
-              <w:right w:val="single" w:sz="4" w:space="0" w:color="auto"/>
-            </w:tcBorders>
-          </w:tcPr>
-          <w:p/>
-        </w:tc>
-        <w:tc>
-          <w:tcPr>
-            <w:tcW w:w="1426" w:type="dxa"/>
-            <w:gridSpan w:val="5"/>
-            <w:vMerge w:val="restart"/>
-            <w:tcBorders>
-              <w:top w:val="single" w:sz="4" w:space="0" w:color="auto"/>
-              <w:left w:val="single" w:sz="4" w:space="0" w:color="auto"/>
-              <w:bottom w:val="single" w:sz="4" w:space="0" w:color="auto"/>
-              <w:right w:val="single" w:sz="4" w:space="0" w:color="auto"/>
+            <w:tcBorders>
+              <w:right w:val="single" w:sz="2" w:space="0" w:color="auto"/>
+            </w:tcBorders>
+          </w:tcPr>
+          <w:p/>
+        </w:tc>
+        <w:tc>
+          <w:tcPr>
+            <w:tcW w:w="2002" w:type="dxa"/>
+            <w:gridSpan w:val="7"/>
+            <w:tcBorders>
+              <w:top w:val="single" w:sz="2" w:space="0" w:color="auto"/>
+              <w:left w:val="single" w:sz="2" w:space="0" w:color="auto"/>
+              <w:bottom w:val="single" w:sz="2" w:space="0" w:color="auto"/>
+              <w:right w:val="single" w:sz="2" w:space="0" w:color="auto"/>
             </w:tcBorders>
           </w:tcPr>
           <w:p>
             <w:r>
               <w:rPr>
                 <w:rFonts w:ascii="Times New Roman" w:hAnsi="Times New Roman" w:cs="Times New Roman"/>
-                <w:sz w:val="24"/>
-                <w:szCs w:val="24"/>
               </w:rPr>
-              <w:t>Время окончания:</w:t>
+              <w:t>Время начала:</w:t>
             </w:r>
           </w:p>
         </w:tc>
         <w:tc>
           <w:tcPr>
-            <w:tcW w:w="2278" w:type="dxa"/>
-            <w:gridSpan w:val="8"/>
-            <w:vMerge w:val="restart"/>
-            <w:tcBorders>
-              <w:top w:val="single" w:sz="4" w:space="0" w:color="auto"/>
-              <w:left w:val="single" w:sz="4" w:space="0" w:color="auto"/>
-              <w:bottom w:val="single" w:sz="4" w:space="0" w:color="auto"/>
-              <w:right w:val="single" w:sz="4" w:space="0" w:color="auto"/>
-            </w:tcBorders>
-          </w:tcPr>
-          <w:p/>
-        </w:tc>
-        <w:tc>
-          <w:tcPr>
-            <w:tcW w:w="285" w:type="dxa"/>
-            <w:tcBorders>
-              <w:left w:val="single" w:sz="4" w:space="0" w:color="auto"/>
-            </w:tcBorders>
+            <w:tcW w:w="1993" w:type="dxa"/>
+            <w:gridSpan w:val="7"/>
+            <w:tcBorders>
+              <w:top w:val="single" w:sz="2" w:space="0" w:color="auto"/>
+              <w:left w:val="single" w:sz="2" w:space="0" w:color="auto"/>
+              <w:bottom w:val="single" w:sz="2" w:space="0" w:color="auto"/>
+              <w:right w:val="single" w:sz="2" w:space="0" w:color="auto"/>
+            </w:tcBorders>
+          </w:tcPr>
+          <w:p/>
+        </w:tc>
+        <w:tc>
+          <w:tcPr>
+            <w:tcW w:w="285" w:type="dxa"/>
+            <w:tcBorders>
+              <w:left w:val="single" w:sz="2" w:space="0" w:color="auto"/>
+            </w:tcBorders>
+          </w:tcPr>
+          <w:p/>
+        </w:tc>
+        <w:tc>
+          <w:tcPr>
+            <w:tcW w:w="285" w:type="dxa"/>
           </w:tcPr>
           <w:p/>
         </w:tc>
@@ -5406,58 +4357,57 @@
         <w:tc>
           <w:tcPr>
             <w:tcW w:w="289" w:type="dxa"/>
-          </w:tcPr>
-          <w:p/>
-        </w:tc>
-        <w:tc>
-          <w:tcPr>
-            <w:tcW w:w="288" w:type="dxa"/>
-          </w:tcPr>
-          <w:p/>
-        </w:tc>
-        <w:tc>
-          <w:tcPr>
-            <w:tcW w:w="288" w:type="dxa"/>
-            <w:tcBorders>
-              <w:right w:val="single" w:sz="4" w:space="0" w:color="auto"/>
-            </w:tcBorders>
-          </w:tcPr>
-          <w:p/>
-        </w:tc>
-        <w:tc>
-          <w:tcPr>
-            <w:tcW w:w="1426" w:type="dxa"/>
-            <w:gridSpan w:val="5"/>
-            <w:vMerge/>
-            <w:tcBorders>
-              <w:top w:val="single" w:sz="4" w:space="0" w:color="auto"/>
-              <w:left w:val="single" w:sz="4" w:space="0" w:color="auto"/>
-              <w:bottom w:val="single" w:sz="4" w:space="0" w:color="auto"/>
-              <w:right w:val="single" w:sz="4" w:space="0" w:color="auto"/>
-            </w:tcBorders>
-          </w:tcPr>
-          <w:p/>
-        </w:tc>
-        <w:tc>
-          <w:tcPr>
-            <w:tcW w:w="2278" w:type="dxa"/>
-            <w:gridSpan w:val="8"/>
-            <w:vMerge/>
-            <w:tcBorders>
-              <w:top w:val="single" w:sz="4" w:space="0" w:color="auto"/>
-              <w:left w:val="single" w:sz="4" w:space="0" w:color="auto"/>
-              <w:bottom w:val="single" w:sz="4" w:space="0" w:color="auto"/>
-              <w:right w:val="single" w:sz="4" w:space="0" w:color="auto"/>
-            </w:tcBorders>
-          </w:tcPr>
-          <w:p/>
-        </w:tc>
-        <w:tc>
-          <w:tcPr>
-            <w:tcW w:w="285" w:type="dxa"/>
-            <w:tcBorders>
-              <w:left w:val="single" w:sz="4" w:space="0" w:color="auto"/>
-            </w:tcBorders>
+            <w:tcBorders>
+              <w:right w:val="single" w:sz="2" w:space="0" w:color="auto"/>
+            </w:tcBorders>
+          </w:tcPr>
+          <w:p/>
+        </w:tc>
+        <w:tc>
+          <w:tcPr>
+            <w:tcW w:w="2002" w:type="dxa"/>
+            <w:gridSpan w:val="7"/>
+            <w:tcBorders>
+              <w:top w:val="single" w:sz="2" w:space="0" w:color="auto"/>
+              <w:left w:val="single" w:sz="2" w:space="0" w:color="auto"/>
+              <w:bottom w:val="single" w:sz="2" w:space="0" w:color="auto"/>
+              <w:right w:val="single" w:sz="2" w:space="0" w:color="auto"/>
+            </w:tcBorders>
+          </w:tcPr>
+          <w:p>
+            <w:r>
+              <w:rPr>
+                <w:rFonts w:ascii="Times New Roman" w:hAnsi="Times New Roman" w:cs="Times New Roman"/>
+              </w:rPr>
+              <w:t>Время окончания:</w:t>
+            </w:r>
+          </w:p>
+        </w:tc>
+        <w:tc>
+          <w:tcPr>
+            <w:tcW w:w="1993" w:type="dxa"/>
+            <w:gridSpan w:val="7"/>
+            <w:tcBorders>
+              <w:top w:val="single" w:sz="2" w:space="0" w:color="auto"/>
+              <w:left w:val="single" w:sz="2" w:space="0" w:color="auto"/>
+              <w:bottom w:val="single" w:sz="2" w:space="0" w:color="auto"/>
+              <w:right w:val="single" w:sz="2" w:space="0" w:color="auto"/>
+            </w:tcBorders>
+          </w:tcPr>
+          <w:p/>
+        </w:tc>
+        <w:tc>
+          <w:tcPr>
+            <w:tcW w:w="285" w:type="dxa"/>
+            <w:tcBorders>
+              <w:left w:val="single" w:sz="2" w:space="0" w:color="auto"/>
+            </w:tcBorders>
+          </w:tcPr>
+          <w:p/>
+        </w:tc>
+        <w:tc>
+          <w:tcPr>
+            <w:tcW w:w="285" w:type="dxa"/>
           </w:tcPr>
           <w:p/>
         </w:tc>
@@ -5595,29 +4545,35 @@
         <w:tc>
           <w:tcPr>
             <w:tcW w:w="288" w:type="dxa"/>
-          </w:tcPr>
-          <w:p/>
-        </w:tc>
-        <w:tc>
-          <w:tcPr>
-            <w:tcW w:w="288" w:type="dxa"/>
-          </w:tcPr>
-          <w:p/>
-        </w:tc>
-        <w:tc>
-          <w:tcPr>
-            <w:tcW w:w="288" w:type="dxa"/>
-            <w:tcBorders>
-              <w:top w:val="single" w:sz="4" w:space="0" w:color="auto"/>
-            </w:tcBorders>
-          </w:tcPr>
-          <w:p/>
-        </w:tc>
-        <w:tc>
-          <w:tcPr>
-            <w:tcW w:w="288" w:type="dxa"/>
-            <w:tcBorders>
-              <w:top w:val="single" w:sz="4" w:space="0" w:color="auto"/>
+            <w:tcBorders>
+              <w:top w:val="single" w:sz="2" w:space="0" w:color="auto"/>
+            </w:tcBorders>
+          </w:tcPr>
+          <w:p/>
+        </w:tc>
+        <w:tc>
+          <w:tcPr>
+            <w:tcW w:w="288" w:type="dxa"/>
+            <w:tcBorders>
+              <w:top w:val="single" w:sz="2" w:space="0" w:color="auto"/>
+            </w:tcBorders>
+          </w:tcPr>
+          <w:p/>
+        </w:tc>
+        <w:tc>
+          <w:tcPr>
+            <w:tcW w:w="288" w:type="dxa"/>
+            <w:tcBorders>
+              <w:top w:val="single" w:sz="2" w:space="0" w:color="auto"/>
+            </w:tcBorders>
+          </w:tcPr>
+          <w:p/>
+        </w:tc>
+        <w:tc>
+          <w:tcPr>
+            <w:tcW w:w="288" w:type="dxa"/>
+            <w:tcBorders>
+              <w:top w:val="single" w:sz="2" w:space="0" w:color="auto"/>
             </w:tcBorders>
           </w:tcPr>
           <w:p/>
@@ -5626,7 +4582,7 @@
           <w:tcPr>
             <w:tcW w:w="281" w:type="dxa"/>
             <w:tcBorders>
-              <w:top w:val="single" w:sz="4" w:space="0" w:color="auto"/>
+              <w:top w:val="single" w:sz="2" w:space="0" w:color="auto"/>
             </w:tcBorders>
           </w:tcPr>
           <w:p/>
@@ -5635,16 +4591,16 @@
           <w:tcPr>
             <w:tcW w:w="281" w:type="dxa"/>
             <w:tcBorders>
-              <w:top w:val="single" w:sz="4" w:space="0" w:color="auto"/>
-            </w:tcBorders>
-          </w:tcPr>
-          <w:p/>
-        </w:tc>
-        <w:tc>
-          <w:tcPr>
-            <w:tcW w:w="288" w:type="dxa"/>
-            <w:tcBorders>
-              <w:top w:val="single" w:sz="4" w:space="0" w:color="auto"/>
+              <w:top w:val="single" w:sz="2" w:space="0" w:color="auto"/>
+            </w:tcBorders>
+          </w:tcPr>
+          <w:p/>
+        </w:tc>
+        <w:tc>
+          <w:tcPr>
+            <w:tcW w:w="288" w:type="dxa"/>
+            <w:tcBorders>
+              <w:top w:val="single" w:sz="2" w:space="0" w:color="auto"/>
             </w:tcBorders>
           </w:tcPr>
           <w:p/>
@@ -5653,7 +4609,7 @@
           <w:tcPr>
             <w:tcW w:w="280" w:type="dxa"/>
             <w:tcBorders>
-              <w:top w:val="single" w:sz="4" w:space="0" w:color="auto"/>
+              <w:top w:val="single" w:sz="2" w:space="0" w:color="auto"/>
             </w:tcBorders>
           </w:tcPr>
           <w:p/>
@@ -5662,7 +4618,7 @@
           <w:tcPr>
             <w:tcW w:w="282" w:type="dxa"/>
             <w:tcBorders>
-              <w:top w:val="single" w:sz="4" w:space="0" w:color="auto"/>
+              <w:top w:val="single" w:sz="2" w:space="0" w:color="auto"/>
             </w:tcBorders>
           </w:tcPr>
           <w:p/>
@@ -5671,34 +4627,34 @@
           <w:tcPr>
             <w:tcW w:w="282" w:type="dxa"/>
             <w:tcBorders>
-              <w:top w:val="single" w:sz="4" w:space="0" w:color="auto"/>
-            </w:tcBorders>
-          </w:tcPr>
-          <w:p/>
-        </w:tc>
-        <w:tc>
-          <w:tcPr>
-            <w:tcW w:w="283" w:type="dxa"/>
-            <w:tcBorders>
-              <w:top w:val="single" w:sz="4" w:space="0" w:color="auto"/>
-            </w:tcBorders>
-          </w:tcPr>
-          <w:p/>
-        </w:tc>
-        <w:tc>
-          <w:tcPr>
-            <w:tcW w:w="285" w:type="dxa"/>
-            <w:tcBorders>
-              <w:top w:val="single" w:sz="4" w:space="0" w:color="auto"/>
-            </w:tcBorders>
-          </w:tcPr>
-          <w:p/>
-        </w:tc>
-        <w:tc>
-          <w:tcPr>
-            <w:tcW w:w="285" w:type="dxa"/>
-            <w:tcBorders>
-              <w:top w:val="single" w:sz="4" w:space="0" w:color="auto"/>
+              <w:top w:val="single" w:sz="2" w:space="0" w:color="auto"/>
+            </w:tcBorders>
+          </w:tcPr>
+          <w:p/>
+        </w:tc>
+        <w:tc>
+          <w:tcPr>
+            <w:tcW w:w="283" w:type="dxa"/>
+            <w:tcBorders>
+              <w:top w:val="single" w:sz="2" w:space="0" w:color="auto"/>
+            </w:tcBorders>
+          </w:tcPr>
+          <w:p/>
+        </w:tc>
+        <w:tc>
+          <w:tcPr>
+            <w:tcW w:w="285" w:type="dxa"/>
+            <w:tcBorders>
+              <w:top w:val="single" w:sz="2" w:space="0" w:color="auto"/>
+            </w:tcBorders>
+          </w:tcPr>
+          <w:p/>
+        </w:tc>
+        <w:tc>
+          <w:tcPr>
+            <w:tcW w:w="285" w:type="dxa"/>
+            <w:tcBorders>
+              <w:top w:val="single" w:sz="2" w:space="0" w:color="auto"/>
             </w:tcBorders>
           </w:tcPr>
           <w:p/>
@@ -5707,17 +4663,241 @@
           <w:tcPr>
             <w:tcW w:w="296" w:type="dxa"/>
             <w:tcBorders>
-              <w:top w:val="single" w:sz="4" w:space="0" w:color="auto"/>
-            </w:tcBorders>
-          </w:tcPr>
-          <w:p/>
-        </w:tc>
-        <w:tc>
-          <w:tcPr>
-            <w:tcW w:w="285" w:type="dxa"/>
-            <w:tcBorders>
-              <w:top w:val="single" w:sz="4" w:space="0" w:color="auto"/>
-            </w:tcBorders>
+              <w:top w:val="single" w:sz="2" w:space="0" w:color="auto"/>
+            </w:tcBorders>
+          </w:tcPr>
+          <w:p/>
+        </w:tc>
+        <w:tc>
+          <w:tcPr>
+            <w:tcW w:w="285" w:type="dxa"/>
+          </w:tcPr>
+          <w:p/>
+        </w:tc>
+        <w:tc>
+          <w:tcPr>
+            <w:tcW w:w="285" w:type="dxa"/>
+          </w:tcPr>
+          <w:p/>
+        </w:tc>
+        <w:tc>
+          <w:tcPr>
+            <w:tcW w:w="285" w:type="dxa"/>
+          </w:tcPr>
+          <w:p/>
+        </w:tc>
+        <w:tc>
+          <w:tcPr>
+            <w:tcW w:w="285" w:type="dxa"/>
+          </w:tcPr>
+          <w:p/>
+        </w:tc>
+        <w:tc>
+          <w:tcPr>
+            <w:tcW w:w="285" w:type="dxa"/>
+          </w:tcPr>
+          <w:p/>
+        </w:tc>
+        <w:tc>
+          <w:tcPr>
+            <w:tcW w:w="284" w:type="dxa"/>
+          </w:tcPr>
+          <w:p/>
+        </w:tc>
+        <w:tc>
+          <w:tcPr>
+            <w:tcW w:w="284" w:type="dxa"/>
+          </w:tcPr>
+          <w:p/>
+        </w:tc>
+        <w:tc>
+          <w:tcPr>
+            <w:tcW w:w="284" w:type="dxa"/>
+          </w:tcPr>
+          <w:p/>
+        </w:tc>
+        <w:tc>
+          <w:tcPr>
+            <w:tcW w:w="283" w:type="dxa"/>
+          </w:tcPr>
+          <w:p/>
+        </w:tc>
+        <w:tc>
+          <w:tcPr>
+            <w:tcW w:w="283" w:type="dxa"/>
+          </w:tcPr>
+          <w:p/>
+        </w:tc>
+        <w:tc>
+          <w:tcPr>
+            <w:tcW w:w="283" w:type="dxa"/>
+          </w:tcPr>
+          <w:p/>
+        </w:tc>
+        <w:tc>
+          <w:tcPr>
+            <w:tcW w:w="284" w:type="dxa"/>
+          </w:tcPr>
+          <w:p/>
+        </w:tc>
+        <w:tc>
+          <w:tcPr>
+            <w:tcW w:w="284" w:type="dxa"/>
+          </w:tcPr>
+          <w:p/>
+        </w:tc>
+        <w:tc>
+          <w:tcPr>
+            <w:tcW w:w="283" w:type="dxa"/>
+          </w:tcPr>
+          <w:p/>
+        </w:tc>
+        <w:tc>
+          <w:tcPr>
+            <w:tcW w:w="283" w:type="dxa"/>
+          </w:tcPr>
+          <w:p/>
+        </w:tc>
+        <w:tc>
+          <w:tcPr>
+            <w:tcW w:w="284" w:type="dxa"/>
+          </w:tcPr>
+          <w:p/>
+        </w:tc>
+        <w:tc>
+          <w:tcPr>
+            <w:tcW w:w="284" w:type="dxa"/>
+          </w:tcPr>
+          <w:p/>
+        </w:tc>
+        <w:tc>
+          <w:tcPr>
+            <w:tcW w:w="284" w:type="dxa"/>
+          </w:tcPr>
+          <w:p/>
+        </w:tc>
+        <w:tc>
+          <w:tcPr>
+            <w:tcW w:w="284" w:type="dxa"/>
+          </w:tcPr>
+          <w:p/>
+        </w:tc>
+        <w:tc>
+          <w:tcPr>
+            <w:tcW w:w="284" w:type="dxa"/>
+          </w:tcPr>
+          <w:p/>
+        </w:tc>
+        <w:tc>
+          <w:tcPr>
+            <w:tcW w:w="311" w:type="dxa"/>
+          </w:tcPr>
+          <w:p/>
+        </w:tc>
+      </w:tr>
+      <w:tr>
+        <w:trPr>
+          <w:trHeight w:val="285"/>
+        </w:trPr>
+        <w:tc>
+          <w:tcPr>
+            <w:tcW w:w="294" w:type="dxa"/>
+          </w:tcPr>
+          <w:p/>
+        </w:tc>
+        <w:tc>
+          <w:tcPr>
+            <w:tcW w:w="289" w:type="dxa"/>
+          </w:tcPr>
+          <w:p/>
+        </w:tc>
+        <w:tc>
+          <w:tcPr>
+            <w:tcW w:w="288" w:type="dxa"/>
+          </w:tcPr>
+          <w:p/>
+        </w:tc>
+        <w:tc>
+          <w:tcPr>
+            <w:tcW w:w="288" w:type="dxa"/>
+          </w:tcPr>
+          <w:p/>
+        </w:tc>
+        <w:tc>
+          <w:tcPr>
+            <w:tcW w:w="288" w:type="dxa"/>
+          </w:tcPr>
+          <w:p/>
+        </w:tc>
+        <w:tc>
+          <w:tcPr>
+            <w:tcW w:w="288" w:type="dxa"/>
+          </w:tcPr>
+          <w:p/>
+        </w:tc>
+        <w:tc>
+          <w:tcPr>
+            <w:tcW w:w="281" w:type="dxa"/>
+          </w:tcPr>
+          <w:p/>
+        </w:tc>
+        <w:tc>
+          <w:tcPr>
+            <w:tcW w:w="281" w:type="dxa"/>
+          </w:tcPr>
+          <w:p/>
+        </w:tc>
+        <w:tc>
+          <w:tcPr>
+            <w:tcW w:w="288" w:type="dxa"/>
+          </w:tcPr>
+          <w:p/>
+        </w:tc>
+        <w:tc>
+          <w:tcPr>
+            <w:tcW w:w="280" w:type="dxa"/>
+          </w:tcPr>
+          <w:p/>
+        </w:tc>
+        <w:tc>
+          <w:tcPr>
+            <w:tcW w:w="282" w:type="dxa"/>
+          </w:tcPr>
+          <w:p/>
+        </w:tc>
+        <w:tc>
+          <w:tcPr>
+            <w:tcW w:w="282" w:type="dxa"/>
+          </w:tcPr>
+          <w:p/>
+        </w:tc>
+        <w:tc>
+          <w:tcPr>
+            <w:tcW w:w="283" w:type="dxa"/>
+          </w:tcPr>
+          <w:p/>
+        </w:tc>
+        <w:tc>
+          <w:tcPr>
+            <w:tcW w:w="285" w:type="dxa"/>
+          </w:tcPr>
+          <w:p/>
+        </w:tc>
+        <w:tc>
+          <w:tcPr>
+            <w:tcW w:w="285" w:type="dxa"/>
+          </w:tcPr>
+          <w:p/>
+        </w:tc>
+        <w:tc>
+          <w:tcPr>
+            <w:tcW w:w="296" w:type="dxa"/>
+          </w:tcPr>
+          <w:p/>
+        </w:tc>
+        <w:tc>
+          <w:tcPr>
+            <w:tcW w:w="285" w:type="dxa"/>
           </w:tcPr>
           <w:p/>
         </w:tc>
@@ -5957,18 +5137,12 @@
         <w:tc>
           <w:tcPr>
             <w:tcW w:w="288" w:type="dxa"/>
-            <w:tcBorders>
-              <w:bottom w:val="single" w:sz="4" w:space="0" w:color="auto"/>
-            </w:tcBorders>
-          </w:tcPr>
-          <w:p/>
-        </w:tc>
-        <w:tc>
-          <w:tcPr>
-            <w:tcW w:w="288" w:type="dxa"/>
-            <w:tcBorders>
-              <w:bottom w:val="single" w:sz="4" w:space="0" w:color="auto"/>
-            </w:tcBorders>
+          </w:tcPr>
+          <w:p/>
+        </w:tc>
+        <w:tc>
+          <w:tcPr>
+            <w:tcW w:w="288" w:type="dxa"/>
           </w:tcPr>
           <w:p/>
         </w:tc>
@@ -5977,27 +5151,18 @@
             <w:tcW w:w="8247" w:type="dxa"/>
             <w:gridSpan w:val="29"/>
             <w:vMerge/>
-            <w:tcBorders>
-              <w:bottom w:val="single" w:sz="4" w:space="0" w:color="auto"/>
-            </w:tcBorders>
-          </w:tcPr>
-          <w:p/>
-        </w:tc>
-        <w:tc>
-          <w:tcPr>
-            <w:tcW w:w="284" w:type="dxa"/>
-            <w:tcBorders>
-              <w:bottom w:val="single" w:sz="4" w:space="0" w:color="auto"/>
-            </w:tcBorders>
-          </w:tcPr>
-          <w:p/>
-        </w:tc>
-        <w:tc>
-          <w:tcPr>
-            <w:tcW w:w="284" w:type="dxa"/>
-            <w:tcBorders>
-              <w:bottom w:val="single" w:sz="4" w:space="0" w:color="auto"/>
-            </w:tcBorders>
+          </w:tcPr>
+          <w:p/>
+        </w:tc>
+        <w:tc>
+          <w:tcPr>
+            <w:tcW w:w="284" w:type="dxa"/>
+          </w:tcPr>
+          <w:p/>
+        </w:tc>
+        <w:tc>
+          <w:tcPr>
+            <w:tcW w:w="284" w:type="dxa"/>
           </w:tcPr>
           <w:p/>
         </w:tc>
@@ -6028,7 +5193,7 @@
           <w:tcPr>
             <w:tcW w:w="289" w:type="dxa"/>
             <w:tcBorders>
-              <w:right w:val="single" w:sz="4" w:space="0" w:color="auto"/>
+              <w:right w:val="single" w:sz="2" w:space="0" w:color="auto"/>
             </w:tcBorders>
           </w:tcPr>
           <w:p/>
@@ -6039,190 +5204,10 @@
             <w:gridSpan w:val="5"/>
             <w:vMerge w:val="restart"/>
             <w:tcBorders>
-              <w:top w:val="single" w:sz="4" w:space="0" w:color="auto"/>
-              <w:left w:val="single" w:sz="4" w:space="0" w:color="auto"/>
-              <w:bottom w:val="single" w:sz="4" w:space="0" w:color="auto"/>
-              <w:right w:val="single" w:sz="4" w:space="0" w:color="auto"/>
-            </w:tcBorders>
-            <w:vAlign w:val="center"/>
-          </w:tcPr>
-          <w:p>
-            <w:pPr>
-              <w:jc w:val="center"/>
-              <w:rPr>
-                <w:rFonts w:ascii="Times New Roman" w:hAnsi="Times New Roman" w:cs="Times New Roman"/>
-                <w:b/>
-                <w:bCs/>
-                <w:sz w:val="24"/>
-                <w:szCs w:val="24"/>
-              </w:rPr>
-            </w:pPr>
-            <w:r>
-              <w:rPr>
-                <w:rFonts w:ascii="Times New Roman" w:hAnsi="Times New Roman" w:cs="Times New Roman"/>
-                <w:b/>
-                <w:bCs/>
-                <w:sz w:val="24"/>
-                <w:szCs w:val="24"/>
-              </w:rPr>
-              <w:t>Задача №1</w:t>
-            </w:r>
-          </w:p>
-        </w:tc>
-        <w:tc>
-          <w:tcPr>
-            <w:tcW w:w="1413" w:type="dxa"/>
-            <w:gridSpan w:val="5"/>
-            <w:vMerge w:val="restart"/>
-            <w:tcBorders>
-              <w:top w:val="single" w:sz="4" w:space="0" w:color="auto"/>
-              <w:left w:val="single" w:sz="4" w:space="0" w:color="auto"/>
-              <w:bottom w:val="single" w:sz="4" w:space="0" w:color="auto"/>
-              <w:right w:val="single" w:sz="4" w:space="0" w:color="auto"/>
-            </w:tcBorders>
-            <w:vAlign w:val="center"/>
-          </w:tcPr>
-          <w:p>
-            <w:r>
-              <w:rPr>
-                <w:rFonts w:ascii="Times New Roman" w:hAnsi="Times New Roman" w:cs="Times New Roman"/>
-                <w:b/>
-                <w:bCs/>
-                <w:sz w:val="24"/>
-                <w:szCs w:val="24"/>
-              </w:rPr>
-              <w:t>Задача №</w:t>
-            </w:r>
-            <w:r>
-              <w:rPr>
-                <w:rFonts w:ascii="Times New Roman" w:hAnsi="Times New Roman" w:cs="Times New Roman"/>
-                <w:b/>
-                <w:bCs/>
-                <w:sz w:val="24"/>
-                <w:szCs w:val="24"/>
-              </w:rPr>
-              <w:t>2</w:t>
-            </w:r>
-          </w:p>
-        </w:tc>
-        <w:tc>
-          <w:tcPr>
-            <w:tcW w:w="1434" w:type="dxa"/>
-            <w:gridSpan w:val="5"/>
-            <w:vMerge w:val="restart"/>
-            <w:tcBorders>
-              <w:top w:val="single" w:sz="4" w:space="0" w:color="auto"/>
-              <w:left w:val="single" w:sz="4" w:space="0" w:color="auto"/>
-              <w:bottom w:val="single" w:sz="4" w:space="0" w:color="auto"/>
-              <w:right w:val="single" w:sz="4" w:space="0" w:color="auto"/>
-            </w:tcBorders>
-            <w:vAlign w:val="center"/>
-          </w:tcPr>
-          <w:p>
-            <w:r>
-              <w:rPr>
-                <w:rFonts w:ascii="Times New Roman" w:hAnsi="Times New Roman" w:cs="Times New Roman"/>
-                <w:b/>
-                <w:bCs/>
-                <w:sz w:val="24"/>
-                <w:szCs w:val="24"/>
-              </w:rPr>
-              <w:t>Задача №</w:t>
-            </w:r>
-            <w:r>
-              <w:rPr>
-                <w:rFonts w:ascii="Times New Roman" w:hAnsi="Times New Roman" w:cs="Times New Roman"/>
-                <w:b/>
-                <w:bCs/>
-                <w:sz w:val="24"/>
-                <w:szCs w:val="24"/>
-              </w:rPr>
-              <w:t>3</w:t>
-            </w:r>
-          </w:p>
-        </w:tc>
-        <w:tc>
-          <w:tcPr>
-            <w:tcW w:w="1424" w:type="dxa"/>
-            <w:gridSpan w:val="5"/>
-            <w:vMerge w:val="restart"/>
-            <w:tcBorders>
-              <w:top w:val="single" w:sz="4" w:space="0" w:color="auto"/>
-              <w:left w:val="single" w:sz="4" w:space="0" w:color="auto"/>
-              <w:bottom w:val="single" w:sz="4" w:space="0" w:color="auto"/>
-              <w:right w:val="single" w:sz="4" w:space="0" w:color="auto"/>
-            </w:tcBorders>
-            <w:vAlign w:val="center"/>
-          </w:tcPr>
-          <w:p>
-            <w:r>
-              <w:rPr>
-                <w:rFonts w:ascii="Times New Roman" w:hAnsi="Times New Roman" w:cs="Times New Roman"/>
-                <w:b/>
-                <w:bCs/>
-                <w:sz w:val="24"/>
-                <w:szCs w:val="24"/>
-              </w:rPr>
-              <w:t>Задача №</w:t>
-            </w:r>
-            <w:r>
-              <w:rPr>
-                <w:rFonts w:ascii="Times New Roman" w:hAnsi="Times New Roman" w:cs="Times New Roman"/>
-                <w:b/>
-                <w:bCs/>
-                <w:sz w:val="24"/>
-                <w:szCs w:val="24"/>
-              </w:rPr>
-              <w:t>4</w:t>
-            </w:r>
-          </w:p>
-        </w:tc>
-        <w:tc>
-          <w:tcPr>
-            <w:tcW w:w="1417" w:type="dxa"/>
-            <w:gridSpan w:val="5"/>
-            <w:vMerge w:val="restart"/>
-            <w:tcBorders>
-              <w:top w:val="single" w:sz="4" w:space="0" w:color="auto"/>
-              <w:left w:val="single" w:sz="4" w:space="0" w:color="auto"/>
-              <w:bottom w:val="single" w:sz="4" w:space="0" w:color="auto"/>
-              <w:right w:val="single" w:sz="4" w:space="0" w:color="auto"/>
-            </w:tcBorders>
-            <w:vAlign w:val="center"/>
-          </w:tcPr>
-          <w:p>
-            <w:r>
-              <w:rPr>
-                <w:rFonts w:ascii="Times New Roman" w:hAnsi="Times New Roman" w:cs="Times New Roman"/>
-                <w:b/>
-                <w:bCs/>
-                <w:sz w:val="24"/>
-                <w:szCs w:val="24"/>
-              </w:rPr>
-              <w:t>Задача №</w:t>
-            </w:r>
-            <w:r>
-              <w:rPr>
-                <w:rFonts w:ascii="Times New Roman" w:hAnsi="Times New Roman" w:cs="Times New Roman"/>
-                <w:b/>
-                <w:bCs/>
-                <w:sz w:val="24"/>
-                <w:szCs w:val="24"/>
-              </w:rPr>
-              <w:t>5</w:t>
-            </w:r>
-          </w:p>
-        </w:tc>
-        <w:tc>
-          <w:tcPr>
-            <w:tcW w:w="2270" w:type="dxa"/>
-            <w:gridSpan w:val="8"/>
-            <w:vMerge w:val="restart"/>
-            <w:tcBorders>
-              <w:top w:val="single" w:sz="4" w:space="0" w:color="auto"/>
-              <w:left w:val="single" w:sz="4" w:space="0" w:color="auto"/>
-              <w:bottom w:val="single" w:sz="4" w:space="0" w:color="auto"/>
-              <w:right w:val="single" w:sz="4" w:space="0" w:color="auto"/>
+              <w:top w:val="single" w:sz="2" w:space="0" w:color="auto"/>
+              <w:left w:val="single" w:sz="2" w:space="0" w:color="auto"/>
+              <w:bottom w:val="single" w:sz="2" w:space="0" w:color="auto"/>
+              <w:right w:val="single" w:sz="2" w:space="0" w:color="auto"/>
             </w:tcBorders>
             <w:vAlign w:val="center"/>
           </w:tcPr>
@@ -6233,10 +5218,143 @@
             <w:r>
               <w:rPr>
                 <w:rFonts w:ascii="Times New Roman" w:hAnsi="Times New Roman" w:cs="Times New Roman"/>
-                <w:b/>
-                <w:bCs/>
-                <w:sz w:val="24"/>
-                <w:szCs w:val="24"/>
+              </w:rPr>
+              <w:t>Задача №1</w:t>
+            </w:r>
+          </w:p>
+        </w:tc>
+        <w:tc>
+          <w:tcPr>
+            <w:tcW w:w="1413" w:type="dxa"/>
+            <w:gridSpan w:val="5"/>
+            <w:vMerge w:val="restart"/>
+            <w:tcBorders>
+              <w:top w:val="single" w:sz="2" w:space="0" w:color="auto"/>
+              <w:left w:val="single" w:sz="2" w:space="0" w:color="auto"/>
+              <w:bottom w:val="single" w:sz="2" w:space="0" w:color="auto"/>
+              <w:right w:val="single" w:sz="2" w:space="0" w:color="auto"/>
+            </w:tcBorders>
+            <w:vAlign w:val="center"/>
+          </w:tcPr>
+          <w:p>
+            <w:pPr>
+              <w:jc w:val="center"/>
+            </w:pPr>
+            <w:r>
+              <w:rPr>
+                <w:rFonts w:ascii="Times New Roman" w:hAnsi="Times New Roman" w:cs="Times New Roman"/>
+              </w:rPr>
+              <w:t>Задача №2</w:t>
+            </w:r>
+          </w:p>
+        </w:tc>
+        <w:tc>
+          <w:tcPr>
+            <w:tcW w:w="1434" w:type="dxa"/>
+            <w:gridSpan w:val="5"/>
+            <w:vMerge w:val="restart"/>
+            <w:tcBorders>
+              <w:top w:val="single" w:sz="2" w:space="0" w:color="auto"/>
+              <w:left w:val="single" w:sz="2" w:space="0" w:color="auto"/>
+              <w:bottom w:val="single" w:sz="2" w:space="0" w:color="auto"/>
+              <w:right w:val="single" w:sz="2" w:space="0" w:color="auto"/>
+            </w:tcBorders>
+            <w:vAlign w:val="center"/>
+          </w:tcPr>
+          <w:p>
+            <w:pPr>
+              <w:jc w:val="center"/>
+            </w:pPr>
+            <w:r>
+              <w:rPr>
+                <w:rFonts w:ascii="Times New Roman" w:hAnsi="Times New Roman" w:cs="Times New Roman"/>
+              </w:rPr>
+              <w:t>Задача №3</w:t>
+            </w:r>
+          </w:p>
+        </w:tc>
+        <w:tc>
+          <w:tcPr>
+            <w:tcW w:w="1424" w:type="dxa"/>
+            <w:gridSpan w:val="5"/>
+            <w:vMerge w:val="restart"/>
+            <w:tcBorders>
+              <w:top w:val="single" w:sz="2" w:space="0" w:color="auto"/>
+              <w:left w:val="single" w:sz="2" w:space="0" w:color="auto"/>
+              <w:bottom w:val="single" w:sz="2" w:space="0" w:color="auto"/>
+              <w:right w:val="single" w:sz="2" w:space="0" w:color="auto"/>
+            </w:tcBorders>
+            <w:vAlign w:val="center"/>
+          </w:tcPr>
+          <w:p>
+            <w:pPr>
+              <w:jc w:val="center"/>
+            </w:pPr>
+            <w:r>
+              <w:rPr>
+                <w:rFonts w:ascii="Times New Roman" w:hAnsi="Times New Roman" w:cs="Times New Roman"/>
+              </w:rPr>
+              <w:t>Задача №</w:t>
+            </w:r>
+            <w:r>
+              <w:rPr>
+                <w:rFonts w:ascii="Times New Roman" w:hAnsi="Times New Roman" w:cs="Times New Roman"/>
+              </w:rPr>
+              <w:t>4</w:t>
+            </w:r>
+          </w:p>
+        </w:tc>
+        <w:tc>
+          <w:tcPr>
+            <w:tcW w:w="1417" w:type="dxa"/>
+            <w:gridSpan w:val="5"/>
+            <w:vMerge w:val="restart"/>
+            <w:tcBorders>
+              <w:top w:val="single" w:sz="2" w:space="0" w:color="auto"/>
+              <w:left w:val="single" w:sz="2" w:space="0" w:color="auto"/>
+              <w:bottom w:val="single" w:sz="2" w:space="0" w:color="auto"/>
+              <w:right w:val="single" w:sz="2" w:space="0" w:color="auto"/>
+            </w:tcBorders>
+            <w:vAlign w:val="center"/>
+          </w:tcPr>
+          <w:p>
+            <w:pPr>
+              <w:jc w:val="center"/>
+            </w:pPr>
+            <w:r>
+              <w:rPr>
+                <w:rFonts w:ascii="Times New Roman" w:hAnsi="Times New Roman" w:cs="Times New Roman"/>
+              </w:rPr>
+              <w:t>Задача №</w:t>
+            </w:r>
+            <w:r>
+              <w:rPr>
+                <w:rFonts w:ascii="Times New Roman" w:hAnsi="Times New Roman" w:cs="Times New Roman"/>
+              </w:rPr>
+              <w:t>5</w:t>
+            </w:r>
+          </w:p>
+        </w:tc>
+        <w:tc>
+          <w:tcPr>
+            <w:tcW w:w="1134" w:type="dxa"/>
+            <w:gridSpan w:val="4"/>
+            <w:vMerge w:val="restart"/>
+            <w:tcBorders>
+              <w:top w:val="single" w:sz="2" w:space="0" w:color="auto"/>
+              <w:left w:val="single" w:sz="2" w:space="0" w:color="auto"/>
+              <w:bottom w:val="single" w:sz="2" w:space="0" w:color="auto"/>
+              <w:right w:val="single" w:sz="2" w:space="0" w:color="auto"/>
+            </w:tcBorders>
+            <w:vAlign w:val="center"/>
+          </w:tcPr>
+          <w:p>
+            <w:pPr>
+              <w:jc w:val="center"/>
+            </w:pPr>
+            <w:r>
+              <w:rPr>
+                <w:rFonts w:ascii="Times New Roman" w:hAnsi="Times New Roman" w:cs="Times New Roman"/>
               </w:rPr>
               <w:t>СУММА</w:t>
             </w:r>
@@ -6244,9 +5362,41 @@
         </w:tc>
         <w:tc>
           <w:tcPr>
-            <w:tcW w:w="284" w:type="dxa"/>
-            <w:tcBorders>
-              <w:left w:val="single" w:sz="4" w:space="0" w:color="auto"/>
+            <w:tcW w:w="1136" w:type="dxa"/>
+            <w:gridSpan w:val="4"/>
+            <w:vMerge w:val="restart"/>
+            <w:tcBorders>
+              <w:top w:val="single" w:sz="2" w:space="0" w:color="auto"/>
+              <w:left w:val="single" w:sz="2" w:space="0" w:color="auto"/>
+              <w:bottom w:val="single" w:sz="2" w:space="0" w:color="auto"/>
+              <w:right w:val="single" w:sz="2" w:space="0" w:color="auto"/>
+            </w:tcBorders>
+            <w:vAlign w:val="center"/>
+          </w:tcPr>
+          <w:p>
+            <w:pPr>
+              <w:jc w:val="center"/>
+              <w:rPr>
+                <w:sz w:val="20"/>
+                <w:szCs w:val="20"/>
+                <w:lang w:val="en-US"/>
+              </w:rPr>
+            </w:pPr>
+            <w:r>
+              <w:rPr>
+                <w:sz w:val="14"/>
+                <w:szCs w:val="14"/>
+                <w:lang w:val="en-US"/>
+              </w:rPr>
+              <w:t>{{QR_IMAGE}}</w:t>
+            </w:r>
+          </w:p>
+        </w:tc>
+        <w:tc>
+          <w:tcPr>
+            <w:tcW w:w="284" w:type="dxa"/>
+            <w:tcBorders>
+              <w:left w:val="single" w:sz="2" w:space="0" w:color="auto"/>
             </w:tcBorders>
           </w:tcPr>
           <w:p/>
@@ -6272,7 +5422,7 @@
           <w:tcPr>
             <w:tcW w:w="289" w:type="dxa"/>
             <w:tcBorders>
-              <w:right w:val="single" w:sz="4" w:space="0" w:color="auto"/>
+              <w:right w:val="single" w:sz="2" w:space="0" w:color="auto"/>
             </w:tcBorders>
           </w:tcPr>
           <w:p/>
@@ -6283,10 +5433,10 @@
             <w:gridSpan w:val="5"/>
             <w:vMerge/>
             <w:tcBorders>
-              <w:top w:val="single" w:sz="4" w:space="0" w:color="auto"/>
-              <w:left w:val="single" w:sz="4" w:space="0" w:color="auto"/>
-              <w:bottom w:val="single" w:sz="4" w:space="0" w:color="auto"/>
-              <w:right w:val="single" w:sz="4" w:space="0" w:color="auto"/>
+              <w:top w:val="single" w:sz="2" w:space="0" w:color="auto"/>
+              <w:left w:val="single" w:sz="2" w:space="0" w:color="auto"/>
+              <w:bottom w:val="single" w:sz="2" w:space="0" w:color="auto"/>
+              <w:right w:val="single" w:sz="2" w:space="0" w:color="auto"/>
             </w:tcBorders>
           </w:tcPr>
           <w:p/>
@@ -6297,10 +5447,10 @@
             <w:gridSpan w:val="5"/>
             <w:vMerge/>
             <w:tcBorders>
-              <w:top w:val="single" w:sz="4" w:space="0" w:color="auto"/>
-              <w:left w:val="single" w:sz="4" w:space="0" w:color="auto"/>
-              <w:bottom w:val="single" w:sz="4" w:space="0" w:color="auto"/>
-              <w:right w:val="single" w:sz="4" w:space="0" w:color="auto"/>
+              <w:top w:val="single" w:sz="2" w:space="0" w:color="auto"/>
+              <w:left w:val="single" w:sz="2" w:space="0" w:color="auto"/>
+              <w:bottom w:val="single" w:sz="2" w:space="0" w:color="auto"/>
+              <w:right w:val="single" w:sz="2" w:space="0" w:color="auto"/>
             </w:tcBorders>
           </w:tcPr>
           <w:p/>
@@ -6311,10 +5461,10 @@
             <w:gridSpan w:val="5"/>
             <w:vMerge/>
             <w:tcBorders>
-              <w:top w:val="single" w:sz="4" w:space="0" w:color="auto"/>
-              <w:left w:val="single" w:sz="4" w:space="0" w:color="auto"/>
-              <w:bottom w:val="single" w:sz="4" w:space="0" w:color="auto"/>
-              <w:right w:val="single" w:sz="4" w:space="0" w:color="auto"/>
+              <w:top w:val="single" w:sz="2" w:space="0" w:color="auto"/>
+              <w:left w:val="single" w:sz="2" w:space="0" w:color="auto"/>
+              <w:bottom w:val="single" w:sz="2" w:space="0" w:color="auto"/>
+              <w:right w:val="single" w:sz="2" w:space="0" w:color="auto"/>
             </w:tcBorders>
           </w:tcPr>
           <w:p/>
@@ -6325,10 +5475,10 @@
             <w:gridSpan w:val="5"/>
             <w:vMerge/>
             <w:tcBorders>
-              <w:top w:val="single" w:sz="4" w:space="0" w:color="auto"/>
-              <w:left w:val="single" w:sz="4" w:space="0" w:color="auto"/>
-              <w:bottom w:val="single" w:sz="4" w:space="0" w:color="auto"/>
-              <w:right w:val="single" w:sz="4" w:space="0" w:color="auto"/>
+              <w:top w:val="single" w:sz="2" w:space="0" w:color="auto"/>
+              <w:left w:val="single" w:sz="2" w:space="0" w:color="auto"/>
+              <w:bottom w:val="single" w:sz="2" w:space="0" w:color="auto"/>
+              <w:right w:val="single" w:sz="2" w:space="0" w:color="auto"/>
             </w:tcBorders>
           </w:tcPr>
           <w:p/>
@@ -6339,33 +5489,47 @@
             <w:gridSpan w:val="5"/>
             <w:vMerge/>
             <w:tcBorders>
-              <w:top w:val="single" w:sz="4" w:space="0" w:color="auto"/>
-              <w:left w:val="single" w:sz="4" w:space="0" w:color="auto"/>
-              <w:bottom w:val="single" w:sz="4" w:space="0" w:color="auto"/>
-              <w:right w:val="single" w:sz="4" w:space="0" w:color="auto"/>
-            </w:tcBorders>
-          </w:tcPr>
-          <w:p/>
-        </w:tc>
-        <w:tc>
-          <w:tcPr>
-            <w:tcW w:w="2270" w:type="dxa"/>
-            <w:gridSpan w:val="8"/>
+              <w:top w:val="single" w:sz="2" w:space="0" w:color="auto"/>
+              <w:left w:val="single" w:sz="2" w:space="0" w:color="auto"/>
+              <w:bottom w:val="single" w:sz="2" w:space="0" w:color="auto"/>
+              <w:right w:val="single" w:sz="2" w:space="0" w:color="auto"/>
+            </w:tcBorders>
+          </w:tcPr>
+          <w:p/>
+        </w:tc>
+        <w:tc>
+          <w:tcPr>
+            <w:tcW w:w="1134" w:type="dxa"/>
+            <w:gridSpan w:val="4"/>
             <w:vMerge/>
             <w:tcBorders>
-              <w:top w:val="single" w:sz="4" w:space="0" w:color="auto"/>
-              <w:left w:val="single" w:sz="4" w:space="0" w:color="auto"/>
-              <w:bottom w:val="single" w:sz="4" w:space="0" w:color="auto"/>
-              <w:right w:val="single" w:sz="4" w:space="0" w:color="auto"/>
-            </w:tcBorders>
-          </w:tcPr>
-          <w:p/>
-        </w:tc>
-        <w:tc>
-          <w:tcPr>
-            <w:tcW w:w="284" w:type="dxa"/>
-            <w:tcBorders>
-              <w:left w:val="single" w:sz="4" w:space="0" w:color="auto"/>
+              <w:top w:val="single" w:sz="2" w:space="0" w:color="auto"/>
+              <w:left w:val="single" w:sz="2" w:space="0" w:color="auto"/>
+              <w:bottom w:val="single" w:sz="2" w:space="0" w:color="auto"/>
+              <w:right w:val="single" w:sz="2" w:space="0" w:color="auto"/>
+            </w:tcBorders>
+          </w:tcPr>
+          <w:p/>
+        </w:tc>
+        <w:tc>
+          <w:tcPr>
+            <w:tcW w:w="1136" w:type="dxa"/>
+            <w:gridSpan w:val="4"/>
+            <w:vMerge/>
+            <w:tcBorders>
+              <w:top w:val="single" w:sz="2" w:space="0" w:color="auto"/>
+              <w:left w:val="single" w:sz="2" w:space="0" w:color="auto"/>
+              <w:bottom w:val="single" w:sz="2" w:space="0" w:color="auto"/>
+              <w:right w:val="single" w:sz="2" w:space="0" w:color="auto"/>
+            </w:tcBorders>
+          </w:tcPr>
+          <w:p/>
+        </w:tc>
+        <w:tc>
+          <w:tcPr>
+            <w:tcW w:w="284" w:type="dxa"/>
+            <w:tcBorders>
+              <w:left w:val="single" w:sz="2" w:space="0" w:color="auto"/>
             </w:tcBorders>
           </w:tcPr>
           <w:p/>
@@ -6391,7 +5555,7 @@
           <w:tcPr>
             <w:tcW w:w="289" w:type="dxa"/>
             <w:tcBorders>
-              <w:right w:val="single" w:sz="4" w:space="0" w:color="auto"/>
+              <w:right w:val="single" w:sz="2" w:space="0" w:color="auto"/>
             </w:tcBorders>
           </w:tcPr>
           <w:p/>
@@ -6402,10 +5566,10 @@
             <w:gridSpan w:val="5"/>
             <w:vMerge w:val="restart"/>
             <w:tcBorders>
-              <w:top w:val="single" w:sz="4" w:space="0" w:color="auto"/>
-              <w:left w:val="single" w:sz="4" w:space="0" w:color="auto"/>
-              <w:bottom w:val="single" w:sz="4" w:space="0" w:color="auto"/>
-              <w:right w:val="single" w:sz="4" w:space="0" w:color="auto"/>
+              <w:top w:val="single" w:sz="2" w:space="0" w:color="auto"/>
+              <w:left w:val="single" w:sz="2" w:space="0" w:color="auto"/>
+              <w:bottom w:val="single" w:sz="2" w:space="0" w:color="auto"/>
+              <w:right w:val="single" w:sz="2" w:space="0" w:color="auto"/>
             </w:tcBorders>
           </w:tcPr>
           <w:p/>
@@ -6416,10 +5580,10 @@
             <w:gridSpan w:val="5"/>
             <w:vMerge w:val="restart"/>
             <w:tcBorders>
-              <w:top w:val="single" w:sz="4" w:space="0" w:color="auto"/>
-              <w:left w:val="single" w:sz="4" w:space="0" w:color="auto"/>
-              <w:bottom w:val="single" w:sz="4" w:space="0" w:color="auto"/>
-              <w:right w:val="single" w:sz="4" w:space="0" w:color="auto"/>
+              <w:top w:val="single" w:sz="2" w:space="0" w:color="auto"/>
+              <w:left w:val="single" w:sz="2" w:space="0" w:color="auto"/>
+              <w:bottom w:val="single" w:sz="2" w:space="0" w:color="auto"/>
+              <w:right w:val="single" w:sz="2" w:space="0" w:color="auto"/>
             </w:tcBorders>
           </w:tcPr>
           <w:p/>
@@ -6430,10 +5594,10 @@
             <w:gridSpan w:val="5"/>
             <w:vMerge w:val="restart"/>
             <w:tcBorders>
-              <w:top w:val="single" w:sz="4" w:space="0" w:color="auto"/>
-              <w:left w:val="single" w:sz="4" w:space="0" w:color="auto"/>
-              <w:bottom w:val="single" w:sz="4" w:space="0" w:color="auto"/>
-              <w:right w:val="single" w:sz="4" w:space="0" w:color="auto"/>
+              <w:top w:val="single" w:sz="2" w:space="0" w:color="auto"/>
+              <w:left w:val="single" w:sz="2" w:space="0" w:color="auto"/>
+              <w:bottom w:val="single" w:sz="2" w:space="0" w:color="auto"/>
+              <w:right w:val="single" w:sz="2" w:space="0" w:color="auto"/>
             </w:tcBorders>
           </w:tcPr>
           <w:p/>
@@ -6444,10 +5608,10 @@
             <w:gridSpan w:val="5"/>
             <w:vMerge w:val="restart"/>
             <w:tcBorders>
-              <w:top w:val="single" w:sz="4" w:space="0" w:color="auto"/>
-              <w:left w:val="single" w:sz="4" w:space="0" w:color="auto"/>
-              <w:bottom w:val="single" w:sz="4" w:space="0" w:color="auto"/>
-              <w:right w:val="single" w:sz="4" w:space="0" w:color="auto"/>
+              <w:top w:val="single" w:sz="2" w:space="0" w:color="auto"/>
+              <w:left w:val="single" w:sz="2" w:space="0" w:color="auto"/>
+              <w:bottom w:val="single" w:sz="2" w:space="0" w:color="auto"/>
+              <w:right w:val="single" w:sz="2" w:space="0" w:color="auto"/>
             </w:tcBorders>
           </w:tcPr>
           <w:p/>
@@ -6458,33 +5622,47 @@
             <w:gridSpan w:val="5"/>
             <w:vMerge w:val="restart"/>
             <w:tcBorders>
-              <w:top w:val="single" w:sz="4" w:space="0" w:color="auto"/>
-              <w:left w:val="single" w:sz="4" w:space="0" w:color="auto"/>
-              <w:bottom w:val="single" w:sz="4" w:space="0" w:color="auto"/>
-              <w:right w:val="single" w:sz="4" w:space="0" w:color="auto"/>
-            </w:tcBorders>
-          </w:tcPr>
-          <w:p/>
-        </w:tc>
-        <w:tc>
-          <w:tcPr>
-            <w:tcW w:w="2270" w:type="dxa"/>
-            <w:gridSpan w:val="8"/>
+              <w:top w:val="single" w:sz="2" w:space="0" w:color="auto"/>
+              <w:left w:val="single" w:sz="2" w:space="0" w:color="auto"/>
+              <w:bottom w:val="single" w:sz="2" w:space="0" w:color="auto"/>
+              <w:right w:val="single" w:sz="2" w:space="0" w:color="auto"/>
+            </w:tcBorders>
+          </w:tcPr>
+          <w:p/>
+        </w:tc>
+        <w:tc>
+          <w:tcPr>
+            <w:tcW w:w="1134" w:type="dxa"/>
+            <w:gridSpan w:val="4"/>
             <w:vMerge w:val="restart"/>
             <w:tcBorders>
-              <w:top w:val="single" w:sz="4" w:space="0" w:color="auto"/>
-              <w:left w:val="single" w:sz="4" w:space="0" w:color="auto"/>
-              <w:bottom w:val="single" w:sz="4" w:space="0" w:color="auto"/>
-              <w:right w:val="single" w:sz="4" w:space="0" w:color="auto"/>
-            </w:tcBorders>
-          </w:tcPr>
-          <w:p/>
-        </w:tc>
-        <w:tc>
-          <w:tcPr>
-            <w:tcW w:w="284" w:type="dxa"/>
-            <w:tcBorders>
-              <w:left w:val="single" w:sz="4" w:space="0" w:color="auto"/>
+              <w:top w:val="single" w:sz="2" w:space="0" w:color="auto"/>
+              <w:left w:val="single" w:sz="2" w:space="0" w:color="auto"/>
+              <w:bottom w:val="single" w:sz="2" w:space="0" w:color="auto"/>
+              <w:right w:val="single" w:sz="2" w:space="0" w:color="auto"/>
+            </w:tcBorders>
+          </w:tcPr>
+          <w:p/>
+        </w:tc>
+        <w:tc>
+          <w:tcPr>
+            <w:tcW w:w="1136" w:type="dxa"/>
+            <w:gridSpan w:val="4"/>
+            <w:vMerge/>
+            <w:tcBorders>
+              <w:top w:val="single" w:sz="2" w:space="0" w:color="auto"/>
+              <w:left w:val="single" w:sz="2" w:space="0" w:color="auto"/>
+              <w:bottom w:val="single" w:sz="2" w:space="0" w:color="auto"/>
+              <w:right w:val="single" w:sz="2" w:space="0" w:color="auto"/>
+            </w:tcBorders>
+          </w:tcPr>
+          <w:p/>
+        </w:tc>
+        <w:tc>
+          <w:tcPr>
+            <w:tcW w:w="284" w:type="dxa"/>
+            <w:tcBorders>
+              <w:left w:val="single" w:sz="2" w:space="0" w:color="auto"/>
             </w:tcBorders>
           </w:tcPr>
           <w:p/>
@@ -6510,7 +5688,7 @@
           <w:tcPr>
             <w:tcW w:w="289" w:type="dxa"/>
             <w:tcBorders>
-              <w:right w:val="single" w:sz="4" w:space="0" w:color="auto"/>
+              <w:right w:val="single" w:sz="2" w:space="0" w:color="auto"/>
             </w:tcBorders>
           </w:tcPr>
           <w:p/>
@@ -6521,10 +5699,10 @@
             <w:gridSpan w:val="5"/>
             <w:vMerge/>
             <w:tcBorders>
-              <w:top w:val="single" w:sz="4" w:space="0" w:color="auto"/>
-              <w:left w:val="single" w:sz="4" w:space="0" w:color="auto"/>
-              <w:bottom w:val="single" w:sz="4" w:space="0" w:color="auto"/>
-              <w:right w:val="single" w:sz="4" w:space="0" w:color="auto"/>
+              <w:top w:val="single" w:sz="2" w:space="0" w:color="auto"/>
+              <w:left w:val="single" w:sz="2" w:space="0" w:color="auto"/>
+              <w:bottom w:val="single" w:sz="2" w:space="0" w:color="auto"/>
+              <w:right w:val="single" w:sz="2" w:space="0" w:color="auto"/>
             </w:tcBorders>
           </w:tcPr>
           <w:p/>
@@ -6535,10 +5713,10 @@
             <w:gridSpan w:val="5"/>
             <w:vMerge/>
             <w:tcBorders>
-              <w:top w:val="single" w:sz="4" w:space="0" w:color="auto"/>
-              <w:left w:val="single" w:sz="4" w:space="0" w:color="auto"/>
-              <w:bottom w:val="single" w:sz="4" w:space="0" w:color="auto"/>
-              <w:right w:val="single" w:sz="4" w:space="0" w:color="auto"/>
+              <w:top w:val="single" w:sz="2" w:space="0" w:color="auto"/>
+              <w:left w:val="single" w:sz="2" w:space="0" w:color="auto"/>
+              <w:bottom w:val="single" w:sz="2" w:space="0" w:color="auto"/>
+              <w:right w:val="single" w:sz="2" w:space="0" w:color="auto"/>
             </w:tcBorders>
           </w:tcPr>
           <w:p/>
@@ -6549,10 +5727,10 @@
             <w:gridSpan w:val="5"/>
             <w:vMerge/>
             <w:tcBorders>
-              <w:top w:val="single" w:sz="4" w:space="0" w:color="auto"/>
-              <w:left w:val="single" w:sz="4" w:space="0" w:color="auto"/>
-              <w:bottom w:val="single" w:sz="4" w:space="0" w:color="auto"/>
-              <w:right w:val="single" w:sz="4" w:space="0" w:color="auto"/>
+              <w:top w:val="single" w:sz="2" w:space="0" w:color="auto"/>
+              <w:left w:val="single" w:sz="2" w:space="0" w:color="auto"/>
+              <w:bottom w:val="single" w:sz="2" w:space="0" w:color="auto"/>
+              <w:right w:val="single" w:sz="2" w:space="0" w:color="auto"/>
             </w:tcBorders>
           </w:tcPr>
           <w:p/>
@@ -6563,10 +5741,10 @@
             <w:gridSpan w:val="5"/>
             <w:vMerge/>
             <w:tcBorders>
-              <w:top w:val="single" w:sz="4" w:space="0" w:color="auto"/>
-              <w:left w:val="single" w:sz="4" w:space="0" w:color="auto"/>
-              <w:bottom w:val="single" w:sz="4" w:space="0" w:color="auto"/>
-              <w:right w:val="single" w:sz="4" w:space="0" w:color="auto"/>
+              <w:top w:val="single" w:sz="2" w:space="0" w:color="auto"/>
+              <w:left w:val="single" w:sz="2" w:space="0" w:color="auto"/>
+              <w:bottom w:val="single" w:sz="2" w:space="0" w:color="auto"/>
+              <w:right w:val="single" w:sz="2" w:space="0" w:color="auto"/>
             </w:tcBorders>
           </w:tcPr>
           <w:p/>
@@ -6577,33 +5755,47 @@
             <w:gridSpan w:val="5"/>
             <w:vMerge/>
             <w:tcBorders>
-              <w:top w:val="single" w:sz="4" w:space="0" w:color="auto"/>
-              <w:left w:val="single" w:sz="4" w:space="0" w:color="auto"/>
-              <w:bottom w:val="single" w:sz="4" w:space="0" w:color="auto"/>
-              <w:right w:val="single" w:sz="4" w:space="0" w:color="auto"/>
-            </w:tcBorders>
-          </w:tcPr>
-          <w:p/>
-        </w:tc>
-        <w:tc>
-          <w:tcPr>
-            <w:tcW w:w="2270" w:type="dxa"/>
-            <w:gridSpan w:val="8"/>
+              <w:top w:val="single" w:sz="2" w:space="0" w:color="auto"/>
+              <w:left w:val="single" w:sz="2" w:space="0" w:color="auto"/>
+              <w:bottom w:val="single" w:sz="2" w:space="0" w:color="auto"/>
+              <w:right w:val="single" w:sz="2" w:space="0" w:color="auto"/>
+            </w:tcBorders>
+          </w:tcPr>
+          <w:p/>
+        </w:tc>
+        <w:tc>
+          <w:tcPr>
+            <w:tcW w:w="1134" w:type="dxa"/>
+            <w:gridSpan w:val="4"/>
             <w:vMerge/>
             <w:tcBorders>
-              <w:top w:val="single" w:sz="4" w:space="0" w:color="auto"/>
-              <w:left w:val="single" w:sz="4" w:space="0" w:color="auto"/>
-              <w:bottom w:val="single" w:sz="4" w:space="0" w:color="auto"/>
-              <w:right w:val="single" w:sz="4" w:space="0" w:color="auto"/>
-            </w:tcBorders>
-          </w:tcPr>
-          <w:p/>
-        </w:tc>
-        <w:tc>
-          <w:tcPr>
-            <w:tcW w:w="284" w:type="dxa"/>
-            <w:tcBorders>
-              <w:left w:val="single" w:sz="4" w:space="0" w:color="auto"/>
+              <w:top w:val="single" w:sz="2" w:space="0" w:color="auto"/>
+              <w:left w:val="single" w:sz="2" w:space="0" w:color="auto"/>
+              <w:bottom w:val="single" w:sz="2" w:space="0" w:color="auto"/>
+              <w:right w:val="single" w:sz="2" w:space="0" w:color="auto"/>
+            </w:tcBorders>
+          </w:tcPr>
+          <w:p/>
+        </w:tc>
+        <w:tc>
+          <w:tcPr>
+            <w:tcW w:w="1136" w:type="dxa"/>
+            <w:gridSpan w:val="4"/>
+            <w:vMerge/>
+            <w:tcBorders>
+              <w:top w:val="single" w:sz="2" w:space="0" w:color="auto"/>
+              <w:left w:val="single" w:sz="2" w:space="0" w:color="auto"/>
+              <w:bottom w:val="single" w:sz="2" w:space="0" w:color="auto"/>
+              <w:right w:val="single" w:sz="2" w:space="0" w:color="auto"/>
+            </w:tcBorders>
+          </w:tcPr>
+          <w:p/>
+        </w:tc>
+        <w:tc>
+          <w:tcPr>
+            <w:tcW w:w="284" w:type="dxa"/>
+            <w:tcBorders>
+              <w:left w:val="single" w:sz="2" w:space="0" w:color="auto"/>
             </w:tcBorders>
           </w:tcPr>
           <w:p/>
@@ -6635,34 +5827,34 @@
           <w:tcPr>
             <w:tcW w:w="288" w:type="dxa"/>
             <w:tcBorders>
-              <w:top w:val="single" w:sz="4" w:space="0" w:color="auto"/>
-            </w:tcBorders>
-          </w:tcPr>
-          <w:p/>
-        </w:tc>
-        <w:tc>
-          <w:tcPr>
-            <w:tcW w:w="288" w:type="dxa"/>
-            <w:tcBorders>
-              <w:top w:val="single" w:sz="4" w:space="0" w:color="auto"/>
-            </w:tcBorders>
-          </w:tcPr>
-          <w:p/>
-        </w:tc>
-        <w:tc>
-          <w:tcPr>
-            <w:tcW w:w="288" w:type="dxa"/>
-            <w:tcBorders>
-              <w:top w:val="single" w:sz="4" w:space="0" w:color="auto"/>
-            </w:tcBorders>
-          </w:tcPr>
-          <w:p/>
-        </w:tc>
-        <w:tc>
-          <w:tcPr>
-            <w:tcW w:w="288" w:type="dxa"/>
-            <w:tcBorders>
-              <w:top w:val="single" w:sz="4" w:space="0" w:color="auto"/>
+              <w:top w:val="single" w:sz="2" w:space="0" w:color="auto"/>
+            </w:tcBorders>
+          </w:tcPr>
+          <w:p/>
+        </w:tc>
+        <w:tc>
+          <w:tcPr>
+            <w:tcW w:w="288" w:type="dxa"/>
+            <w:tcBorders>
+              <w:top w:val="single" w:sz="2" w:space="0" w:color="auto"/>
+            </w:tcBorders>
+          </w:tcPr>
+          <w:p/>
+        </w:tc>
+        <w:tc>
+          <w:tcPr>
+            <w:tcW w:w="288" w:type="dxa"/>
+            <w:tcBorders>
+              <w:top w:val="single" w:sz="2" w:space="0" w:color="auto"/>
+            </w:tcBorders>
+          </w:tcPr>
+          <w:p/>
+        </w:tc>
+        <w:tc>
+          <w:tcPr>
+            <w:tcW w:w="288" w:type="dxa"/>
+            <w:tcBorders>
+              <w:top w:val="single" w:sz="2" w:space="0" w:color="auto"/>
             </w:tcBorders>
           </w:tcPr>
           <w:p/>
@@ -6671,7 +5863,7 @@
           <w:tcPr>
             <w:tcW w:w="281" w:type="dxa"/>
             <w:tcBorders>
-              <w:top w:val="single" w:sz="4" w:space="0" w:color="auto"/>
+              <w:top w:val="single" w:sz="2" w:space="0" w:color="auto"/>
             </w:tcBorders>
           </w:tcPr>
           <w:p/>
@@ -6680,16 +5872,16 @@
           <w:tcPr>
             <w:tcW w:w="281" w:type="dxa"/>
             <w:tcBorders>
-              <w:top w:val="single" w:sz="4" w:space="0" w:color="auto"/>
-            </w:tcBorders>
-          </w:tcPr>
-          <w:p/>
-        </w:tc>
-        <w:tc>
-          <w:tcPr>
-            <w:tcW w:w="288" w:type="dxa"/>
-            <w:tcBorders>
-              <w:top w:val="single" w:sz="4" w:space="0" w:color="auto"/>
+              <w:top w:val="single" w:sz="2" w:space="0" w:color="auto"/>
+            </w:tcBorders>
+          </w:tcPr>
+          <w:p/>
+        </w:tc>
+        <w:tc>
+          <w:tcPr>
+            <w:tcW w:w="288" w:type="dxa"/>
+            <w:tcBorders>
+              <w:top w:val="single" w:sz="2" w:space="0" w:color="auto"/>
             </w:tcBorders>
           </w:tcPr>
           <w:p/>
@@ -6698,7 +5890,7 @@
           <w:tcPr>
             <w:tcW w:w="280" w:type="dxa"/>
             <w:tcBorders>
-              <w:top w:val="single" w:sz="4" w:space="0" w:color="auto"/>
+              <w:top w:val="single" w:sz="2" w:space="0" w:color="auto"/>
             </w:tcBorders>
           </w:tcPr>
           <w:p/>
@@ -6707,7 +5899,7 @@
           <w:tcPr>
             <w:tcW w:w="282" w:type="dxa"/>
             <w:tcBorders>
-              <w:top w:val="single" w:sz="4" w:space="0" w:color="auto"/>
+              <w:top w:val="single" w:sz="2" w:space="0" w:color="auto"/>
             </w:tcBorders>
           </w:tcPr>
           <w:p/>
@@ -6716,34 +5908,34 @@
           <w:tcPr>
             <w:tcW w:w="282" w:type="dxa"/>
             <w:tcBorders>
-              <w:top w:val="single" w:sz="4" w:space="0" w:color="auto"/>
-            </w:tcBorders>
-          </w:tcPr>
-          <w:p/>
-        </w:tc>
-        <w:tc>
-          <w:tcPr>
-            <w:tcW w:w="283" w:type="dxa"/>
-            <w:tcBorders>
-              <w:top w:val="single" w:sz="4" w:space="0" w:color="auto"/>
-            </w:tcBorders>
-          </w:tcPr>
-          <w:p/>
-        </w:tc>
-        <w:tc>
-          <w:tcPr>
-            <w:tcW w:w="285" w:type="dxa"/>
-            <w:tcBorders>
-              <w:top w:val="single" w:sz="4" w:space="0" w:color="auto"/>
-            </w:tcBorders>
-          </w:tcPr>
-          <w:p/>
-        </w:tc>
-        <w:tc>
-          <w:tcPr>
-            <w:tcW w:w="285" w:type="dxa"/>
-            <w:tcBorders>
-              <w:top w:val="single" w:sz="4" w:space="0" w:color="auto"/>
+              <w:top w:val="single" w:sz="2" w:space="0" w:color="auto"/>
+            </w:tcBorders>
+          </w:tcPr>
+          <w:p/>
+        </w:tc>
+        <w:tc>
+          <w:tcPr>
+            <w:tcW w:w="283" w:type="dxa"/>
+            <w:tcBorders>
+              <w:top w:val="single" w:sz="2" w:space="0" w:color="auto"/>
+            </w:tcBorders>
+          </w:tcPr>
+          <w:p/>
+        </w:tc>
+        <w:tc>
+          <w:tcPr>
+            <w:tcW w:w="285" w:type="dxa"/>
+            <w:tcBorders>
+              <w:top w:val="single" w:sz="2" w:space="0" w:color="auto"/>
+            </w:tcBorders>
+          </w:tcPr>
+          <w:p/>
+        </w:tc>
+        <w:tc>
+          <w:tcPr>
+            <w:tcW w:w="285" w:type="dxa"/>
+            <w:tcBorders>
+              <w:top w:val="single" w:sz="2" w:space="0" w:color="auto"/>
             </w:tcBorders>
           </w:tcPr>
           <w:p/>
@@ -6752,178 +5944,178 @@
           <w:tcPr>
             <w:tcW w:w="296" w:type="dxa"/>
             <w:tcBorders>
-              <w:top w:val="single" w:sz="4" w:space="0" w:color="auto"/>
-            </w:tcBorders>
-          </w:tcPr>
-          <w:p/>
-        </w:tc>
-        <w:tc>
-          <w:tcPr>
-            <w:tcW w:w="285" w:type="dxa"/>
-            <w:tcBorders>
-              <w:top w:val="single" w:sz="4" w:space="0" w:color="auto"/>
-            </w:tcBorders>
-          </w:tcPr>
-          <w:p/>
-        </w:tc>
-        <w:tc>
-          <w:tcPr>
-            <w:tcW w:w="285" w:type="dxa"/>
-            <w:tcBorders>
-              <w:top w:val="single" w:sz="4" w:space="0" w:color="auto"/>
-            </w:tcBorders>
-          </w:tcPr>
-          <w:p/>
-        </w:tc>
-        <w:tc>
-          <w:tcPr>
-            <w:tcW w:w="285" w:type="dxa"/>
-            <w:tcBorders>
-              <w:top w:val="single" w:sz="4" w:space="0" w:color="auto"/>
-            </w:tcBorders>
-          </w:tcPr>
-          <w:p/>
-        </w:tc>
-        <w:tc>
-          <w:tcPr>
-            <w:tcW w:w="285" w:type="dxa"/>
-            <w:tcBorders>
-              <w:top w:val="single" w:sz="4" w:space="0" w:color="auto"/>
-            </w:tcBorders>
-          </w:tcPr>
-          <w:p/>
-        </w:tc>
-        <w:tc>
-          <w:tcPr>
-            <w:tcW w:w="285" w:type="dxa"/>
-            <w:tcBorders>
-              <w:top w:val="single" w:sz="4" w:space="0" w:color="auto"/>
-            </w:tcBorders>
-          </w:tcPr>
-          <w:p/>
-        </w:tc>
-        <w:tc>
-          <w:tcPr>
-            <w:tcW w:w="284" w:type="dxa"/>
-            <w:tcBorders>
-              <w:top w:val="single" w:sz="4" w:space="0" w:color="auto"/>
-            </w:tcBorders>
-          </w:tcPr>
-          <w:p/>
-        </w:tc>
-        <w:tc>
-          <w:tcPr>
-            <w:tcW w:w="284" w:type="dxa"/>
-            <w:tcBorders>
-              <w:top w:val="single" w:sz="4" w:space="0" w:color="auto"/>
-            </w:tcBorders>
-          </w:tcPr>
-          <w:p/>
-        </w:tc>
-        <w:tc>
-          <w:tcPr>
-            <w:tcW w:w="284" w:type="dxa"/>
-            <w:tcBorders>
-              <w:top w:val="single" w:sz="4" w:space="0" w:color="auto"/>
-            </w:tcBorders>
-          </w:tcPr>
-          <w:p/>
-        </w:tc>
-        <w:tc>
-          <w:tcPr>
-            <w:tcW w:w="283" w:type="dxa"/>
-            <w:tcBorders>
-              <w:top w:val="single" w:sz="4" w:space="0" w:color="auto"/>
-            </w:tcBorders>
-          </w:tcPr>
-          <w:p/>
-        </w:tc>
-        <w:tc>
-          <w:tcPr>
-            <w:tcW w:w="283" w:type="dxa"/>
-            <w:tcBorders>
-              <w:top w:val="single" w:sz="4" w:space="0" w:color="auto"/>
-            </w:tcBorders>
-          </w:tcPr>
-          <w:p/>
-        </w:tc>
-        <w:tc>
-          <w:tcPr>
-            <w:tcW w:w="283" w:type="dxa"/>
-            <w:tcBorders>
-              <w:top w:val="single" w:sz="4" w:space="0" w:color="auto"/>
-            </w:tcBorders>
-          </w:tcPr>
-          <w:p/>
-        </w:tc>
-        <w:tc>
-          <w:tcPr>
-            <w:tcW w:w="284" w:type="dxa"/>
-            <w:tcBorders>
-              <w:top w:val="single" w:sz="4" w:space="0" w:color="auto"/>
-            </w:tcBorders>
-          </w:tcPr>
-          <w:p/>
-        </w:tc>
-        <w:tc>
-          <w:tcPr>
-            <w:tcW w:w="284" w:type="dxa"/>
-            <w:tcBorders>
-              <w:top w:val="single" w:sz="4" w:space="0" w:color="auto"/>
-            </w:tcBorders>
-          </w:tcPr>
-          <w:p/>
-        </w:tc>
-        <w:tc>
-          <w:tcPr>
-            <w:tcW w:w="283" w:type="dxa"/>
-            <w:tcBorders>
-              <w:top w:val="single" w:sz="4" w:space="0" w:color="auto"/>
-            </w:tcBorders>
-          </w:tcPr>
-          <w:p/>
-        </w:tc>
-        <w:tc>
-          <w:tcPr>
-            <w:tcW w:w="283" w:type="dxa"/>
-            <w:tcBorders>
-              <w:top w:val="single" w:sz="4" w:space="0" w:color="auto"/>
-            </w:tcBorders>
-          </w:tcPr>
-          <w:p/>
-        </w:tc>
-        <w:tc>
-          <w:tcPr>
-            <w:tcW w:w="284" w:type="dxa"/>
-            <w:tcBorders>
-              <w:top w:val="single" w:sz="4" w:space="0" w:color="auto"/>
-            </w:tcBorders>
-          </w:tcPr>
-          <w:p/>
-        </w:tc>
-        <w:tc>
-          <w:tcPr>
-            <w:tcW w:w="284" w:type="dxa"/>
-            <w:tcBorders>
-              <w:top w:val="single" w:sz="4" w:space="0" w:color="auto"/>
-            </w:tcBorders>
-          </w:tcPr>
-          <w:p/>
-        </w:tc>
-        <w:tc>
-          <w:tcPr>
-            <w:tcW w:w="284" w:type="dxa"/>
-            <w:tcBorders>
-              <w:top w:val="single" w:sz="4" w:space="0" w:color="auto"/>
-            </w:tcBorders>
-          </w:tcPr>
-          <w:p/>
-        </w:tc>
-        <w:tc>
-          <w:tcPr>
-            <w:tcW w:w="284" w:type="dxa"/>
-            <w:tcBorders>
-              <w:top w:val="single" w:sz="4" w:space="0" w:color="auto"/>
+              <w:top w:val="single" w:sz="2" w:space="0" w:color="auto"/>
+            </w:tcBorders>
+          </w:tcPr>
+          <w:p/>
+        </w:tc>
+        <w:tc>
+          <w:tcPr>
+            <w:tcW w:w="285" w:type="dxa"/>
+            <w:tcBorders>
+              <w:top w:val="single" w:sz="2" w:space="0" w:color="auto"/>
+            </w:tcBorders>
+          </w:tcPr>
+          <w:p/>
+        </w:tc>
+        <w:tc>
+          <w:tcPr>
+            <w:tcW w:w="285" w:type="dxa"/>
+            <w:tcBorders>
+              <w:top w:val="single" w:sz="2" w:space="0" w:color="auto"/>
+            </w:tcBorders>
+          </w:tcPr>
+          <w:p/>
+        </w:tc>
+        <w:tc>
+          <w:tcPr>
+            <w:tcW w:w="285" w:type="dxa"/>
+            <w:tcBorders>
+              <w:top w:val="single" w:sz="2" w:space="0" w:color="auto"/>
+            </w:tcBorders>
+          </w:tcPr>
+          <w:p/>
+        </w:tc>
+        <w:tc>
+          <w:tcPr>
+            <w:tcW w:w="285" w:type="dxa"/>
+            <w:tcBorders>
+              <w:top w:val="single" w:sz="2" w:space="0" w:color="auto"/>
+            </w:tcBorders>
+          </w:tcPr>
+          <w:p/>
+        </w:tc>
+        <w:tc>
+          <w:tcPr>
+            <w:tcW w:w="285" w:type="dxa"/>
+            <w:tcBorders>
+              <w:top w:val="single" w:sz="2" w:space="0" w:color="auto"/>
+            </w:tcBorders>
+          </w:tcPr>
+          <w:p/>
+        </w:tc>
+        <w:tc>
+          <w:tcPr>
+            <w:tcW w:w="284" w:type="dxa"/>
+            <w:tcBorders>
+              <w:top w:val="single" w:sz="2" w:space="0" w:color="auto"/>
+            </w:tcBorders>
+          </w:tcPr>
+          <w:p/>
+        </w:tc>
+        <w:tc>
+          <w:tcPr>
+            <w:tcW w:w="284" w:type="dxa"/>
+            <w:tcBorders>
+              <w:top w:val="single" w:sz="2" w:space="0" w:color="auto"/>
+            </w:tcBorders>
+          </w:tcPr>
+          <w:p/>
+        </w:tc>
+        <w:tc>
+          <w:tcPr>
+            <w:tcW w:w="284" w:type="dxa"/>
+            <w:tcBorders>
+              <w:top w:val="single" w:sz="2" w:space="0" w:color="auto"/>
+            </w:tcBorders>
+          </w:tcPr>
+          <w:p/>
+        </w:tc>
+        <w:tc>
+          <w:tcPr>
+            <w:tcW w:w="283" w:type="dxa"/>
+            <w:tcBorders>
+              <w:top w:val="single" w:sz="2" w:space="0" w:color="auto"/>
+            </w:tcBorders>
+          </w:tcPr>
+          <w:p/>
+        </w:tc>
+        <w:tc>
+          <w:tcPr>
+            <w:tcW w:w="283" w:type="dxa"/>
+            <w:tcBorders>
+              <w:top w:val="single" w:sz="2" w:space="0" w:color="auto"/>
+            </w:tcBorders>
+          </w:tcPr>
+          <w:p/>
+        </w:tc>
+        <w:tc>
+          <w:tcPr>
+            <w:tcW w:w="283" w:type="dxa"/>
+            <w:tcBorders>
+              <w:top w:val="single" w:sz="2" w:space="0" w:color="auto"/>
+            </w:tcBorders>
+          </w:tcPr>
+          <w:p/>
+        </w:tc>
+        <w:tc>
+          <w:tcPr>
+            <w:tcW w:w="284" w:type="dxa"/>
+            <w:tcBorders>
+              <w:top w:val="single" w:sz="2" w:space="0" w:color="auto"/>
+            </w:tcBorders>
+          </w:tcPr>
+          <w:p/>
+        </w:tc>
+        <w:tc>
+          <w:tcPr>
+            <w:tcW w:w="284" w:type="dxa"/>
+            <w:tcBorders>
+              <w:top w:val="single" w:sz="2" w:space="0" w:color="auto"/>
+            </w:tcBorders>
+          </w:tcPr>
+          <w:p/>
+        </w:tc>
+        <w:tc>
+          <w:tcPr>
+            <w:tcW w:w="283" w:type="dxa"/>
+            <w:tcBorders>
+              <w:top w:val="single" w:sz="2" w:space="0" w:color="auto"/>
+            </w:tcBorders>
+          </w:tcPr>
+          <w:p/>
+        </w:tc>
+        <w:tc>
+          <w:tcPr>
+            <w:tcW w:w="283" w:type="dxa"/>
+            <w:tcBorders>
+              <w:top w:val="single" w:sz="2" w:space="0" w:color="auto"/>
+            </w:tcBorders>
+          </w:tcPr>
+          <w:p/>
+        </w:tc>
+        <w:tc>
+          <w:tcPr>
+            <w:tcW w:w="284" w:type="dxa"/>
+            <w:tcBorders>
+              <w:top w:val="single" w:sz="2" w:space="0" w:color="auto"/>
+            </w:tcBorders>
+          </w:tcPr>
+          <w:p/>
+        </w:tc>
+        <w:tc>
+          <w:tcPr>
+            <w:tcW w:w="284" w:type="dxa"/>
+            <w:tcBorders>
+              <w:top w:val="single" w:sz="2" w:space="0" w:color="auto"/>
+            </w:tcBorders>
+          </w:tcPr>
+          <w:p/>
+        </w:tc>
+        <w:tc>
+          <w:tcPr>
+            <w:tcW w:w="284" w:type="dxa"/>
+            <w:tcBorders>
+              <w:top w:val="single" w:sz="2" w:space="0" w:color="auto"/>
+            </w:tcBorders>
+          </w:tcPr>
+          <w:p/>
+        </w:tc>
+        <w:tc>
+          <w:tcPr>
+            <w:tcW w:w="284" w:type="dxa"/>
+            <w:tcBorders>
+              <w:top w:val="single" w:sz="2" w:space="0" w:color="auto"/>
             </w:tcBorders>
           </w:tcPr>
           <w:p/>
@@ -6965,8 +6157,689 @@
         </w:tc>
         <w:tc>
           <w:tcPr>
-            <w:tcW w:w="8819" w:type="dxa"/>
-            <w:gridSpan w:val="31"/>
+            <w:tcW w:w="288" w:type="dxa"/>
+          </w:tcPr>
+          <w:p/>
+        </w:tc>
+        <w:tc>
+          <w:tcPr>
+            <w:tcW w:w="288" w:type="dxa"/>
+          </w:tcPr>
+          <w:p/>
+        </w:tc>
+        <w:tc>
+          <w:tcPr>
+            <w:tcW w:w="288" w:type="dxa"/>
+          </w:tcPr>
+          <w:p/>
+        </w:tc>
+        <w:tc>
+          <w:tcPr>
+            <w:tcW w:w="281" w:type="dxa"/>
+          </w:tcPr>
+          <w:p/>
+        </w:tc>
+        <w:tc>
+          <w:tcPr>
+            <w:tcW w:w="281" w:type="dxa"/>
+          </w:tcPr>
+          <w:p/>
+        </w:tc>
+        <w:tc>
+          <w:tcPr>
+            <w:tcW w:w="288" w:type="dxa"/>
+          </w:tcPr>
+          <w:p/>
+        </w:tc>
+        <w:tc>
+          <w:tcPr>
+            <w:tcW w:w="280" w:type="dxa"/>
+          </w:tcPr>
+          <w:p/>
+        </w:tc>
+        <w:tc>
+          <w:tcPr>
+            <w:tcW w:w="282" w:type="dxa"/>
+          </w:tcPr>
+          <w:p/>
+        </w:tc>
+        <w:tc>
+          <w:tcPr>
+            <w:tcW w:w="282" w:type="dxa"/>
+          </w:tcPr>
+          <w:p/>
+        </w:tc>
+        <w:tc>
+          <w:tcPr>
+            <w:tcW w:w="283" w:type="dxa"/>
+          </w:tcPr>
+          <w:p/>
+        </w:tc>
+        <w:tc>
+          <w:tcPr>
+            <w:tcW w:w="285" w:type="dxa"/>
+          </w:tcPr>
+          <w:p/>
+        </w:tc>
+        <w:tc>
+          <w:tcPr>
+            <w:tcW w:w="285" w:type="dxa"/>
+          </w:tcPr>
+          <w:p/>
+        </w:tc>
+        <w:tc>
+          <w:tcPr>
+            <w:tcW w:w="296" w:type="dxa"/>
+          </w:tcPr>
+          <w:p/>
+        </w:tc>
+        <w:tc>
+          <w:tcPr>
+            <w:tcW w:w="285" w:type="dxa"/>
+          </w:tcPr>
+          <w:p/>
+        </w:tc>
+        <w:tc>
+          <w:tcPr>
+            <w:tcW w:w="285" w:type="dxa"/>
+          </w:tcPr>
+          <w:p/>
+        </w:tc>
+        <w:tc>
+          <w:tcPr>
+            <w:tcW w:w="285" w:type="dxa"/>
+          </w:tcPr>
+          <w:p/>
+        </w:tc>
+        <w:tc>
+          <w:tcPr>
+            <w:tcW w:w="285" w:type="dxa"/>
+          </w:tcPr>
+          <w:p/>
+        </w:tc>
+        <w:tc>
+          <w:tcPr>
+            <w:tcW w:w="285" w:type="dxa"/>
+          </w:tcPr>
+          <w:p/>
+        </w:tc>
+        <w:tc>
+          <w:tcPr>
+            <w:tcW w:w="284" w:type="dxa"/>
+          </w:tcPr>
+          <w:p/>
+        </w:tc>
+        <w:tc>
+          <w:tcPr>
+            <w:tcW w:w="284" w:type="dxa"/>
+          </w:tcPr>
+          <w:p/>
+        </w:tc>
+        <w:tc>
+          <w:tcPr>
+            <w:tcW w:w="284" w:type="dxa"/>
+          </w:tcPr>
+          <w:p/>
+        </w:tc>
+        <w:tc>
+          <w:tcPr>
+            <w:tcW w:w="283" w:type="dxa"/>
+          </w:tcPr>
+          <w:p/>
+        </w:tc>
+        <w:tc>
+          <w:tcPr>
+            <w:tcW w:w="283" w:type="dxa"/>
+          </w:tcPr>
+          <w:p/>
+        </w:tc>
+        <w:tc>
+          <w:tcPr>
+            <w:tcW w:w="283" w:type="dxa"/>
+          </w:tcPr>
+          <w:p/>
+        </w:tc>
+        <w:tc>
+          <w:tcPr>
+            <w:tcW w:w="284" w:type="dxa"/>
+          </w:tcPr>
+          <w:p/>
+        </w:tc>
+        <w:tc>
+          <w:tcPr>
+            <w:tcW w:w="284" w:type="dxa"/>
+          </w:tcPr>
+          <w:p/>
+        </w:tc>
+        <w:tc>
+          <w:tcPr>
+            <w:tcW w:w="283" w:type="dxa"/>
+          </w:tcPr>
+          <w:p/>
+        </w:tc>
+        <w:tc>
+          <w:tcPr>
+            <w:tcW w:w="283" w:type="dxa"/>
+          </w:tcPr>
+          <w:p/>
+        </w:tc>
+        <w:tc>
+          <w:tcPr>
+            <w:tcW w:w="284" w:type="dxa"/>
+          </w:tcPr>
+          <w:p/>
+        </w:tc>
+        <w:tc>
+          <w:tcPr>
+            <w:tcW w:w="284" w:type="dxa"/>
+          </w:tcPr>
+          <w:p/>
+        </w:tc>
+        <w:tc>
+          <w:tcPr>
+            <w:tcW w:w="284" w:type="dxa"/>
+          </w:tcPr>
+          <w:p/>
+        </w:tc>
+        <w:tc>
+          <w:tcPr>
+            <w:tcW w:w="284" w:type="dxa"/>
+          </w:tcPr>
+          <w:p/>
+        </w:tc>
+        <w:tc>
+          <w:tcPr>
+            <w:tcW w:w="284" w:type="dxa"/>
+          </w:tcPr>
+          <w:p/>
+        </w:tc>
+        <w:tc>
+          <w:tcPr>
+            <w:tcW w:w="311" w:type="dxa"/>
+          </w:tcPr>
+          <w:p/>
+        </w:tc>
+      </w:tr>
+      <w:tr>
+        <w:trPr>
+          <w:trHeight w:val="285"/>
+        </w:trPr>
+        <w:tc>
+          <w:tcPr>
+            <w:tcW w:w="294" w:type="dxa"/>
+          </w:tcPr>
+          <w:p/>
+        </w:tc>
+        <w:tc>
+          <w:tcPr>
+            <w:tcW w:w="289" w:type="dxa"/>
+          </w:tcPr>
+          <w:p/>
+        </w:tc>
+        <w:tc>
+          <w:tcPr>
+            <w:tcW w:w="288" w:type="dxa"/>
+          </w:tcPr>
+          <w:p/>
+        </w:tc>
+        <w:tc>
+          <w:tcPr>
+            <w:tcW w:w="288" w:type="dxa"/>
+          </w:tcPr>
+          <w:p/>
+        </w:tc>
+        <w:tc>
+          <w:tcPr>
+            <w:tcW w:w="288" w:type="dxa"/>
+          </w:tcPr>
+          <w:p/>
+        </w:tc>
+        <w:tc>
+          <w:tcPr>
+            <w:tcW w:w="288" w:type="dxa"/>
+          </w:tcPr>
+          <w:p/>
+        </w:tc>
+        <w:tc>
+          <w:tcPr>
+            <w:tcW w:w="281" w:type="dxa"/>
+          </w:tcPr>
+          <w:p/>
+        </w:tc>
+        <w:tc>
+          <w:tcPr>
+            <w:tcW w:w="281" w:type="dxa"/>
+          </w:tcPr>
+          <w:p/>
+        </w:tc>
+        <w:tc>
+          <w:tcPr>
+            <w:tcW w:w="288" w:type="dxa"/>
+          </w:tcPr>
+          <w:p/>
+        </w:tc>
+        <w:tc>
+          <w:tcPr>
+            <w:tcW w:w="280" w:type="dxa"/>
+          </w:tcPr>
+          <w:p/>
+        </w:tc>
+        <w:tc>
+          <w:tcPr>
+            <w:tcW w:w="282" w:type="dxa"/>
+          </w:tcPr>
+          <w:p/>
+        </w:tc>
+        <w:tc>
+          <w:tcPr>
+            <w:tcW w:w="282" w:type="dxa"/>
+          </w:tcPr>
+          <w:p/>
+        </w:tc>
+        <w:tc>
+          <w:tcPr>
+            <w:tcW w:w="283" w:type="dxa"/>
+          </w:tcPr>
+          <w:p/>
+        </w:tc>
+        <w:tc>
+          <w:tcPr>
+            <w:tcW w:w="285" w:type="dxa"/>
+          </w:tcPr>
+          <w:p/>
+        </w:tc>
+        <w:tc>
+          <w:tcPr>
+            <w:tcW w:w="285" w:type="dxa"/>
+          </w:tcPr>
+          <w:p/>
+        </w:tc>
+        <w:tc>
+          <w:tcPr>
+            <w:tcW w:w="296" w:type="dxa"/>
+          </w:tcPr>
+          <w:p/>
+        </w:tc>
+        <w:tc>
+          <w:tcPr>
+            <w:tcW w:w="285" w:type="dxa"/>
+          </w:tcPr>
+          <w:p/>
+        </w:tc>
+        <w:tc>
+          <w:tcPr>
+            <w:tcW w:w="285" w:type="dxa"/>
+          </w:tcPr>
+          <w:p/>
+        </w:tc>
+        <w:tc>
+          <w:tcPr>
+            <w:tcW w:w="285" w:type="dxa"/>
+          </w:tcPr>
+          <w:p/>
+        </w:tc>
+        <w:tc>
+          <w:tcPr>
+            <w:tcW w:w="285" w:type="dxa"/>
+          </w:tcPr>
+          <w:p/>
+        </w:tc>
+        <w:tc>
+          <w:tcPr>
+            <w:tcW w:w="285" w:type="dxa"/>
+          </w:tcPr>
+          <w:p/>
+        </w:tc>
+        <w:tc>
+          <w:tcPr>
+            <w:tcW w:w="284" w:type="dxa"/>
+          </w:tcPr>
+          <w:p/>
+        </w:tc>
+        <w:tc>
+          <w:tcPr>
+            <w:tcW w:w="284" w:type="dxa"/>
+          </w:tcPr>
+          <w:p/>
+        </w:tc>
+        <w:tc>
+          <w:tcPr>
+            <w:tcW w:w="284" w:type="dxa"/>
+          </w:tcPr>
+          <w:p/>
+        </w:tc>
+        <w:tc>
+          <w:tcPr>
+            <w:tcW w:w="283" w:type="dxa"/>
+          </w:tcPr>
+          <w:p/>
+        </w:tc>
+        <w:tc>
+          <w:tcPr>
+            <w:tcW w:w="283" w:type="dxa"/>
+          </w:tcPr>
+          <w:p/>
+        </w:tc>
+        <w:tc>
+          <w:tcPr>
+            <w:tcW w:w="283" w:type="dxa"/>
+          </w:tcPr>
+          <w:p/>
+        </w:tc>
+        <w:tc>
+          <w:tcPr>
+            <w:tcW w:w="284" w:type="dxa"/>
+          </w:tcPr>
+          <w:p/>
+        </w:tc>
+        <w:tc>
+          <w:tcPr>
+            <w:tcW w:w="284" w:type="dxa"/>
+          </w:tcPr>
+          <w:p/>
+        </w:tc>
+        <w:tc>
+          <w:tcPr>
+            <w:tcW w:w="283" w:type="dxa"/>
+          </w:tcPr>
+          <w:p/>
+        </w:tc>
+        <w:tc>
+          <w:tcPr>
+            <w:tcW w:w="283" w:type="dxa"/>
+          </w:tcPr>
+          <w:p/>
+        </w:tc>
+        <w:tc>
+          <w:tcPr>
+            <w:tcW w:w="284" w:type="dxa"/>
+          </w:tcPr>
+          <w:p/>
+        </w:tc>
+        <w:tc>
+          <w:tcPr>
+            <w:tcW w:w="284" w:type="dxa"/>
+          </w:tcPr>
+          <w:p/>
+        </w:tc>
+        <w:tc>
+          <w:tcPr>
+            <w:tcW w:w="284" w:type="dxa"/>
+          </w:tcPr>
+          <w:p/>
+        </w:tc>
+        <w:tc>
+          <w:tcPr>
+            <w:tcW w:w="284" w:type="dxa"/>
+          </w:tcPr>
+          <w:p/>
+        </w:tc>
+        <w:tc>
+          <w:tcPr>
+            <w:tcW w:w="284" w:type="dxa"/>
+          </w:tcPr>
+          <w:p/>
+        </w:tc>
+        <w:tc>
+          <w:tcPr>
+            <w:tcW w:w="311" w:type="dxa"/>
+          </w:tcPr>
+          <w:p/>
+        </w:tc>
+      </w:tr>
+      <w:tr>
+        <w:trPr>
+          <w:trHeight w:val="285"/>
+        </w:trPr>
+        <w:tc>
+          <w:tcPr>
+            <w:tcW w:w="294" w:type="dxa"/>
+          </w:tcPr>
+          <w:p/>
+        </w:tc>
+        <w:tc>
+          <w:tcPr>
+            <w:tcW w:w="289" w:type="dxa"/>
+          </w:tcPr>
+          <w:p/>
+        </w:tc>
+        <w:tc>
+          <w:tcPr>
+            <w:tcW w:w="288" w:type="dxa"/>
+          </w:tcPr>
+          <w:p/>
+        </w:tc>
+        <w:tc>
+          <w:tcPr>
+            <w:tcW w:w="288" w:type="dxa"/>
+          </w:tcPr>
+          <w:p/>
+        </w:tc>
+        <w:tc>
+          <w:tcPr>
+            <w:tcW w:w="288" w:type="dxa"/>
+          </w:tcPr>
+          <w:p/>
+        </w:tc>
+        <w:tc>
+          <w:tcPr>
+            <w:tcW w:w="288" w:type="dxa"/>
+          </w:tcPr>
+          <w:p/>
+        </w:tc>
+        <w:tc>
+          <w:tcPr>
+            <w:tcW w:w="281" w:type="dxa"/>
+          </w:tcPr>
+          <w:p/>
+        </w:tc>
+        <w:tc>
+          <w:tcPr>
+            <w:tcW w:w="281" w:type="dxa"/>
+          </w:tcPr>
+          <w:p/>
+        </w:tc>
+        <w:tc>
+          <w:tcPr>
+            <w:tcW w:w="288" w:type="dxa"/>
+          </w:tcPr>
+          <w:p/>
+        </w:tc>
+        <w:tc>
+          <w:tcPr>
+            <w:tcW w:w="280" w:type="dxa"/>
+          </w:tcPr>
+          <w:p/>
+        </w:tc>
+        <w:tc>
+          <w:tcPr>
+            <w:tcW w:w="282" w:type="dxa"/>
+          </w:tcPr>
+          <w:p/>
+        </w:tc>
+        <w:tc>
+          <w:tcPr>
+            <w:tcW w:w="282" w:type="dxa"/>
+          </w:tcPr>
+          <w:p/>
+        </w:tc>
+        <w:tc>
+          <w:tcPr>
+            <w:tcW w:w="283" w:type="dxa"/>
+          </w:tcPr>
+          <w:p/>
+        </w:tc>
+        <w:tc>
+          <w:tcPr>
+            <w:tcW w:w="285" w:type="dxa"/>
+          </w:tcPr>
+          <w:p/>
+        </w:tc>
+        <w:tc>
+          <w:tcPr>
+            <w:tcW w:w="285" w:type="dxa"/>
+          </w:tcPr>
+          <w:p/>
+        </w:tc>
+        <w:tc>
+          <w:tcPr>
+            <w:tcW w:w="296" w:type="dxa"/>
+          </w:tcPr>
+          <w:p/>
+        </w:tc>
+        <w:tc>
+          <w:tcPr>
+            <w:tcW w:w="285" w:type="dxa"/>
+          </w:tcPr>
+          <w:p/>
+        </w:tc>
+        <w:tc>
+          <w:tcPr>
+            <w:tcW w:w="285" w:type="dxa"/>
+          </w:tcPr>
+          <w:p/>
+        </w:tc>
+        <w:tc>
+          <w:tcPr>
+            <w:tcW w:w="285" w:type="dxa"/>
+          </w:tcPr>
+          <w:p/>
+        </w:tc>
+        <w:tc>
+          <w:tcPr>
+            <w:tcW w:w="285" w:type="dxa"/>
+          </w:tcPr>
+          <w:p/>
+        </w:tc>
+        <w:tc>
+          <w:tcPr>
+            <w:tcW w:w="285" w:type="dxa"/>
+          </w:tcPr>
+          <w:p/>
+        </w:tc>
+        <w:tc>
+          <w:tcPr>
+            <w:tcW w:w="284" w:type="dxa"/>
+          </w:tcPr>
+          <w:p/>
+        </w:tc>
+        <w:tc>
+          <w:tcPr>
+            <w:tcW w:w="284" w:type="dxa"/>
+          </w:tcPr>
+          <w:p/>
+        </w:tc>
+        <w:tc>
+          <w:tcPr>
+            <w:tcW w:w="284" w:type="dxa"/>
+          </w:tcPr>
+          <w:p/>
+        </w:tc>
+        <w:tc>
+          <w:tcPr>
+            <w:tcW w:w="283" w:type="dxa"/>
+          </w:tcPr>
+          <w:p/>
+        </w:tc>
+        <w:tc>
+          <w:tcPr>
+            <w:tcW w:w="283" w:type="dxa"/>
+          </w:tcPr>
+          <w:p/>
+        </w:tc>
+        <w:tc>
+          <w:tcPr>
+            <w:tcW w:w="283" w:type="dxa"/>
+          </w:tcPr>
+          <w:p/>
+        </w:tc>
+        <w:tc>
+          <w:tcPr>
+            <w:tcW w:w="284" w:type="dxa"/>
+          </w:tcPr>
+          <w:p/>
+        </w:tc>
+        <w:tc>
+          <w:tcPr>
+            <w:tcW w:w="284" w:type="dxa"/>
+          </w:tcPr>
+          <w:p/>
+        </w:tc>
+        <w:tc>
+          <w:tcPr>
+            <w:tcW w:w="283" w:type="dxa"/>
+          </w:tcPr>
+          <w:p/>
+        </w:tc>
+        <w:tc>
+          <w:tcPr>
+            <w:tcW w:w="283" w:type="dxa"/>
+          </w:tcPr>
+          <w:p/>
+        </w:tc>
+        <w:tc>
+          <w:tcPr>
+            <w:tcW w:w="284" w:type="dxa"/>
+          </w:tcPr>
+          <w:p/>
+        </w:tc>
+        <w:tc>
+          <w:tcPr>
+            <w:tcW w:w="284" w:type="dxa"/>
+          </w:tcPr>
+          <w:p/>
+        </w:tc>
+        <w:tc>
+          <w:tcPr>
+            <w:tcW w:w="284" w:type="dxa"/>
+          </w:tcPr>
+          <w:p/>
+        </w:tc>
+        <w:tc>
+          <w:tcPr>
+            <w:tcW w:w="284" w:type="dxa"/>
+          </w:tcPr>
+          <w:p/>
+        </w:tc>
+        <w:tc>
+          <w:tcPr>
+            <w:tcW w:w="284" w:type="dxa"/>
+          </w:tcPr>
+          <w:p/>
+        </w:tc>
+        <w:tc>
+          <w:tcPr>
+            <w:tcW w:w="311" w:type="dxa"/>
+          </w:tcPr>
+          <w:p/>
+        </w:tc>
+      </w:tr>
+      <w:tr>
+        <w:trPr>
+          <w:trHeight w:val="285"/>
+        </w:trPr>
+        <w:tc>
+          <w:tcPr>
+            <w:tcW w:w="294" w:type="dxa"/>
+          </w:tcPr>
+          <w:p/>
+        </w:tc>
+        <w:tc>
+          <w:tcPr>
+            <w:tcW w:w="289" w:type="dxa"/>
+          </w:tcPr>
+          <w:p/>
+        </w:tc>
+        <w:tc>
+          <w:tcPr>
+            <w:tcW w:w="288" w:type="dxa"/>
+          </w:tcPr>
+          <w:p/>
+        </w:tc>
+        <w:tc>
+          <w:tcPr>
+            <w:tcW w:w="9103" w:type="dxa"/>
+            <w:gridSpan w:val="32"/>
             <w:vMerge w:val="restart"/>
             <w:vAlign w:val="center"/>
           </w:tcPr>
@@ -7037,12 +6910,6 @@
         </w:tc>
         <w:tc>
           <w:tcPr>
-            <w:tcW w:w="284" w:type="dxa"/>
-          </w:tcPr>
-          <w:p/>
-        </w:tc>
-        <w:tc>
-          <w:tcPr>
             <w:tcW w:w="311" w:type="dxa"/>
           </w:tcPr>
           <w:p/>
@@ -7072,15 +6939,9 @@
         </w:tc>
         <w:tc>
           <w:tcPr>
-            <w:tcW w:w="8819" w:type="dxa"/>
-            <w:gridSpan w:val="31"/>
+            <w:tcW w:w="9103" w:type="dxa"/>
+            <w:gridSpan w:val="32"/>
             <w:vMerge/>
-          </w:tcPr>
-          <w:p/>
-        </w:tc>
-        <w:tc>
-          <w:tcPr>
-            <w:tcW w:w="284" w:type="dxa"/>
           </w:tcPr>
           <w:p/>
         </w:tc>
@@ -7121,15 +6982,9 @@
         </w:tc>
         <w:tc>
           <w:tcPr>
-            <w:tcW w:w="8819" w:type="dxa"/>
-            <w:gridSpan w:val="31"/>
+            <w:tcW w:w="9103" w:type="dxa"/>
+            <w:gridSpan w:val="32"/>
             <w:vMerge/>
-          </w:tcPr>
-          <w:p/>
-        </w:tc>
-        <w:tc>
-          <w:tcPr>
-            <w:tcW w:w="284" w:type="dxa"/>
           </w:tcPr>
           <w:p/>
         </w:tc>
@@ -7170,15 +7025,9 @@
         </w:tc>
         <w:tc>
           <w:tcPr>
-            <w:tcW w:w="8819" w:type="dxa"/>
-            <w:gridSpan w:val="31"/>
+            <w:tcW w:w="9103" w:type="dxa"/>
+            <w:gridSpan w:val="32"/>
             <w:vMerge/>
-          </w:tcPr>
-          <w:p/>
-        </w:tc>
-        <w:tc>
-          <w:tcPr>
-            <w:tcW w:w="284" w:type="dxa"/>
           </w:tcPr>
           <w:p/>
         </w:tc>
@@ -7219,15 +7068,9 @@
         </w:tc>
         <w:tc>
           <w:tcPr>
-            <w:tcW w:w="8819" w:type="dxa"/>
-            <w:gridSpan w:val="31"/>
+            <w:tcW w:w="9103" w:type="dxa"/>
+            <w:gridSpan w:val="32"/>
             <w:vMerge/>
-          </w:tcPr>
-          <w:p/>
-        </w:tc>
-        <w:tc>
-          <w:tcPr>
-            <w:tcW w:w="284" w:type="dxa"/>
           </w:tcPr>
           <w:p/>
         </w:tc>
@@ -7268,15 +7111,9 @@
         </w:tc>
         <w:tc>
           <w:tcPr>
-            <w:tcW w:w="8819" w:type="dxa"/>
-            <w:gridSpan w:val="31"/>
+            <w:tcW w:w="9103" w:type="dxa"/>
+            <w:gridSpan w:val="32"/>
             <w:vMerge/>
-          </w:tcPr>
-          <w:p/>
-        </w:tc>
-        <w:tc>
-          <w:tcPr>
-            <w:tcW w:w="284" w:type="dxa"/>
           </w:tcPr>
           <w:p/>
         </w:tc>
